--- a/安全漏洞修复报告.docx
+++ b/安全漏洞修复报告.docx
@@ -5,21 +5,13 @@
     <w:p/>
     <w:p/>
     <w:p/>
-    <w:p/>
-    <w:p/>
     <w:p>
       <w:pPr>
         <w:jc w:val="center"/>
+        <w:pBdr>
+          <w:top w:val="single" w:sz="24" w:space="10" w:color="2980B9"/>
+        </w:pBdr>
       </w:pPr>
-      <w:r>
-        <w:rPr>
-          <w:rFonts w:ascii="微软雅黑" w:hAnsi="微软雅黑" w:eastAsia="微软雅黑"/>
-          <w:b w:val="0"/>
-          <w:color w:val="7F8C8D"/>
-          <w:sz w:val="28"/>
-        </w:rPr>
-        <w:t>http://192.168.43.129:5000</w:t>
-      </w:r>
     </w:p>
     <w:p/>
     <w:p>
@@ -31,9 +23,9 @@
           <w:rFonts w:ascii="微软雅黑" w:hAnsi="微软雅黑" w:eastAsia="微软雅黑"/>
           <w:b/>
           <w:color w:val="2980B9"/>
-          <w:sz w:val="64"/>
+          <w:sz w:val="68"/>
         </w:rPr>
-        <w:t>用户管理系统</w:t>
+        <w:t>用户信息管理平台</w:t>
       </w:r>
     </w:p>
     <w:p/>
@@ -46,11 +38,12 @@
           <w:rFonts w:ascii="微软雅黑" w:hAnsi="微软雅黑" w:eastAsia="微软雅黑"/>
           <w:b w:val="0"/>
           <w:color w:val="2C3E50"/>
-          <w:sz w:val="40"/>
+          <w:sz w:val="44"/>
         </w:rPr>
         <w:t>安全漏洞挖掘与修复报告</w:t>
       </w:r>
     </w:p>
+    <w:p/>
     <w:p/>
     <w:p>
       <w:pPr>
@@ -88,7 +81,7 @@
           <w:color w:val="7F8C8D"/>
           <w:sz w:val="22"/>
         </w:rPr>
-        <w:t>V2.0 — 安全加固版</w:t>
+        <w:t>V3.0 — 数据库持久化版</w:t>
       </w:r>
     </w:p>
     <w:p>
@@ -127,7 +120,7 @@
           <w:color w:val="2C3E50"/>
           <w:sz w:val="22"/>
         </w:rPr>
-        <w:t>GitHub：</w:t>
+        <w:t>目标仓库：</w:t>
       </w:r>
       <w:r>
         <w:rPr>
@@ -160,7 +153,31 @@
           <w:color w:val="7F8C8D"/>
           <w:sz w:val="22"/>
         </w:rPr>
-        <w:t>Python Flask / Jinja2 / Werkzeug</w:t>
+        <w:t>Python Flask / SQLite / Jinja2 / Werkzeug</w:t>
+      </w:r>
+    </w:p>
+    <w:p>
+      <w:pPr>
+        <w:spacing w:line="480" w:lineRule="exact"/>
+        <w:jc w:val="center"/>
+      </w:pPr>
+      <w:r>
+        <w:rPr>
+          <w:rFonts w:ascii="微软雅黑" w:hAnsi="微软雅黑" w:eastAsia="微软雅黑"/>
+          <w:b/>
+          <w:color w:val="2C3E50"/>
+          <w:sz w:val="22"/>
+        </w:rPr>
+        <w:t>数据库：</w:t>
+      </w:r>
+      <w:r>
+        <w:rPr>
+          <w:rFonts w:ascii="微软雅黑" w:hAnsi="微软雅黑" w:eastAsia="微软雅黑"/>
+          <w:b w:val="0"/>
+          <w:color w:val="7F8C8D"/>
+          <w:sz w:val="22"/>
+        </w:rPr>
+        <w:t>SQLite 3 (users.db)</w:t>
       </w:r>
     </w:p>
     <w:p>
@@ -187,6 +204,16 @@
         <w:t>★★★★★  25项防护全部通过</w:t>
       </w:r>
     </w:p>
+    <w:p/>
+    <w:p/>
+    <w:p>
+      <w:pPr>
+        <w:jc w:val="center"/>
+        <w:pBdr>
+          <w:bottom w:val="single" w:sz="24" w:space="10" w:color="2980B9"/>
+        </w:pBdr>
+      </w:pPr>
+    </w:p>
     <w:p>
       <w:r>
         <w:br w:type="page"/>
@@ -194,9 +221,8 @@
     </w:p>
     <w:p>
       <w:pPr>
-        <w:spacing w:before="120" w:after="240"/>
         <w:pBdr>
-          <w:bottom w:val="single" w:sz="12" w:space="4" w:color="2980B9"/>
+          <w:bottom w:val="single" w:sz="10" w:space="4" w:color="2980B9"/>
         </w:pBdr>
       </w:pPr>
       <w:r>
@@ -204,14 +230,331 @@
           <w:rFonts w:ascii="微软雅黑" w:hAnsi="微软雅黑" w:eastAsia="微软雅黑"/>
           <w:b/>
           <w:color w:val="2980B9"/>
-          <w:sz w:val="36"/>
+          <w:sz w:val="34"/>
         </w:rPr>
-        <w:t>一、漏洞分析：</w:t>
+        <w:t>目  录</w:t>
       </w:r>
     </w:p>
     <w:p>
       <w:pPr>
-        <w:spacing w:before="0" w:after="120" w:line="325" w:lineRule="exact"/>
+        <w:spacing w:line="440" w:lineRule="exact"/>
+        <w:ind w:left="0"/>
+      </w:pPr>
+      <w:r>
+        <w:rPr>
+          <w:rFonts w:ascii="微软雅黑" w:hAnsi="微软雅黑" w:eastAsia="微软雅黑"/>
+          <w:b/>
+          <w:color w:val="2C3E50"/>
+          <w:sz w:val="22"/>
+        </w:rPr>
+        <w:t>一、  项目概述</w:t>
+      </w:r>
+    </w:p>
+    <w:p>
+      <w:pPr>
+        <w:spacing w:line="440" w:lineRule="exact"/>
+        <w:ind w:left="454"/>
+      </w:pPr>
+      <w:r>
+        <w:rPr>
+          <w:rFonts w:ascii="微软雅黑" w:hAnsi="微软雅黑" w:eastAsia="微软雅黑"/>
+          <w:b w:val="0"/>
+          <w:color w:val="2C3E50"/>
+          <w:sz w:val="22"/>
+        </w:rPr>
+        <w:t>1.1  项目背景与架构</w:t>
+      </w:r>
+    </w:p>
+    <w:p>
+      <w:pPr>
+        <w:spacing w:line="440" w:lineRule="exact"/>
+        <w:ind w:left="454"/>
+      </w:pPr>
+      <w:r>
+        <w:rPr>
+          <w:rFonts w:ascii="微软雅黑" w:hAnsi="微软雅黑" w:eastAsia="微软雅黑"/>
+          <w:b w:val="0"/>
+          <w:color w:val="2C3E50"/>
+          <w:sz w:val="22"/>
+        </w:rPr>
+        <w:t>1.2  初始安全评分（OWASP Top 10）</w:t>
+      </w:r>
+    </w:p>
+    <w:p>
+      <w:pPr>
+        <w:spacing w:line="440" w:lineRule="exact"/>
+        <w:ind w:left="0"/>
+      </w:pPr>
+      <w:r>
+        <w:rPr>
+          <w:rFonts w:ascii="微软雅黑" w:hAnsi="微软雅黑" w:eastAsia="微软雅黑"/>
+          <w:b/>
+          <w:color w:val="2C3E50"/>
+          <w:sz w:val="22"/>
+        </w:rPr>
+        <w:t>二、  漏洞挖掘与风险评估</w:t>
+      </w:r>
+    </w:p>
+    <w:p>
+      <w:pPr>
+        <w:spacing w:line="440" w:lineRule="exact"/>
+        <w:ind w:left="454"/>
+      </w:pPr>
+      <w:r>
+        <w:rPr>
+          <w:rFonts w:ascii="微软雅黑" w:hAnsi="微软雅黑" w:eastAsia="微软雅黑"/>
+          <w:b w:val="0"/>
+          <w:color w:val="2C3E50"/>
+          <w:sz w:val="22"/>
+        </w:rPr>
+        <w:t>2.1  高危漏洞（极高危 + 高危）</w:t>
+      </w:r>
+    </w:p>
+    <w:p>
+      <w:pPr>
+        <w:spacing w:line="440" w:lineRule="exact"/>
+        <w:ind w:left="454"/>
+      </w:pPr>
+      <w:r>
+        <w:rPr>
+          <w:rFonts w:ascii="微软雅黑" w:hAnsi="微软雅黑" w:eastAsia="微软雅黑"/>
+          <w:b w:val="0"/>
+          <w:color w:val="2C3E50"/>
+          <w:sz w:val="22"/>
+        </w:rPr>
+        <w:t>2.2  中危漏洞</w:t>
+      </w:r>
+    </w:p>
+    <w:p>
+      <w:pPr>
+        <w:spacing w:line="440" w:lineRule="exact"/>
+        <w:ind w:left="454"/>
+      </w:pPr>
+      <w:r>
+        <w:rPr>
+          <w:rFonts w:ascii="微软雅黑" w:hAnsi="微软雅黑" w:eastAsia="微软雅黑"/>
+          <w:b w:val="0"/>
+          <w:color w:val="2C3E50"/>
+          <w:sz w:val="22"/>
+        </w:rPr>
+        <w:t>2.3  低危漏洞</w:t>
+      </w:r>
+    </w:p>
+    <w:p>
+      <w:pPr>
+        <w:spacing w:line="440" w:lineRule="exact"/>
+        <w:ind w:left="0"/>
+      </w:pPr>
+      <w:r>
+        <w:rPr>
+          <w:rFonts w:ascii="微软雅黑" w:hAnsi="微软雅黑" w:eastAsia="微软雅黑"/>
+          <w:b/>
+          <w:color w:val="2C3E50"/>
+          <w:sz w:val="22"/>
+        </w:rPr>
+        <w:t>三、  修复方案与实施</w:t>
+      </w:r>
+    </w:p>
+    <w:p>
+      <w:pPr>
+        <w:spacing w:line="440" w:lineRule="exact"/>
+        <w:ind w:left="454"/>
+      </w:pPr>
+      <w:r>
+        <w:rPr>
+          <w:rFonts w:ascii="微软雅黑" w:hAnsi="微软雅黑" w:eastAsia="微软雅黑"/>
+          <w:b w:val="0"/>
+          <w:color w:val="2C3E50"/>
+          <w:sz w:val="22"/>
+        </w:rPr>
+        <w:t>3.1  核心安全修复</w:t>
+      </w:r>
+    </w:p>
+    <w:p>
+      <w:pPr>
+        <w:spacing w:line="440" w:lineRule="exact"/>
+        <w:ind w:left="454"/>
+      </w:pPr>
+      <w:r>
+        <w:rPr>
+          <w:rFonts w:ascii="微软雅黑" w:hAnsi="微软雅黑" w:eastAsia="微软雅黑"/>
+          <w:b w:val="0"/>
+          <w:color w:val="2C3E50"/>
+          <w:sz w:val="22"/>
+        </w:rPr>
+        <w:t>3.2  增强型安全措施</w:t>
+      </w:r>
+    </w:p>
+    <w:p>
+      <w:pPr>
+        <w:spacing w:line="440" w:lineRule="exact"/>
+        <w:ind w:left="454"/>
+      </w:pPr>
+      <w:r>
+        <w:rPr>
+          <w:rFonts w:ascii="微软雅黑" w:hAnsi="微软雅黑" w:eastAsia="微软雅黑"/>
+          <w:b w:val="0"/>
+          <w:color w:val="2C3E50"/>
+          <w:sz w:val="22"/>
+        </w:rPr>
+        <w:t>3.3  数据库迁移（SQLite）</w:t>
+      </w:r>
+    </w:p>
+    <w:p>
+      <w:pPr>
+        <w:spacing w:line="440" w:lineRule="exact"/>
+        <w:ind w:left="454"/>
+      </w:pPr>
+      <w:r>
+        <w:rPr>
+          <w:rFonts w:ascii="微软雅黑" w:hAnsi="微软雅黑" w:eastAsia="微软雅黑"/>
+          <w:b w:val="0"/>
+          <w:color w:val="2C3E50"/>
+          <w:sz w:val="22"/>
+        </w:rPr>
+        <w:t>3.4  修复前后代码对比</w:t>
+      </w:r>
+    </w:p>
+    <w:p>
+      <w:pPr>
+        <w:spacing w:line="440" w:lineRule="exact"/>
+        <w:ind w:left="0"/>
+      </w:pPr>
+      <w:r>
+        <w:rPr>
+          <w:rFonts w:ascii="微软雅黑" w:hAnsi="微软雅黑" w:eastAsia="微软雅黑"/>
+          <w:b/>
+          <w:color w:val="2C3E50"/>
+          <w:sz w:val="22"/>
+        </w:rPr>
+        <w:t>四、  修复后安全测试结果</w:t>
+      </w:r>
+    </w:p>
+    <w:p>
+      <w:pPr>
+        <w:spacing w:line="440" w:lineRule="exact"/>
+        <w:ind w:left="454"/>
+      </w:pPr>
+      <w:r>
+        <w:rPr>
+          <w:rFonts w:ascii="微软雅黑" w:hAnsi="微软雅黑" w:eastAsia="微软雅黑"/>
+          <w:b w:val="0"/>
+          <w:color w:val="2C3E50"/>
+          <w:sz w:val="22"/>
+        </w:rPr>
+        <w:t>4.1  安全功能测试（20项）</w:t>
+      </w:r>
+    </w:p>
+    <w:p>
+      <w:pPr>
+        <w:spacing w:line="440" w:lineRule="exact"/>
+        <w:ind w:left="454"/>
+      </w:pPr>
+      <w:r>
+        <w:rPr>
+          <w:rFonts w:ascii="微软雅黑" w:hAnsi="微软雅黑" w:eastAsia="微软雅黑"/>
+          <w:b w:val="0"/>
+          <w:color w:val="2C3E50"/>
+          <w:sz w:val="22"/>
+        </w:rPr>
+        <w:t>4.2  测试结论</w:t>
+      </w:r>
+    </w:p>
+    <w:p>
+      <w:pPr>
+        <w:spacing w:line="440" w:lineRule="exact"/>
+        <w:ind w:left="0"/>
+      </w:pPr>
+      <w:r>
+        <w:rPr>
+          <w:rFonts w:ascii="微软雅黑" w:hAnsi="微软雅黑" w:eastAsia="微软雅黑"/>
+          <w:b/>
+          <w:color w:val="2C3E50"/>
+          <w:sz w:val="22"/>
+        </w:rPr>
+        <w:t>五、  修复前后综合对比</w:t>
+      </w:r>
+    </w:p>
+    <w:p>
+      <w:pPr>
+        <w:spacing w:line="440" w:lineRule="exact"/>
+        <w:ind w:left="454"/>
+      </w:pPr>
+      <w:r>
+        <w:rPr>
+          <w:rFonts w:ascii="微软雅黑" w:hAnsi="微软雅黑" w:eastAsia="微软雅黑"/>
+          <w:b w:val="0"/>
+          <w:color w:val="2C3E50"/>
+          <w:sz w:val="22"/>
+        </w:rPr>
+        <w:t>5.1  代码质量指标</w:t>
+      </w:r>
+    </w:p>
+    <w:p>
+      <w:pPr>
+        <w:spacing w:line="440" w:lineRule="exact"/>
+        <w:ind w:left="454"/>
+      </w:pPr>
+      <w:r>
+        <w:rPr>
+          <w:rFonts w:ascii="微软雅黑" w:hAnsi="微软雅黑" w:eastAsia="微软雅黑"/>
+          <w:b w:val="0"/>
+          <w:color w:val="2C3E50"/>
+          <w:sz w:val="22"/>
+        </w:rPr>
+        <w:t>5.2  安全能力逐项对比</w:t>
+      </w:r>
+    </w:p>
+    <w:p>
+      <w:pPr>
+        <w:spacing w:line="440" w:lineRule="exact"/>
+        <w:ind w:left="0"/>
+      </w:pPr>
+      <w:r>
+        <w:rPr>
+          <w:rFonts w:ascii="微软雅黑" w:hAnsi="微软雅黑" w:eastAsia="微软雅黑"/>
+          <w:b/>
+          <w:color w:val="2C3E50"/>
+          <w:sz w:val="22"/>
+        </w:rPr>
+        <w:t>六、  结论与建议</w:t>
+      </w:r>
+    </w:p>
+    <w:p>
+      <w:r>
+        <w:br w:type="page"/>
+      </w:r>
+    </w:p>
+    <w:p>
+      <w:pPr>
+        <w:pBdr>
+          <w:bottom w:val="single" w:sz="10" w:space="4" w:color="2980B9"/>
+        </w:pBdr>
+      </w:pPr>
+      <w:r>
+        <w:rPr>
+          <w:rFonts w:ascii="微软雅黑" w:hAnsi="微软雅黑" w:eastAsia="微软雅黑"/>
+          <w:b/>
+          <w:color w:val="2980B9"/>
+          <w:sz w:val="34"/>
+        </w:rPr>
+        <w:t>一、项目概述</w:t>
+      </w:r>
+    </w:p>
+    <w:p>
+      <w:r>
+        <w:rPr>
+          <w:rFonts w:ascii="微软雅黑" w:hAnsi="微软雅黑" w:eastAsia="微软雅黑"/>
+          <w:b/>
+          <w:color w:val="2C3E50"/>
+          <w:sz w:val="26"/>
+        </w:rPr>
+        <w:t>1.1 项目背景与架构</w:t>
+      </w:r>
+    </w:p>
+    <w:p>
+      <w:pPr>
+        <w:spacing w:before="0" w:after="80" w:line="325" w:lineRule="exact"/>
         <w:ind w:firstLine="397"/>
       </w:pPr>
       <w:r>
@@ -220,12 +563,1231 @@
           <w:b w:val="0"/>
           <w:sz w:val="21"/>
         </w:rPr>
-        <w:t>通过白盒代码审计与黑盒渗透测试对系统进行全面安全评估，共发现 13 项安全漏洞（含 2 项极高危、6 项高危）。以下按严重程度逐项列出：</w:t>
+        <w:t>本项目是一个基于 Python Flask 框架的简易用户信息管理平台，核心功能包括用户登录、个人信息展示和登出操作。原始版本由 5 个文件构成，用户数据以 Python 字典硬编码在代码中，密码以明文形式存储和比对，存在严重的安全缺陷。</w:t>
       </w:r>
     </w:p>
     <w:p>
       <w:pPr>
-        <w:spacing w:before="120" w:after="40" w:line="400" w:lineRule="exact"/>
+        <w:spacing w:before="0" w:after="80" w:line="325" w:lineRule="exact"/>
+        <w:ind w:firstLine="397"/>
+      </w:pPr>
+      <w:r>
+        <w:rPr>
+          <w:rFonts w:ascii="微软雅黑" w:hAnsi="微软雅黑" w:eastAsia="微软雅黑"/>
+          <w:b w:val="0"/>
+          <w:sz w:val="21"/>
+        </w:rPr>
+        <w:t>经过安全加固后，项目扩展至 9 个文件，并引入 SQLite 数据库实现用户数据的持久化存储。密码使用 bcrypt 哈希加密，安全性得到根本性提升。</w:t>
+      </w:r>
+    </w:p>
+    <w:p>
+      <w:pPr>
+        <w:spacing w:before="120" w:after="80" w:line="325" w:lineRule="exact"/>
+      </w:pPr>
+      <w:r>
+        <w:rPr>
+          <w:rFonts w:ascii="微软雅黑" w:hAnsi="微软雅黑" w:eastAsia="微软雅黑"/>
+          <w:b/>
+          <w:sz w:val="21"/>
+        </w:rPr>
+        <w:t>修复前后架构对比：</w:t>
+      </w:r>
+    </w:p>
+    <w:tbl>
+      <w:tblPr>
+        <w:tblStyle w:val="TableGrid"/>
+        <w:tblW w:type="auto" w:w="0"/>
+        <w:jc w:val="center"/>
+        <w:tblLook w:firstColumn="1" w:firstRow="1" w:lastColumn="0" w:lastRow="0" w:noHBand="0" w:noVBand="1" w:val="04A0"/>
+        <w:tblW w:w="5000" w:type="pct"/>
+      </w:tblPr>
+      <w:tblGrid>
+        <w:gridCol w:w="2911"/>
+        <w:gridCol w:w="2911"/>
+        <w:gridCol w:w="2911"/>
+      </w:tblGrid>
+      <w:tr>
+        <w:tc>
+          <w:tcPr>
+            <w:tcW w:type="dxa" w:w="1701"/>
+            <w:shd w:fill="2980B9" w:val="clear"/>
+            <w:vAlign w:val="center"/>
+          </w:tcPr>
+          <w:p>
+            <w:pPr>
+              <w:jc w:val="center"/>
+            </w:pPr>
+            <w:r>
+              <w:rPr>
+                <w:rFonts w:ascii="微软雅黑" w:hAnsi="微软雅黑" w:eastAsia="微软雅黑"/>
+                <w:b/>
+                <w:color w:val="FFFFFF"/>
+                <w:sz w:val="19"/>
+              </w:rPr>
+              <w:t>维度</w:t>
+            </w:r>
+          </w:p>
+        </w:tc>
+        <w:tc>
+          <w:tcPr>
+            <w:tcW w:type="dxa" w:w="2835"/>
+            <w:shd w:fill="2980B9" w:val="clear"/>
+            <w:vAlign w:val="center"/>
+          </w:tcPr>
+          <w:p>
+            <w:pPr>
+              <w:jc w:val="center"/>
+            </w:pPr>
+            <w:r>
+              <w:rPr>
+                <w:rFonts w:ascii="微软雅黑" w:hAnsi="微软雅黑" w:eastAsia="微软雅黑"/>
+                <w:b/>
+                <w:color w:val="FFFFFF"/>
+                <w:sz w:val="19"/>
+              </w:rPr>
+              <w:t>修复前</w:t>
+            </w:r>
+          </w:p>
+        </w:tc>
+        <w:tc>
+          <w:tcPr>
+            <w:tcW w:type="dxa" w:w="3118"/>
+            <w:shd w:fill="2980B9" w:val="clear"/>
+            <w:vAlign w:val="center"/>
+          </w:tcPr>
+          <w:p>
+            <w:pPr>
+              <w:jc w:val="center"/>
+            </w:pPr>
+            <w:r>
+              <w:rPr>
+                <w:rFonts w:ascii="微软雅黑" w:hAnsi="微软雅黑" w:eastAsia="微软雅黑"/>
+                <w:b/>
+                <w:color w:val="FFFFFF"/>
+                <w:sz w:val="19"/>
+              </w:rPr>
+              <w:t>修复后</w:t>
+            </w:r>
+          </w:p>
+        </w:tc>
+      </w:tr>
+      <w:tr>
+        <w:tc>
+          <w:tcPr>
+            <w:tcW w:type="dxa" w:w="1701"/>
+            <w:vAlign w:val="center"/>
+            <w:shd w:fill="F8F9FA" w:val="clear"/>
+          </w:tcPr>
+          <w:p>
+            <w:r>
+              <w:rPr>
+                <w:rFonts w:ascii="微软雅黑" w:hAnsi="微软雅黑" w:eastAsia="微软雅黑"/>
+                <w:b w:val="0"/>
+                <w:sz w:val="18"/>
+              </w:rPr>
+              <w:t>文件数</w:t>
+            </w:r>
+          </w:p>
+        </w:tc>
+        <w:tc>
+          <w:tcPr>
+            <w:tcW w:type="dxa" w:w="2835"/>
+            <w:vAlign w:val="center"/>
+            <w:shd w:fill="F8F9FA" w:val="clear"/>
+          </w:tcPr>
+          <w:p>
+            <w:r>
+              <w:rPr>
+                <w:rFonts w:ascii="微软雅黑" w:hAnsi="微软雅黑" w:eastAsia="微软雅黑"/>
+                <w:b w:val="0"/>
+                <w:sz w:val="18"/>
+              </w:rPr>
+              <w:t>5 个</w:t>
+            </w:r>
+          </w:p>
+        </w:tc>
+        <w:tc>
+          <w:tcPr>
+            <w:tcW w:type="dxa" w:w="3118"/>
+            <w:vAlign w:val="center"/>
+            <w:shd w:fill="F8F9FA" w:val="clear"/>
+          </w:tcPr>
+          <w:p>
+            <w:r>
+              <w:rPr>
+                <w:rFonts w:ascii="微软雅黑" w:hAnsi="微软雅黑" w:eastAsia="微软雅黑"/>
+                <w:b w:val="0"/>
+                <w:sz w:val="18"/>
+              </w:rPr>
+              <w:t>9 个</w:t>
+            </w:r>
+          </w:p>
+        </w:tc>
+      </w:tr>
+      <w:tr>
+        <w:tc>
+          <w:tcPr>
+            <w:tcW w:type="dxa" w:w="1701"/>
+            <w:vAlign w:val="center"/>
+          </w:tcPr>
+          <w:p>
+            <w:r>
+              <w:rPr>
+                <w:rFonts w:ascii="微软雅黑" w:hAnsi="微软雅黑" w:eastAsia="微软雅黑"/>
+                <w:b w:val="0"/>
+                <w:sz w:val="18"/>
+              </w:rPr>
+              <w:t>数据存储</w:t>
+            </w:r>
+          </w:p>
+        </w:tc>
+        <w:tc>
+          <w:tcPr>
+            <w:tcW w:type="dxa" w:w="2835"/>
+            <w:vAlign w:val="center"/>
+          </w:tcPr>
+          <w:p>
+            <w:r>
+              <w:rPr>
+                <w:rFonts w:ascii="微软雅黑" w:hAnsi="微软雅黑" w:eastAsia="微软雅黑"/>
+                <w:b w:val="0"/>
+                <w:sz w:val="18"/>
+              </w:rPr>
+              <w:t>Python 字典（内存）</w:t>
+            </w:r>
+          </w:p>
+        </w:tc>
+        <w:tc>
+          <w:tcPr>
+            <w:tcW w:type="dxa" w:w="3118"/>
+            <w:vAlign w:val="center"/>
+          </w:tcPr>
+          <w:p>
+            <w:r>
+              <w:rPr>
+                <w:rFonts w:ascii="微软雅黑" w:hAnsi="微软雅黑" w:eastAsia="微软雅黑"/>
+                <w:b w:val="0"/>
+                <w:sz w:val="18"/>
+              </w:rPr>
+              <w:t>SQLite 数据库（持久化）</w:t>
+            </w:r>
+          </w:p>
+        </w:tc>
+      </w:tr>
+      <w:tr>
+        <w:tc>
+          <w:tcPr>
+            <w:tcW w:type="dxa" w:w="1701"/>
+            <w:vAlign w:val="center"/>
+            <w:shd w:fill="F8F9FA" w:val="clear"/>
+          </w:tcPr>
+          <w:p>
+            <w:r>
+              <w:rPr>
+                <w:rFonts w:ascii="微软雅黑" w:hAnsi="微软雅黑" w:eastAsia="微软雅黑"/>
+                <w:b w:val="0"/>
+                <w:sz w:val="18"/>
+              </w:rPr>
+              <w:t>密码存储</w:t>
+            </w:r>
+          </w:p>
+        </w:tc>
+        <w:tc>
+          <w:tcPr>
+            <w:tcW w:type="dxa" w:w="2835"/>
+            <w:vAlign w:val="center"/>
+            <w:shd w:fill="F8F9FA" w:val="clear"/>
+          </w:tcPr>
+          <w:p>
+            <w:r>
+              <w:rPr>
+                <w:rFonts w:ascii="微软雅黑" w:hAnsi="微软雅黑" w:eastAsia="微软雅黑"/>
+                <w:b w:val="0"/>
+                <w:sz w:val="18"/>
+              </w:rPr>
+              <w:t>明文</w:t>
+            </w:r>
+          </w:p>
+        </w:tc>
+        <w:tc>
+          <w:tcPr>
+            <w:tcW w:type="dxa" w:w="3118"/>
+            <w:vAlign w:val="center"/>
+            <w:shd w:fill="F8F9FA" w:val="clear"/>
+          </w:tcPr>
+          <w:p>
+            <w:r>
+              <w:rPr>
+                <w:rFonts w:ascii="微软雅黑" w:hAnsi="微软雅黑" w:eastAsia="微软雅黑"/>
+                <w:b w:val="0"/>
+                <w:sz w:val="18"/>
+              </w:rPr>
+              <w:t>bcrypt 哈希</w:t>
+            </w:r>
+          </w:p>
+        </w:tc>
+      </w:tr>
+      <w:tr>
+        <w:tc>
+          <w:tcPr>
+            <w:tcW w:type="dxa" w:w="1701"/>
+            <w:vAlign w:val="center"/>
+          </w:tcPr>
+          <w:p>
+            <w:r>
+              <w:rPr>
+                <w:rFonts w:ascii="微软雅黑" w:hAnsi="微软雅黑" w:eastAsia="微软雅黑"/>
+                <w:b w:val="0"/>
+                <w:sz w:val="18"/>
+              </w:rPr>
+              <w:t>安全措施</w:t>
+            </w:r>
+          </w:p>
+        </w:tc>
+        <w:tc>
+          <w:tcPr>
+            <w:tcW w:type="dxa" w:w="2835"/>
+            <w:vAlign w:val="center"/>
+          </w:tcPr>
+          <w:p>
+            <w:r>
+              <w:rPr>
+                <w:rFonts w:ascii="微软雅黑" w:hAnsi="微软雅黑" w:eastAsia="微软雅黑"/>
+                <w:b w:val="0"/>
+                <w:sz w:val="18"/>
+              </w:rPr>
+              <w:t>0 项</w:t>
+            </w:r>
+          </w:p>
+        </w:tc>
+        <w:tc>
+          <w:tcPr>
+            <w:tcW w:type="dxa" w:w="3118"/>
+            <w:vAlign w:val="center"/>
+          </w:tcPr>
+          <w:p>
+            <w:r>
+              <w:rPr>
+                <w:rFonts w:ascii="微软雅黑" w:hAnsi="微软雅黑" w:eastAsia="微软雅黑"/>
+                <w:b w:val="0"/>
+                <w:sz w:val="18"/>
+              </w:rPr>
+              <w:t>25 项</w:t>
+            </w:r>
+          </w:p>
+        </w:tc>
+      </w:tr>
+      <w:tr>
+        <w:tc>
+          <w:tcPr>
+            <w:tcW w:type="dxa" w:w="1701"/>
+            <w:vAlign w:val="center"/>
+            <w:shd w:fill="F8F9FA" w:val="clear"/>
+          </w:tcPr>
+          <w:p>
+            <w:r>
+              <w:rPr>
+                <w:rFonts w:ascii="微软雅黑" w:hAnsi="微软雅黑" w:eastAsia="微软雅黑"/>
+                <w:b w:val="0"/>
+                <w:sz w:val="18"/>
+              </w:rPr>
+              <w:t>代码行数</w:t>
+            </w:r>
+          </w:p>
+        </w:tc>
+        <w:tc>
+          <w:tcPr>
+            <w:tcW w:type="dxa" w:w="2835"/>
+            <w:vAlign w:val="center"/>
+            <w:shd w:fill="F8F9FA" w:val="clear"/>
+          </w:tcPr>
+          <w:p>
+            <w:r>
+              <w:rPr>
+                <w:rFonts w:ascii="微软雅黑" w:hAnsi="微软雅黑" w:eastAsia="微软雅黑"/>
+                <w:b w:val="0"/>
+                <w:sz w:val="18"/>
+              </w:rPr>
+              <w:t>~150 行</w:t>
+            </w:r>
+          </w:p>
+        </w:tc>
+        <w:tc>
+          <w:tcPr>
+            <w:tcW w:type="dxa" w:w="3118"/>
+            <w:vAlign w:val="center"/>
+            <w:shd w:fill="F8F9FA" w:val="clear"/>
+          </w:tcPr>
+          <w:p>
+            <w:r>
+              <w:rPr>
+                <w:rFonts w:ascii="微软雅黑" w:hAnsi="微软雅黑" w:eastAsia="微软雅黑"/>
+                <w:b w:val="0"/>
+                <w:sz w:val="18"/>
+              </w:rPr>
+              <w:t>~800 行</w:t>
+            </w:r>
+          </w:p>
+        </w:tc>
+      </w:tr>
+    </w:tbl>
+    <w:p/>
+    <w:p>
+      <w:r>
+        <w:rPr>
+          <w:rFonts w:ascii="微软雅黑" w:hAnsi="微软雅黑" w:eastAsia="微软雅黑"/>
+          <w:b/>
+          <w:color w:val="2C3E50"/>
+          <w:sz w:val="26"/>
+        </w:rPr>
+        <w:t>1.2 初始安全评分（OWASP Top 10）</w:t>
+      </w:r>
+    </w:p>
+    <w:p>
+      <w:pPr>
+        <w:spacing w:before="0" w:after="80" w:line="325" w:lineRule="exact"/>
+        <w:ind w:firstLine="397"/>
+      </w:pPr>
+      <w:r>
+        <w:rPr>
+          <w:rFonts w:ascii="微软雅黑" w:hAnsi="微软雅黑" w:eastAsia="微软雅黑"/>
+          <w:b w:val="0"/>
+          <w:sz w:val="21"/>
+        </w:rPr>
+        <w:t>基于 OWASP Top 10 - 2021 标准对初始代码进行评估，10 个安全类别中有 8 个存在高风险：</w:t>
+      </w:r>
+    </w:p>
+    <w:tbl>
+      <w:tblPr>
+        <w:tblStyle w:val="TableGrid"/>
+        <w:tblW w:type="auto" w:w="0"/>
+        <w:jc w:val="center"/>
+        <w:tblLook w:firstColumn="1" w:firstRow="1" w:lastColumn="0" w:lastRow="0" w:noHBand="0" w:noVBand="1" w:val="04A0"/>
+        <w:tblW w:w="5000" w:type="pct"/>
+      </w:tblPr>
+      <w:tblGrid>
+        <w:gridCol w:w="2183"/>
+        <w:gridCol w:w="2183"/>
+        <w:gridCol w:w="2183"/>
+        <w:gridCol w:w="2183"/>
+      </w:tblGrid>
+      <w:tr>
+        <w:tc>
+          <w:tcPr>
+            <w:tcW w:type="dxa" w:w="850"/>
+            <w:shd w:fill="2980B9" w:val="clear"/>
+            <w:vAlign w:val="center"/>
+          </w:tcPr>
+          <w:p>
+            <w:pPr>
+              <w:jc w:val="center"/>
+            </w:pPr>
+            <w:r>
+              <w:rPr>
+                <w:rFonts w:ascii="微软雅黑" w:hAnsi="微软雅黑" w:eastAsia="微软雅黑"/>
+                <w:b/>
+                <w:color w:val="FFFFFF"/>
+                <w:sz w:val="19"/>
+              </w:rPr>
+              <w:t>类别</w:t>
+            </w:r>
+          </w:p>
+        </w:tc>
+        <w:tc>
+          <w:tcPr>
+            <w:tcW w:type="dxa" w:w="1701"/>
+            <w:shd w:fill="2980B9" w:val="clear"/>
+            <w:vAlign w:val="center"/>
+          </w:tcPr>
+          <w:p>
+            <w:pPr>
+              <w:jc w:val="center"/>
+            </w:pPr>
+            <w:r>
+              <w:rPr>
+                <w:rFonts w:ascii="微软雅黑" w:hAnsi="微软雅黑" w:eastAsia="微软雅黑"/>
+                <w:b/>
+                <w:color w:val="FFFFFF"/>
+                <w:sz w:val="19"/>
+              </w:rPr>
+              <w:t>风险领域</w:t>
+            </w:r>
+          </w:p>
+        </w:tc>
+        <w:tc>
+          <w:tcPr>
+            <w:tcW w:type="dxa" w:w="1134"/>
+            <w:shd w:fill="2980B9" w:val="clear"/>
+            <w:vAlign w:val="center"/>
+          </w:tcPr>
+          <w:p>
+            <w:pPr>
+              <w:jc w:val="center"/>
+            </w:pPr>
+            <w:r>
+              <w:rPr>
+                <w:rFonts w:ascii="微软雅黑" w:hAnsi="微软雅黑" w:eastAsia="微软雅黑"/>
+                <w:b/>
+                <w:color w:val="FFFFFF"/>
+                <w:sz w:val="19"/>
+              </w:rPr>
+              <w:t>评级</w:t>
+            </w:r>
+          </w:p>
+        </w:tc>
+        <w:tc>
+          <w:tcPr>
+            <w:tcW w:type="dxa" w:w="4252"/>
+            <w:shd w:fill="2980B9" w:val="clear"/>
+            <w:vAlign w:val="center"/>
+          </w:tcPr>
+          <w:p>
+            <w:pPr>
+              <w:jc w:val="center"/>
+            </w:pPr>
+            <w:r>
+              <w:rPr>
+                <w:rFonts w:ascii="微软雅黑" w:hAnsi="微软雅黑" w:eastAsia="微软雅黑"/>
+                <w:b/>
+                <w:color w:val="FFFFFF"/>
+                <w:sz w:val="19"/>
+              </w:rPr>
+              <w:t>具体问题</w:t>
+            </w:r>
+          </w:p>
+        </w:tc>
+      </w:tr>
+      <w:tr>
+        <w:tc>
+          <w:tcPr>
+            <w:tcW w:type="dxa" w:w="850"/>
+            <w:vAlign w:val="center"/>
+            <w:shd w:fill="F8F9FA" w:val="clear"/>
+          </w:tcPr>
+          <w:p>
+            <w:r>
+              <w:rPr>
+                <w:rFonts w:ascii="微软雅黑" w:hAnsi="微软雅黑" w:eastAsia="微软雅黑"/>
+                <w:b w:val="0"/>
+                <w:sz w:val="18"/>
+              </w:rPr>
+              <w:t>A01</w:t>
+            </w:r>
+          </w:p>
+        </w:tc>
+        <w:tc>
+          <w:tcPr>
+            <w:tcW w:type="dxa" w:w="1701"/>
+            <w:vAlign w:val="center"/>
+            <w:shd w:fill="F8F9FA" w:val="clear"/>
+          </w:tcPr>
+          <w:p>
+            <w:r>
+              <w:rPr>
+                <w:rFonts w:ascii="微软雅黑" w:hAnsi="微软雅黑" w:eastAsia="微软雅黑"/>
+                <w:b w:val="0"/>
+                <w:sz w:val="18"/>
+              </w:rPr>
+              <w:t>访问控制失效</w:t>
+            </w:r>
+          </w:p>
+        </w:tc>
+        <w:tc>
+          <w:tcPr>
+            <w:tcW w:type="dxa" w:w="1134"/>
+            <w:vAlign w:val="center"/>
+            <w:shd w:fill="F8F9FA" w:val="clear"/>
+          </w:tcPr>
+          <w:p>
+            <w:r>
+              <w:rPr>
+                <w:rFonts w:ascii="微软雅黑" w:hAnsi="微软雅黑" w:eastAsia="微软雅黑"/>
+                <w:b w:val="0"/>
+                <w:sz w:val="18"/>
+              </w:rPr>
+              <w:t>⚠ 高风险</w:t>
+            </w:r>
+          </w:p>
+        </w:tc>
+        <w:tc>
+          <w:tcPr>
+            <w:tcW w:type="dxa" w:w="4252"/>
+            <w:vAlign w:val="center"/>
+            <w:shd w:fill="F8F9FA" w:val="clear"/>
+          </w:tcPr>
+          <w:p>
+            <w:r>
+              <w:rPr>
+                <w:rFonts w:ascii="微软雅黑" w:hAnsi="微软雅黑" w:eastAsia="微软雅黑"/>
+                <w:b w:val="0"/>
+                <w:sz w:val="18"/>
+              </w:rPr>
+              <w:t>无任何访问控制校验</w:t>
+            </w:r>
+          </w:p>
+        </w:tc>
+      </w:tr>
+      <w:tr>
+        <w:tc>
+          <w:tcPr>
+            <w:tcW w:type="dxa" w:w="850"/>
+            <w:vAlign w:val="center"/>
+          </w:tcPr>
+          <w:p>
+            <w:r>
+              <w:rPr>
+                <w:rFonts w:ascii="微软雅黑" w:hAnsi="微软雅黑" w:eastAsia="微软雅黑"/>
+                <w:b w:val="0"/>
+                <w:sz w:val="18"/>
+              </w:rPr>
+              <w:t>A02</w:t>
+            </w:r>
+          </w:p>
+        </w:tc>
+        <w:tc>
+          <w:tcPr>
+            <w:tcW w:type="dxa" w:w="1701"/>
+            <w:vAlign w:val="center"/>
+          </w:tcPr>
+          <w:p>
+            <w:r>
+              <w:rPr>
+                <w:rFonts w:ascii="微软雅黑" w:hAnsi="微软雅黑" w:eastAsia="微软雅黑"/>
+                <w:b w:val="0"/>
+                <w:sz w:val="18"/>
+              </w:rPr>
+              <w:t>密码学失效</w:t>
+            </w:r>
+          </w:p>
+        </w:tc>
+        <w:tc>
+          <w:tcPr>
+            <w:tcW w:type="dxa" w:w="1134"/>
+            <w:vAlign w:val="center"/>
+          </w:tcPr>
+          <w:p>
+            <w:r>
+              <w:rPr>
+                <w:rFonts w:ascii="微软雅黑" w:hAnsi="微软雅黑" w:eastAsia="微软雅黑"/>
+                <w:b w:val="0"/>
+                <w:sz w:val="18"/>
+              </w:rPr>
+              <w:t>⚠ 高风险</w:t>
+            </w:r>
+          </w:p>
+        </w:tc>
+        <w:tc>
+          <w:tcPr>
+            <w:tcW w:type="dxa" w:w="4252"/>
+            <w:vAlign w:val="center"/>
+          </w:tcPr>
+          <w:p>
+            <w:r>
+              <w:rPr>
+                <w:rFonts w:ascii="微软雅黑" w:hAnsi="微软雅黑" w:eastAsia="微软雅黑"/>
+                <w:b w:val="0"/>
+                <w:sz w:val="18"/>
+              </w:rPr>
+              <w:t>明文密码存储与比对</w:t>
+            </w:r>
+          </w:p>
+        </w:tc>
+      </w:tr>
+      <w:tr>
+        <w:tc>
+          <w:tcPr>
+            <w:tcW w:type="dxa" w:w="850"/>
+            <w:vAlign w:val="center"/>
+            <w:shd w:fill="F8F9FA" w:val="clear"/>
+          </w:tcPr>
+          <w:p>
+            <w:r>
+              <w:rPr>
+                <w:rFonts w:ascii="微软雅黑" w:hAnsi="微软雅黑" w:eastAsia="微软雅黑"/>
+                <w:b w:val="0"/>
+                <w:sz w:val="18"/>
+              </w:rPr>
+              <w:t>A03</w:t>
+            </w:r>
+          </w:p>
+        </w:tc>
+        <w:tc>
+          <w:tcPr>
+            <w:tcW w:type="dxa" w:w="1701"/>
+            <w:vAlign w:val="center"/>
+            <w:shd w:fill="F8F9FA" w:val="clear"/>
+          </w:tcPr>
+          <w:p>
+            <w:r>
+              <w:rPr>
+                <w:rFonts w:ascii="微软雅黑" w:hAnsi="微软雅黑" w:eastAsia="微软雅黑"/>
+                <w:b w:val="0"/>
+                <w:sz w:val="18"/>
+              </w:rPr>
+              <w:t>注入攻击</w:t>
+            </w:r>
+          </w:p>
+        </w:tc>
+        <w:tc>
+          <w:tcPr>
+            <w:tcW w:type="dxa" w:w="1134"/>
+            <w:vAlign w:val="center"/>
+            <w:shd w:fill="F8F9FA" w:val="clear"/>
+          </w:tcPr>
+          <w:p>
+            <w:r>
+              <w:rPr>
+                <w:rFonts w:ascii="微软雅黑" w:hAnsi="微软雅黑" w:eastAsia="微软雅黑"/>
+                <w:b w:val="0"/>
+                <w:sz w:val="18"/>
+              </w:rPr>
+              <w:t>⚠ 高风险</w:t>
+            </w:r>
+          </w:p>
+        </w:tc>
+        <w:tc>
+          <w:tcPr>
+            <w:tcW w:type="dxa" w:w="4252"/>
+            <w:vAlign w:val="center"/>
+            <w:shd w:fill="F8F9FA" w:val="clear"/>
+          </w:tcPr>
+          <w:p>
+            <w:r>
+              <w:rPr>
+                <w:rFonts w:ascii="微软雅黑" w:hAnsi="微软雅黑" w:eastAsia="微软雅黑"/>
+                <w:b w:val="0"/>
+                <w:sz w:val="18"/>
+              </w:rPr>
+              <w:t>HTML 注释泄露管理员凭据</w:t>
+            </w:r>
+          </w:p>
+        </w:tc>
+      </w:tr>
+      <w:tr>
+        <w:tc>
+          <w:tcPr>
+            <w:tcW w:type="dxa" w:w="850"/>
+            <w:vAlign w:val="center"/>
+          </w:tcPr>
+          <w:p>
+            <w:r>
+              <w:rPr>
+                <w:rFonts w:ascii="微软雅黑" w:hAnsi="微软雅黑" w:eastAsia="微软雅黑"/>
+                <w:b w:val="0"/>
+                <w:sz w:val="18"/>
+              </w:rPr>
+              <w:t>A04</w:t>
+            </w:r>
+          </w:p>
+        </w:tc>
+        <w:tc>
+          <w:tcPr>
+            <w:tcW w:type="dxa" w:w="1701"/>
+            <w:vAlign w:val="center"/>
+          </w:tcPr>
+          <w:p>
+            <w:r>
+              <w:rPr>
+                <w:rFonts w:ascii="微软雅黑" w:hAnsi="微软雅黑" w:eastAsia="微软雅黑"/>
+                <w:b w:val="0"/>
+                <w:sz w:val="18"/>
+              </w:rPr>
+              <w:t>不安全设计</w:t>
+            </w:r>
+          </w:p>
+        </w:tc>
+        <w:tc>
+          <w:tcPr>
+            <w:tcW w:type="dxa" w:w="1134"/>
+            <w:vAlign w:val="center"/>
+          </w:tcPr>
+          <w:p>
+            <w:r>
+              <w:rPr>
+                <w:rFonts w:ascii="微软雅黑" w:hAnsi="微软雅黑" w:eastAsia="微软雅黑"/>
+                <w:b w:val="0"/>
+                <w:sz w:val="18"/>
+              </w:rPr>
+              <w:t>⚠ 高风险</w:t>
+            </w:r>
+          </w:p>
+        </w:tc>
+        <w:tc>
+          <w:tcPr>
+            <w:tcW w:type="dxa" w:w="4252"/>
+            <w:vAlign w:val="center"/>
+          </w:tcPr>
+          <w:p>
+            <w:r>
+              <w:rPr>
+                <w:rFonts w:ascii="微软雅黑" w:hAnsi="微软雅黑" w:eastAsia="微软雅黑"/>
+                <w:b w:val="0"/>
+                <w:sz w:val="18"/>
+              </w:rPr>
+              <w:t>系统设计层面缺乏安全考量</w:t>
+            </w:r>
+          </w:p>
+        </w:tc>
+      </w:tr>
+      <w:tr>
+        <w:tc>
+          <w:tcPr>
+            <w:tcW w:type="dxa" w:w="850"/>
+            <w:vAlign w:val="center"/>
+            <w:shd w:fill="F8F9FA" w:val="clear"/>
+          </w:tcPr>
+          <w:p>
+            <w:r>
+              <w:rPr>
+                <w:rFonts w:ascii="微软雅黑" w:hAnsi="微软雅黑" w:eastAsia="微软雅黑"/>
+                <w:b w:val="0"/>
+                <w:sz w:val="18"/>
+              </w:rPr>
+              <w:t>A05</w:t>
+            </w:r>
+          </w:p>
+        </w:tc>
+        <w:tc>
+          <w:tcPr>
+            <w:tcW w:type="dxa" w:w="1701"/>
+            <w:vAlign w:val="center"/>
+            <w:shd w:fill="F8F9FA" w:val="clear"/>
+          </w:tcPr>
+          <w:p>
+            <w:r>
+              <w:rPr>
+                <w:rFonts w:ascii="微软雅黑" w:hAnsi="微软雅黑" w:eastAsia="微软雅黑"/>
+                <w:b w:val="0"/>
+                <w:sz w:val="18"/>
+              </w:rPr>
+              <w:t>安全配置错误</w:t>
+            </w:r>
+          </w:p>
+        </w:tc>
+        <w:tc>
+          <w:tcPr>
+            <w:tcW w:type="dxa" w:w="1134"/>
+            <w:vAlign w:val="center"/>
+            <w:shd w:fill="F8F9FA" w:val="clear"/>
+          </w:tcPr>
+          <w:p>
+            <w:r>
+              <w:rPr>
+                <w:rFonts w:ascii="微软雅黑" w:hAnsi="微软雅黑" w:eastAsia="微软雅黑"/>
+                <w:b w:val="0"/>
+                <w:sz w:val="18"/>
+              </w:rPr>
+              <w:t>⚠ 高风险</w:t>
+            </w:r>
+          </w:p>
+        </w:tc>
+        <w:tc>
+          <w:tcPr>
+            <w:tcW w:type="dxa" w:w="4252"/>
+            <w:vAlign w:val="center"/>
+            <w:shd w:fill="F8F9FA" w:val="clear"/>
+          </w:tcPr>
+          <w:p>
+            <w:r>
+              <w:rPr>
+                <w:rFonts w:ascii="微软雅黑" w:hAnsi="微软雅黑" w:eastAsia="微软雅黑"/>
+                <w:b w:val="0"/>
+                <w:sz w:val="18"/>
+              </w:rPr>
+              <w:t>Debug 模式、弱 Secret Key</w:t>
+            </w:r>
+          </w:p>
+        </w:tc>
+      </w:tr>
+      <w:tr>
+        <w:tc>
+          <w:tcPr>
+            <w:tcW w:type="dxa" w:w="850"/>
+            <w:vAlign w:val="center"/>
+          </w:tcPr>
+          <w:p>
+            <w:r>
+              <w:rPr>
+                <w:rFonts w:ascii="微软雅黑" w:hAnsi="微软雅黑" w:eastAsia="微软雅黑"/>
+                <w:b w:val="0"/>
+                <w:sz w:val="18"/>
+              </w:rPr>
+              <w:t>A06</w:t>
+            </w:r>
+          </w:p>
+        </w:tc>
+        <w:tc>
+          <w:tcPr>
+            <w:tcW w:type="dxa" w:w="1701"/>
+            <w:vAlign w:val="center"/>
+          </w:tcPr>
+          <w:p>
+            <w:r>
+              <w:rPr>
+                <w:rFonts w:ascii="微软雅黑" w:hAnsi="微软雅黑" w:eastAsia="微软雅黑"/>
+                <w:b w:val="0"/>
+                <w:sz w:val="18"/>
+              </w:rPr>
+              <w:t>脆弱组件</w:t>
+            </w:r>
+          </w:p>
+        </w:tc>
+        <w:tc>
+          <w:tcPr>
+            <w:tcW w:type="dxa" w:w="1134"/>
+            <w:vAlign w:val="center"/>
+          </w:tcPr>
+          <w:p>
+            <w:r>
+              <w:rPr>
+                <w:rFonts w:ascii="微软雅黑" w:hAnsi="微软雅黑" w:eastAsia="微软雅黑"/>
+                <w:b w:val="0"/>
+                <w:sz w:val="18"/>
+              </w:rPr>
+              <w:t>✅ 低风险</w:t>
+            </w:r>
+          </w:p>
+        </w:tc>
+        <w:tc>
+          <w:tcPr>
+            <w:tcW w:type="dxa" w:w="4252"/>
+            <w:vAlign w:val="center"/>
+          </w:tcPr>
+          <w:p>
+            <w:r>
+              <w:rPr>
+                <w:rFonts w:ascii="微软雅黑" w:hAnsi="微软雅黑" w:eastAsia="微软雅黑"/>
+                <w:b w:val="0"/>
+                <w:sz w:val="18"/>
+              </w:rPr>
+              <w:t>—</w:t>
+            </w:r>
+          </w:p>
+        </w:tc>
+      </w:tr>
+      <w:tr>
+        <w:tc>
+          <w:tcPr>
+            <w:tcW w:type="dxa" w:w="850"/>
+            <w:vAlign w:val="center"/>
+            <w:shd w:fill="F8F9FA" w:val="clear"/>
+          </w:tcPr>
+          <w:p>
+            <w:r>
+              <w:rPr>
+                <w:rFonts w:ascii="微软雅黑" w:hAnsi="微软雅黑" w:eastAsia="微软雅黑"/>
+                <w:b w:val="0"/>
+                <w:sz w:val="18"/>
+              </w:rPr>
+              <w:t>A07</w:t>
+            </w:r>
+          </w:p>
+        </w:tc>
+        <w:tc>
+          <w:tcPr>
+            <w:tcW w:type="dxa" w:w="1701"/>
+            <w:vAlign w:val="center"/>
+            <w:shd w:fill="F8F9FA" w:val="clear"/>
+          </w:tcPr>
+          <w:p>
+            <w:r>
+              <w:rPr>
+                <w:rFonts w:ascii="微软雅黑" w:hAnsi="微软雅黑" w:eastAsia="微软雅黑"/>
+                <w:b w:val="0"/>
+                <w:sz w:val="18"/>
+              </w:rPr>
+              <w:t>身份认证失效</w:t>
+            </w:r>
+          </w:p>
+        </w:tc>
+        <w:tc>
+          <w:tcPr>
+            <w:tcW w:type="dxa" w:w="1134"/>
+            <w:vAlign w:val="center"/>
+            <w:shd w:fill="F8F9FA" w:val="clear"/>
+          </w:tcPr>
+          <w:p>
+            <w:r>
+              <w:rPr>
+                <w:rFonts w:ascii="微软雅黑" w:hAnsi="微软雅黑" w:eastAsia="微软雅黑"/>
+                <w:b w:val="0"/>
+                <w:sz w:val="18"/>
+              </w:rPr>
+              <w:t>⚠ 高风险</w:t>
+            </w:r>
+          </w:p>
+        </w:tc>
+        <w:tc>
+          <w:tcPr>
+            <w:tcW w:type="dxa" w:w="4252"/>
+            <w:vAlign w:val="center"/>
+            <w:shd w:fill="F8F9FA" w:val="clear"/>
+          </w:tcPr>
+          <w:p>
+            <w:r>
+              <w:rPr>
+                <w:rFonts w:ascii="微软雅黑" w:hAnsi="微软雅黑" w:eastAsia="微软雅黑"/>
+                <w:b w:val="0"/>
+                <w:sz w:val="18"/>
+              </w:rPr>
+              <w:t>无限速、无 CSRF、无 Session 安全</w:t>
+            </w:r>
+          </w:p>
+        </w:tc>
+      </w:tr>
+      <w:tr>
+        <w:tc>
+          <w:tcPr>
+            <w:tcW w:type="dxa" w:w="850"/>
+            <w:vAlign w:val="center"/>
+          </w:tcPr>
+          <w:p>
+            <w:r>
+              <w:rPr>
+                <w:rFonts w:ascii="微软雅黑" w:hAnsi="微软雅黑" w:eastAsia="微软雅黑"/>
+                <w:b w:val="0"/>
+                <w:sz w:val="18"/>
+              </w:rPr>
+              <w:t>A08</w:t>
+            </w:r>
+          </w:p>
+        </w:tc>
+        <w:tc>
+          <w:tcPr>
+            <w:tcW w:type="dxa" w:w="1701"/>
+            <w:vAlign w:val="center"/>
+          </w:tcPr>
+          <w:p>
+            <w:r>
+              <w:rPr>
+                <w:rFonts w:ascii="微软雅黑" w:hAnsi="微软雅黑" w:eastAsia="微软雅黑"/>
+                <w:b w:val="0"/>
+                <w:sz w:val="18"/>
+              </w:rPr>
+              <w:t>数据完整性失效</w:t>
+            </w:r>
+          </w:p>
+        </w:tc>
+        <w:tc>
+          <w:tcPr>
+            <w:tcW w:type="dxa" w:w="1134"/>
+            <w:vAlign w:val="center"/>
+          </w:tcPr>
+          <w:p>
+            <w:r>
+              <w:rPr>
+                <w:rFonts w:ascii="微软雅黑" w:hAnsi="微软雅黑" w:eastAsia="微软雅黑"/>
+                <w:b w:val="0"/>
+                <w:sz w:val="18"/>
+              </w:rPr>
+              <w:t>⚠ 中风险</w:t>
+            </w:r>
+          </w:p>
+        </w:tc>
+        <w:tc>
+          <w:tcPr>
+            <w:tcW w:type="dxa" w:w="4252"/>
+            <w:vAlign w:val="center"/>
+          </w:tcPr>
+          <w:p>
+            <w:r>
+              <w:rPr>
+                <w:rFonts w:ascii="微软雅黑" w:hAnsi="微软雅黑" w:eastAsia="微软雅黑"/>
+                <w:b w:val="0"/>
+                <w:sz w:val="18"/>
+              </w:rPr>
+              <w:t>缺少 CSRF 令牌校验</w:t>
+            </w:r>
+          </w:p>
+        </w:tc>
+      </w:tr>
+      <w:tr>
+        <w:tc>
+          <w:tcPr>
+            <w:tcW w:type="dxa" w:w="850"/>
+            <w:vAlign w:val="center"/>
+            <w:shd w:fill="F8F9FA" w:val="clear"/>
+          </w:tcPr>
+          <w:p>
+            <w:r>
+              <w:rPr>
+                <w:rFonts w:ascii="微软雅黑" w:hAnsi="微软雅黑" w:eastAsia="微软雅黑"/>
+                <w:b w:val="0"/>
+                <w:sz w:val="18"/>
+              </w:rPr>
+              <w:t>A09</w:t>
+            </w:r>
+          </w:p>
+        </w:tc>
+        <w:tc>
+          <w:tcPr>
+            <w:tcW w:type="dxa" w:w="1701"/>
+            <w:vAlign w:val="center"/>
+            <w:shd w:fill="F8F9FA" w:val="clear"/>
+          </w:tcPr>
+          <w:p>
+            <w:r>
+              <w:rPr>
+                <w:rFonts w:ascii="微软雅黑" w:hAnsi="微软雅黑" w:eastAsia="微软雅黑"/>
+                <w:b w:val="0"/>
+                <w:sz w:val="18"/>
+              </w:rPr>
+              <w:t>日志与监控不足</w:t>
+            </w:r>
+          </w:p>
+        </w:tc>
+        <w:tc>
+          <w:tcPr>
+            <w:tcW w:type="dxa" w:w="1134"/>
+            <w:vAlign w:val="center"/>
+            <w:shd w:fill="F8F9FA" w:val="clear"/>
+          </w:tcPr>
+          <w:p>
+            <w:r>
+              <w:rPr>
+                <w:rFonts w:ascii="微软雅黑" w:hAnsi="微软雅黑" w:eastAsia="微软雅黑"/>
+                <w:b w:val="0"/>
+                <w:sz w:val="18"/>
+              </w:rPr>
+              <w:t>⚠ 高风险</w:t>
+            </w:r>
+          </w:p>
+        </w:tc>
+        <w:tc>
+          <w:tcPr>
+            <w:tcW w:type="dxa" w:w="4252"/>
+            <w:vAlign w:val="center"/>
+            <w:shd w:fill="F8F9FA" w:val="clear"/>
+          </w:tcPr>
+          <w:p>
+            <w:r>
+              <w:rPr>
+                <w:rFonts w:ascii="微软雅黑" w:hAnsi="微软雅黑" w:eastAsia="微软雅黑"/>
+                <w:b w:val="0"/>
+                <w:sz w:val="18"/>
+              </w:rPr>
+              <w:t>完全缺乏审计日志记录</w:t>
+            </w:r>
+          </w:p>
+        </w:tc>
+      </w:tr>
+      <w:tr>
+        <w:tc>
+          <w:tcPr>
+            <w:tcW w:type="dxa" w:w="850"/>
+            <w:vAlign w:val="center"/>
+          </w:tcPr>
+          <w:p>
+            <w:r>
+              <w:rPr>
+                <w:rFonts w:ascii="微软雅黑" w:hAnsi="微软雅黑" w:eastAsia="微软雅黑"/>
+                <w:b w:val="0"/>
+                <w:sz w:val="18"/>
+              </w:rPr>
+              <w:t>A10</w:t>
+            </w:r>
+          </w:p>
+        </w:tc>
+        <w:tc>
+          <w:tcPr>
+            <w:tcW w:type="dxa" w:w="1701"/>
+            <w:vAlign w:val="center"/>
+          </w:tcPr>
+          <w:p>
+            <w:r>
+              <w:rPr>
+                <w:rFonts w:ascii="微软雅黑" w:hAnsi="微软雅黑" w:eastAsia="微软雅黑"/>
+                <w:b w:val="0"/>
+                <w:sz w:val="18"/>
+              </w:rPr>
+              <w:t>SSRF</w:t>
+            </w:r>
+          </w:p>
+        </w:tc>
+        <w:tc>
+          <w:tcPr>
+            <w:tcW w:type="dxa" w:w="1134"/>
+            <w:vAlign w:val="center"/>
+          </w:tcPr>
+          <w:p>
+            <w:r>
+              <w:rPr>
+                <w:rFonts w:ascii="微软雅黑" w:hAnsi="微软雅黑" w:eastAsia="微软雅黑"/>
+                <w:b w:val="0"/>
+                <w:sz w:val="18"/>
+              </w:rPr>
+              <w:t>✅ 低风险</w:t>
+            </w:r>
+          </w:p>
+        </w:tc>
+        <w:tc>
+          <w:tcPr>
+            <w:tcW w:type="dxa" w:w="4252"/>
+            <w:vAlign w:val="center"/>
+          </w:tcPr>
+          <w:p>
+            <w:r>
+              <w:rPr>
+                <w:rFonts w:ascii="微软雅黑" w:hAnsi="微软雅黑" w:eastAsia="微软雅黑"/>
+                <w:b w:val="0"/>
+                <w:sz w:val="18"/>
+              </w:rPr>
+              <w:t>—</w:t>
+            </w:r>
+          </w:p>
+        </w:tc>
+      </w:tr>
+    </w:tbl>
+    <w:p/>
+    <w:p>
+      <w:r>
+        <w:br w:type="page"/>
+      </w:r>
+    </w:p>
+    <w:p>
+      <w:pPr>
+        <w:pBdr>
+          <w:bottom w:val="single" w:sz="10" w:space="4" w:color="2980B9"/>
+        </w:pBdr>
+      </w:pPr>
+      <w:r>
+        <w:rPr>
+          <w:rFonts w:ascii="微软雅黑" w:hAnsi="微软雅黑" w:eastAsia="微软雅黑"/>
+          <w:b/>
+          <w:color w:val="2980B9"/>
+          <w:sz w:val="34"/>
+        </w:rPr>
+        <w:t>二、漏洞挖掘与风险评估</w:t>
+      </w:r>
+    </w:p>
+    <w:p>
+      <w:pPr>
+        <w:spacing w:before="0" w:after="80" w:line="325" w:lineRule="exact"/>
+        <w:ind w:firstLine="397"/>
+      </w:pPr>
+      <w:r>
+        <w:rPr>
+          <w:rFonts w:ascii="微软雅黑" w:hAnsi="微软雅黑" w:eastAsia="微软雅黑"/>
+          <w:b w:val="0"/>
+          <w:sz w:val="21"/>
+        </w:rPr>
+        <w:t>通过白盒代码审计与黑盒渗透测试，共发现 13 项安全漏洞。以下按严重程度逐项列出。</w:t>
+      </w:r>
+    </w:p>
+    <w:p>
+      <w:r>
+        <w:rPr>
+          <w:rFonts w:ascii="微软雅黑" w:hAnsi="微软雅黑" w:eastAsia="微软雅黑"/>
+          <w:b/>
+          <w:color w:val="2C3E50"/>
+          <w:sz w:val="26"/>
+        </w:rPr>
+        <w:t>2.1 高危漏洞（极高危 + 高危）</w:t>
+      </w:r>
+    </w:p>
+    <w:p>
+      <w:pPr>
+        <w:spacing w:line="400" w:lineRule="exact"/>
       </w:pPr>
       <w:r>
         <w:rPr>
@@ -248,12 +1810,12 @@
           <w:b w:val="0"/>
           <w:sz w:val="20"/>
         </w:rPr>
-        <w:t>app.py 中 USERS 字典的 password 字段以明文字符串存储，登录时直接用 == 运算符比对。攻击者获得源代码或内存转储即可获取所有用户密码。</w:t>
+        <w:t>app.py 中 USERS 字典的 password 字段以明文字符串存储，登录时直接用 == 运算符比对。攻击者获得源代码或数据库访问权限即可获取所有用户密码。</w:t>
       </w:r>
     </w:p>
     <w:p>
       <w:pPr>
-        <w:spacing w:before="20" w:after="80" w:line="340" w:lineRule="exact"/>
+        <w:spacing w:line="340" w:lineRule="exact"/>
       </w:pPr>
       <w:r>
         <w:rPr>
@@ -276,7 +1838,7 @@
     </w:p>
     <w:p>
       <w:pPr>
-        <w:spacing w:before="80" w:after="80" w:line="320" w:lineRule="exact"/>
+        <w:spacing w:line="280" w:lineRule="exact"/>
         <w:shd w:fill="F0F0F0" w:val="clear"/>
         <w:pBdr>
           <w:left w:val="single" w:sz="18" w:space="8" w:color="2980B9"/>
@@ -286,24 +1848,24 @@
         <w:rPr>
           <w:rFonts w:ascii="Courier New" w:hAnsi="Courier New"/>
           <w:color w:val="2C3E50"/>
-          <w:sz w:val="17"/>
+          <w:sz w:val="16"/>
         </w:rPr>
         <w:t># ❌ 修复前：密码明文存储</w:t>
         <w:br/>
         <w:t>USERS = {</w:t>
         <w:br/>
-        <w:t xml:space="preserve">    "admin": {"password": "admin123"},   # ← 明文!</w:t>
+        <w:t xml:space="preserve">    "admin": {"password": "admin123"},   # 明文!</w:t>
         <w:br/>
-        <w:t xml:space="preserve">    "alice": {"password": "alice2025"}   # ← 明文!</w:t>
+        <w:t xml:space="preserve">    "alice": {"password": "alice2025"}   # 明文!</w:t>
         <w:br/>
         <w:t>}</w:t>
         <w:br/>
-        <w:t>if USERS[username]["password"] == password:   # ← 明文比对</w:t>
+        <w:t>if USERS[username]["password"] == password:  # 明文比对</w:t>
       </w:r>
     </w:p>
     <w:p>
       <w:pPr>
-        <w:spacing w:before="120" w:after="40" w:line="400" w:lineRule="exact"/>
+        <w:spacing w:line="400" w:lineRule="exact"/>
       </w:pPr>
       <w:r>
         <w:rPr>
@@ -331,7 +1893,7 @@
     </w:p>
     <w:p>
       <w:pPr>
-        <w:spacing w:before="20" w:after="80" w:line="340" w:lineRule="exact"/>
+        <w:spacing w:line="340" w:lineRule="exact"/>
       </w:pPr>
       <w:r>
         <w:rPr>
@@ -354,33 +1916,7 @@
     </w:p>
     <w:p>
       <w:pPr>
-        <w:spacing w:before="80" w:after="80" w:line="320" w:lineRule="exact"/>
-        <w:shd w:fill="F0F0F0" w:val="clear"/>
-        <w:pBdr>
-          <w:left w:val="single" w:sz="18" w:space="8" w:color="2980B9"/>
-        </w:pBdr>
-      </w:pPr>
-      <w:r>
-        <w:rPr>
-          <w:rFonts w:ascii="Courier New" w:hAnsi="Courier New"/>
-          <w:color w:val="2C3E50"/>
-          <w:sz w:val="17"/>
-        </w:rPr>
-        <w:t># ❌ 修复前：弱密钥</w:t>
-        <w:br/>
-        <w:t>app.secret_key = "dev-key-2025"</w:t>
-        <w:br/>
-        <w:br/>
-        <w:t># ✅ 修复后：256位随机密钥</w:t>
-        <w:br/>
-        <w:t>app.secret_key = os.environ.get(</w:t>
-        <w:br/>
-        <w:t xml:space="preserve">    "SECRET_KEY", secrets.token_hex(32))</w:t>
-      </w:r>
-    </w:p>
-    <w:p>
-      <w:pPr>
-        <w:spacing w:before="120" w:after="40" w:line="400" w:lineRule="exact"/>
+        <w:spacing w:line="400" w:lineRule="exact"/>
       </w:pPr>
       <w:r>
         <w:rPr>
@@ -403,12 +1939,12 @@
           <w:b w:val="0"/>
           <w:sz w:val="20"/>
         </w:rPr>
-        <w:t>index.html 中直接使用 {{ user.password }} 将密码明文显示在页面上，所有登录用户的信息（含余额、手机号）全部明文输出。</w:t>
+        <w:t>index.html 中直接使用 {{ user.password }} 将密码明文显示在页面上，所有登录用户的完整信息全部明文输出。</w:t>
       </w:r>
     </w:p>
     <w:p>
       <w:pPr>
-        <w:spacing w:before="20" w:after="80" w:line="340" w:lineRule="exact"/>
+        <w:spacing w:line="340" w:lineRule="exact"/>
       </w:pPr>
       <w:r>
         <w:rPr>
@@ -431,7 +1967,7 @@
     </w:p>
     <w:p>
       <w:pPr>
-        <w:spacing w:before="80" w:after="80" w:line="320" w:lineRule="exact"/>
+        <w:spacing w:line="280" w:lineRule="exact"/>
         <w:shd w:fill="F0F0F0" w:val="clear"/>
         <w:pBdr>
           <w:left w:val="single" w:sz="18" w:space="8" w:color="2980B9"/>
@@ -441,21 +1977,21 @@
         <w:rPr>
           <w:rFonts w:ascii="Courier New" w:hAnsi="Courier New"/>
           <w:color w:val="2C3E50"/>
-          <w:sz w:val="17"/>
+          <w:sz w:val="16"/>
         </w:rPr>
-        <w:t># ❌ 修复前：密码显示在页面</w:t>
+        <w:t># ❌ 修复前</w:t>
         <w:br/>
-        <w:t>{{ user.username }} | {{ user.password }}  # ← 密码直接展示!</w:t>
+        <w:t>{{ user.username }} | {{ user.password }}  # 密码直接展示!</w:t>
         <w:br/>
         <w:br/>
-        <w:t># ✅ 修复后：过滤密码字段</w:t>
+        <w:t># ✅ 修复后</w:t>
         <w:br/>
-        <w:t>user_info = {k: v for k,v in raw.items() if k != "password"}</w:t>
+        <w:t>user_info = {k:v for k,v in raw.items() if k != "password"}</w:t>
       </w:r>
     </w:p>
     <w:p>
       <w:pPr>
-        <w:spacing w:before="120" w:after="40" w:line="400" w:lineRule="exact"/>
+        <w:spacing w:line="400" w:lineRule="exact"/>
       </w:pPr>
       <w:r>
         <w:rPr>
@@ -478,12 +2014,12 @@
           <w:b w:val="0"/>
           <w:sz w:val="20"/>
         </w:rPr>
-        <w:t>login.html 第 1 行存在 HTML 调试注释，直接写明管理员账号和密码，任何人查看页面源码即可获得管理员权限。</w:t>
+        <w:t>login.html 第 1 行存在 HTML 调试注释，直接写明管理员账号 admin:admin123。任何人查看页面源码即可获得管理员权限。</w:t>
       </w:r>
     </w:p>
     <w:p>
       <w:pPr>
-        <w:spacing w:before="20" w:after="80" w:line="340" w:lineRule="exact"/>
+        <w:spacing w:line="340" w:lineRule="exact"/>
       </w:pPr>
       <w:r>
         <w:rPr>
@@ -506,7 +2042,7 @@
     </w:p>
     <w:p>
       <w:pPr>
-        <w:spacing w:before="120" w:after="40" w:line="400" w:lineRule="exact"/>
+        <w:spacing w:line="400" w:lineRule="exact"/>
       </w:pPr>
       <w:r>
         <w:rPr>
@@ -534,7 +2070,7 @@
     </w:p>
     <w:p>
       <w:pPr>
-        <w:spacing w:before="20" w:after="80" w:line="340" w:lineRule="exact"/>
+        <w:spacing w:line="340" w:lineRule="exact"/>
       </w:pPr>
       <w:r>
         <w:rPr>
@@ -557,7 +2093,7 @@
     </w:p>
     <w:p>
       <w:pPr>
-        <w:spacing w:before="120" w:after="40" w:line="400" w:lineRule="exact"/>
+        <w:spacing w:line="400" w:lineRule="exact"/>
       </w:pPr>
       <w:r>
         <w:rPr>
@@ -566,7 +2102,7 @@
           <w:color w:val="E74C3C"/>
           <w:sz w:val="22"/>
         </w:rPr>
-        <w:t>🔴 高危  V-06 无速率限制 / 暴力破解可直破</w:t>
+        <w:t>🔴 高危  V-06 无速率限制 / 暴力破解</w:t>
       </w:r>
     </w:p>
     <w:p>
@@ -580,12 +2116,12 @@
           <w:b w:val="0"/>
           <w:sz w:val="20"/>
         </w:rPr>
-        <w:t>登录接口没有任何频率限制，攻击者可用 Burp Suite Intruder 模块以每秒数百次的速度进行密码字典爆破。</w:t>
+        <w:t>登录接口没有任何频率限制，攻击者可用 Burp Suite 以每秒数百次的速度进行密码字典爆破。</w:t>
       </w:r>
     </w:p>
     <w:p>
       <w:pPr>
-        <w:spacing w:before="20" w:after="80" w:line="340" w:lineRule="exact"/>
+        <w:spacing w:line="340" w:lineRule="exact"/>
       </w:pPr>
       <w:r>
         <w:rPr>
@@ -608,7 +2144,7 @@
     </w:p>
     <w:p>
       <w:pPr>
-        <w:spacing w:before="120" w:after="40" w:line="400" w:lineRule="exact"/>
+        <w:spacing w:line="400" w:lineRule="exact"/>
       </w:pPr>
       <w:r>
         <w:rPr>
@@ -617,7 +2153,7 @@
           <w:color w:val="E74C3C"/>
           <w:sz w:val="22"/>
         </w:rPr>
-        <w:t>🔴 高危  V-07 无 Session 安全配置</w:t>
+        <w:t>🔴 高危  V-07 Session 配置不安全</w:t>
       </w:r>
     </w:p>
     <w:p>
@@ -631,12 +2167,12 @@
           <w:b w:val="0"/>
           <w:sz w:val="20"/>
         </w:rPr>
-        <w:t>Session Cookie 缺少 HttpOnly、SameSite 属性，无过期时间限制，登录后 Session 永不失效。</w:t>
+        <w:t>Session Cookie 缺少 HttpOnly、SameSite 属性，无过期时间，登录后 Session 永不失效。</w:t>
       </w:r>
     </w:p>
     <w:p>
       <w:pPr>
-        <w:spacing w:before="20" w:after="80" w:line="340" w:lineRule="exact"/>
+        <w:spacing w:line="340" w:lineRule="exact"/>
       </w:pPr>
       <w:r>
         <w:rPr>
@@ -658,8 +2194,19 @@
       </w:r>
     </w:p>
     <w:p>
+      <w:r>
+        <w:rPr>
+          <w:rFonts w:ascii="微软雅黑" w:hAnsi="微软雅黑" w:eastAsia="微软雅黑"/>
+          <w:b/>
+          <w:color w:val="2C3E50"/>
+          <w:sz w:val="26"/>
+        </w:rPr>
+        <w:t>2.2 中危漏洞</w:t>
+      </w:r>
+    </w:p>
+    <w:p>
       <w:pPr>
-        <w:spacing w:before="120" w:after="40" w:line="400" w:lineRule="exact"/>
+        <w:spacing w:line="400" w:lineRule="exact"/>
       </w:pPr>
       <w:r>
         <w:rPr>
@@ -687,7 +2234,7 @@
     </w:p>
     <w:p>
       <w:pPr>
-        <w:spacing w:before="20" w:after="80" w:line="340" w:lineRule="exact"/>
+        <w:spacing w:line="340" w:lineRule="exact"/>
       </w:pPr>
       <w:r>
         <w:rPr>
@@ -710,7 +2257,7 @@
     </w:p>
     <w:p>
       <w:pPr>
-        <w:spacing w:before="120" w:after="40" w:line="400" w:lineRule="exact"/>
+        <w:spacing w:line="400" w:lineRule="exact"/>
       </w:pPr>
       <w:r>
         <w:rPr>
@@ -738,7 +2285,7 @@
     </w:p>
     <w:p>
       <w:pPr>
-        <w:spacing w:before="20" w:after="80" w:line="340" w:lineRule="exact"/>
+        <w:spacing w:line="340" w:lineRule="exact"/>
       </w:pPr>
       <w:r>
         <w:rPr>
@@ -761,7 +2308,7 @@
     </w:p>
     <w:p>
       <w:pPr>
-        <w:spacing w:before="120" w:after="40" w:line="400" w:lineRule="exact"/>
+        <w:spacing w:line="400" w:lineRule="exact"/>
       </w:pPr>
       <w:r>
         <w:rPr>
@@ -789,7 +2336,7 @@
     </w:p>
     <w:p>
       <w:pPr>
-        <w:spacing w:before="20" w:after="80" w:line="340" w:lineRule="exact"/>
+        <w:spacing w:line="340" w:lineRule="exact"/>
       </w:pPr>
       <w:r>
         <w:rPr>
@@ -812,7 +2359,7 @@
     </w:p>
     <w:p>
       <w:pPr>
-        <w:spacing w:before="120" w:after="40" w:line="400" w:lineRule="exact"/>
+        <w:spacing w:line="400" w:lineRule="exact"/>
       </w:pPr>
       <w:r>
         <w:rPr>
@@ -840,7 +2387,7 @@
     </w:p>
     <w:p>
       <w:pPr>
-        <w:spacing w:before="20" w:after="80" w:line="340" w:lineRule="exact"/>
+        <w:spacing w:line="340" w:lineRule="exact"/>
       </w:pPr>
       <w:r>
         <w:rPr>
@@ -862,8 +2409,19 @@
       </w:r>
     </w:p>
     <w:p>
+      <w:r>
+        <w:rPr>
+          <w:rFonts w:ascii="微软雅黑" w:hAnsi="微软雅黑" w:eastAsia="微软雅黑"/>
+          <w:b/>
+          <w:color w:val="2C3E50"/>
+          <w:sz w:val="26"/>
+        </w:rPr>
+        <w:t>2.3 低危漏洞</w:t>
+      </w:r>
+    </w:p>
+    <w:p>
       <w:pPr>
-        <w:spacing w:before="120" w:after="40" w:line="400" w:lineRule="exact"/>
+        <w:spacing w:line="400" w:lineRule="exact"/>
       </w:pPr>
       <w:r>
         <w:rPr>
@@ -886,12 +2444,12 @@
           <w:b w:val="0"/>
           <w:sz w:val="20"/>
         </w:rPr>
-        <w:t>响应头包含 Server: Werkzeug/3.1.8 Python/3.13.12，泄露服务端信息。</w:t>
+        <w:t>响应头包含 Server: Werkzeug/3.x.x Python/3.x.x，泄露服务端版本信息。</w:t>
       </w:r>
     </w:p>
     <w:p>
       <w:pPr>
-        <w:spacing w:before="20" w:after="80" w:line="340" w:lineRule="exact"/>
+        <w:spacing w:line="340" w:lineRule="exact"/>
       </w:pPr>
       <w:r>
         <w:rPr>
@@ -914,7 +2472,7 @@
     </w:p>
     <w:p>
       <w:pPr>
-        <w:spacing w:before="120" w:after="40" w:line="400" w:lineRule="exact"/>
+        <w:spacing w:line="400" w:lineRule="exact"/>
       </w:pPr>
       <w:r>
         <w:rPr>
@@ -937,12 +2495,12 @@
           <w:b w:val="0"/>
           <w:sz w:val="20"/>
         </w:rPr>
-        <w:t>系统未记录任何登录事件，发生安全事件后无法溯源。</w:t>
+        <w:t>系统未记录任何登录事件，发生安全事件后无法溯源分析。</w:t>
       </w:r>
     </w:p>
     <w:p>
       <w:pPr>
-        <w:spacing w:before="20" w:after="80" w:line="340" w:lineRule="exact"/>
+        <w:spacing w:line="340" w:lineRule="exact"/>
       </w:pPr>
       <w:r>
         <w:rPr>
@@ -970,9 +2528,8 @@
     </w:p>
     <w:p>
       <w:pPr>
-        <w:spacing w:before="120" w:after="240"/>
         <w:pBdr>
-          <w:bottom w:val="single" w:sz="12" w:space="4" w:color="2980B9"/>
+          <w:bottom w:val="single" w:sz="10" w:space="4" w:color="2980B9"/>
         </w:pBdr>
       </w:pPr>
       <w:r>
@@ -980,14 +2537,14 @@
           <w:rFonts w:ascii="微软雅黑" w:hAnsi="微软雅黑" w:eastAsia="微软雅黑"/>
           <w:b/>
           <w:color w:val="2980B9"/>
-          <w:sz w:val="36"/>
+          <w:sz w:val="34"/>
         </w:rPr>
-        <w:t>二、漏洞修复：</w:t>
+        <w:t>三、修复方案与实施</w:t>
       </w:r>
     </w:p>
     <w:p>
       <w:pPr>
-        <w:spacing w:before="0" w:after="120" w:line="325" w:lineRule="exact"/>
+        <w:spacing w:before="0" w:after="80" w:line="325" w:lineRule="exact"/>
         <w:ind w:firstLine="397"/>
       </w:pPr>
       <w:r>
@@ -996,12 +2553,23 @@
           <w:b w:val="0"/>
           <w:sz w:val="21"/>
         </w:rPr>
-        <w:t>针对上述 13 项漏洞，实施 25 项安全加固措施。所有修复均在保持原有功能正常的前提下完成。</w:t>
+        <w:t>针对上述 13 项漏洞，实施 25 项安全加固措施，涵盖密码安全、Session 管理、访问控制、日志审计等多个维度。</w:t>
+      </w:r>
+    </w:p>
+    <w:p>
+      <w:r>
+        <w:rPr>
+          <w:rFonts w:ascii="微软雅黑" w:hAnsi="微软雅黑" w:eastAsia="微软雅黑"/>
+          <w:b/>
+          <w:color w:val="2C3E50"/>
+          <w:sz w:val="26"/>
+        </w:rPr>
+        <w:t>3.1 核心安全修复</w:t>
       </w:r>
     </w:p>
     <w:p>
       <w:pPr>
-        <w:spacing w:before="80" w:after="40" w:line="380" w:lineRule="exact"/>
+        <w:spacing w:line="380" w:lineRule="exact"/>
       </w:pPr>
       <w:r>
         <w:rPr>
@@ -1010,12 +2578,12 @@
           <w:color w:val="2980B9"/>
           <w:sz w:val="21"/>
         </w:rPr>
-        <w:t>修复项 1  密码哈希存储（🔴 极高危 V-01）</w:t>
+        <w:t>修复项 1  bcrypt 密码哈希（V-01）</w:t>
       </w:r>
     </w:p>
     <w:p>
       <w:pPr>
-        <w:spacing w:before="20" w:after="80" w:line="310" w:lineRule="exact"/>
+        <w:spacing w:before="20" w:after="60" w:line="310" w:lineRule="exact"/>
         <w:ind w:firstLine="397"/>
       </w:pPr>
       <w:r>
@@ -1029,7 +2597,7 @@
     </w:p>
     <w:p>
       <w:pPr>
-        <w:spacing w:before="80" w:after="80" w:line="320" w:lineRule="exact"/>
+        <w:spacing w:line="280" w:lineRule="exact"/>
         <w:shd w:fill="F0F0F0" w:val="clear"/>
         <w:pBdr>
           <w:left w:val="single" w:sz="18" w:space="8" w:color="2980B9"/>
@@ -1039,21 +2607,18 @@
         <w:rPr>
           <w:rFonts w:ascii="Courier New" w:hAnsi="Courier New"/>
           <w:color w:val="2C3E50"/>
-          <w:sz w:val="17"/>
+          <w:sz w:val="16"/>
         </w:rPr>
         <w:t># ✅ 修复后：bcrypt 哈希</w:t>
         <w:br/>
-        <w:t>from werkzeug.security import generate_password_hash</w:t>
+        <w:t>_entry["password"] = generate_password_hash("admin123")</w:t>
         <w:br/>
-        <w:br/>
-        <w:t>_entry["password"] = generate_password_hash(_data["password"])</w:t>
-        <w:br/>
-        <w:t>del _USERS_PLAIN   # 启动后立即删除内存中的明文映射</w:t>
+        <w:t>if check_password_hash(stored_hash, input_password):  # 安全比对</w:t>
       </w:r>
     </w:p>
     <w:p>
       <w:pPr>
-        <w:spacing w:before="80" w:after="40" w:line="380" w:lineRule="exact"/>
+        <w:spacing w:line="380" w:lineRule="exact"/>
       </w:pPr>
       <w:r>
         <w:rPr>
@@ -1062,12 +2627,12 @@
           <w:color w:val="2980B9"/>
           <w:sz w:val="21"/>
         </w:rPr>
-        <w:t>修复项 2  随机 Secret Key（🔴 极高危 V-02）</w:t>
+        <w:t>修复项 2  随机 Secret Key（V-02）</w:t>
       </w:r>
     </w:p>
     <w:p>
       <w:pPr>
-        <w:spacing w:before="20" w:after="80" w:line="310" w:lineRule="exact"/>
+        <w:spacing w:before="20" w:after="60" w:line="310" w:lineRule="exact"/>
         <w:ind w:firstLine="397"/>
       </w:pPr>
       <w:r>
@@ -1076,12 +2641,12 @@
           <w:b w:val="0"/>
           <w:sz w:val="20"/>
         </w:rPr>
-        <w:t>使用 secrets.token_hex(32) 生成 256 位加密安全随机密钥，支持通过环境变量 SECRET_KEY 注入，不硬编码在代码中。</w:t>
+        <w:t>使用 secrets.token_hex(32) 生成 256 位随机密钥，支持通过环境变量注入。</w:t>
       </w:r>
     </w:p>
     <w:p>
       <w:pPr>
-        <w:spacing w:before="80" w:after="40" w:line="380" w:lineRule="exact"/>
+        <w:spacing w:line="380" w:lineRule="exact"/>
       </w:pPr>
       <w:r>
         <w:rPr>
@@ -1090,12 +2655,12 @@
           <w:color w:val="2980B9"/>
           <w:sz w:val="21"/>
         </w:rPr>
-        <w:t>修复项 3  模板移除密码字段（🔴 高危 V-03）</w:t>
+        <w:t>修复项 3  模板移除密码字段（V-03）</w:t>
       </w:r>
     </w:p>
     <w:p>
       <w:pPr>
-        <w:spacing w:before="20" w:after="80" w:line="310" w:lineRule="exact"/>
+        <w:spacing w:before="20" w:after="60" w:line="310" w:lineRule="exact"/>
         <w:ind w:firstLine="397"/>
       </w:pPr>
       <w:r>
@@ -1104,12 +2669,12 @@
           <w:b w:val="0"/>
           <w:sz w:val="20"/>
         </w:rPr>
-        <w:t>用户信息字典传递给模板前过滤掉 password 键。index.html 中删除 {{ user.password }} 渲染语句。手机号、余额等信息仍正常展示，但密码绝不出现。</w:t>
+        <w:t>用户信息字典传递给模板前过滤 password 键，index.html 删除密码渲染语句。</w:t>
       </w:r>
     </w:p>
     <w:p>
       <w:pPr>
-        <w:spacing w:before="80" w:after="40" w:line="380" w:lineRule="exact"/>
+        <w:spacing w:line="380" w:lineRule="exact"/>
       </w:pPr>
       <w:r>
         <w:rPr>
@@ -1118,12 +2683,12 @@
           <w:color w:val="2980B9"/>
           <w:sz w:val="21"/>
         </w:rPr>
-        <w:t>修复项 4  删除泄露凭据注释（🔴 高危 V-04）</w:t>
+        <w:t>修复项 4  删除泄露凭据注释（V-04）</w:t>
       </w:r>
     </w:p>
     <w:p>
       <w:pPr>
-        <w:spacing w:before="20" w:after="80" w:line="310" w:lineRule="exact"/>
+        <w:spacing w:before="20" w:after="60" w:line="310" w:lineRule="exact"/>
         <w:ind w:firstLine="397"/>
       </w:pPr>
       <w:r>
@@ -1137,7 +2702,7 @@
     </w:p>
     <w:p>
       <w:pPr>
-        <w:spacing w:before="80" w:after="40" w:line="380" w:lineRule="exact"/>
+        <w:spacing w:line="380" w:lineRule="exact"/>
       </w:pPr>
       <w:r>
         <w:rPr>
@@ -1146,12 +2711,12 @@
           <w:color w:val="2980B9"/>
           <w:sz w:val="21"/>
         </w:rPr>
-        <w:t>修复项 5  CSRF 令牌防护（🔴 高危 V-05）</w:t>
+        <w:t>修复项 5  CSRF 令牌防护（V-05）</w:t>
       </w:r>
     </w:p>
     <w:p>
       <w:pPr>
-        <w:spacing w:before="20" w:after="80" w:line="310" w:lineRule="exact"/>
+        <w:spacing w:before="20" w:after="60" w:line="310" w:lineRule="exact"/>
         <w:ind w:firstLine="397"/>
       </w:pPr>
       <w:r>
@@ -1160,12 +2725,12 @@
           <w:b w:val="0"/>
           <w:sz w:val="20"/>
         </w:rPr>
-        <w:t>登录表单添加 _csrf_token 隐藏字段。服务端使用 hmac.compare_digest() 进行常量时间比较。每次 POST 后令牌立即失效（One-time Token），防止重放。</w:t>
+        <w:t>登录表单添加 _csrf_token 隐藏字段，服务端使用 hmac.compare_digest() 常量时间比较，令牌一次性失效。</w:t>
       </w:r>
     </w:p>
     <w:p>
       <w:pPr>
-        <w:spacing w:before="80" w:after="80" w:line="320" w:lineRule="exact"/>
+        <w:spacing w:line="280" w:lineRule="exact"/>
         <w:shd w:fill="F0F0F0" w:val="clear"/>
         <w:pBdr>
           <w:left w:val="single" w:sz="18" w:space="8" w:color="2980B9"/>
@@ -1175,23 +2740,21 @@
         <w:rPr>
           <w:rFonts w:ascii="Courier New" w:hAnsi="Courier New"/>
           <w:color w:val="2C3E50"/>
-          <w:sz w:val="17"/>
+          <w:sz w:val="16"/>
         </w:rPr>
-        <w:t># ✅ CSRF Token 生成与验证</w:t>
+        <w:t># ✅ CSRF Token 防护</w:t>
         <w:br/>
-        <w:t>def _generate_csrf_token():</w:t>
-        <w:br/>
-        <w:t xml:space="preserve">    session["_csrf_token"] = secrets.token_hex(32)</w:t>
+        <w:t>&lt;input type="hidden" name="_csrf_token" value="{{ csrf_token }}"&gt;</w:t>
         <w:br/>
         <w:br/>
         <w:t>def _validate_csrf_token():</w:t>
         <w:br/>
-        <w:t xml:space="preserve">    return hmac.compare_digest(token, stored)</w:t>
+        <w:t xml:space="preserve">    return hmac.compare_digest(token, session["_csrf_token"])</w:t>
       </w:r>
     </w:p>
     <w:p>
       <w:pPr>
-        <w:spacing w:before="80" w:after="40" w:line="380" w:lineRule="exact"/>
+        <w:spacing w:line="380" w:lineRule="exact"/>
       </w:pPr>
       <w:r>
         <w:rPr>
@@ -1200,12 +2763,12 @@
           <w:color w:val="2980B9"/>
           <w:sz w:val="21"/>
         </w:rPr>
-        <w:t>修复项 6  双重速率限制（🔴 高危 V-06）</w:t>
+        <w:t>修复项 6  双重速率限制（V-06）</w:t>
       </w:r>
     </w:p>
     <w:p>
       <w:pPr>
-        <w:spacing w:before="20" w:after="80" w:line="310" w:lineRule="exact"/>
+        <w:spacing w:before="20" w:after="60" w:line="310" w:lineRule="exact"/>
         <w:ind w:firstLine="397"/>
       </w:pPr>
       <w:r>
@@ -1214,12 +2777,12 @@
           <w:b w:val="0"/>
           <w:sz w:val="20"/>
         </w:rPr>
-        <w:t>IP 级别独立计数器：单 IP 在 15 分钟内超过 5 次失败 → HTTP 429。用户级别独立计数器：单用户 15 分钟内超过 5 次失败 → 触发锁定。</w:t>
+        <w:t>IP 级别计数器：单 IP 超过 5 次/15 分钟 → HTTP 429。用户级别计数器：单用户超过 5 次/15 分钟 → 触发账号锁定。</w:t>
       </w:r>
     </w:p>
     <w:p>
       <w:pPr>
-        <w:spacing w:before="80" w:after="40" w:line="380" w:lineRule="exact"/>
+        <w:spacing w:line="380" w:lineRule="exact"/>
       </w:pPr>
       <w:r>
         <w:rPr>
@@ -1228,12 +2791,12 @@
           <w:color w:val="2980B9"/>
           <w:sz w:val="21"/>
         </w:rPr>
-        <w:t>修复项 7  渐进式账号锁定（🔴 高危 V-06）</w:t>
+        <w:t>修复项 7  渐进式账号锁定（V-06）</w:t>
       </w:r>
     </w:p>
     <w:p>
       <w:pPr>
-        <w:spacing w:before="20" w:after="80" w:line="310" w:lineRule="exact"/>
+        <w:spacing w:before="20" w:after="60" w:line="310" w:lineRule="exact"/>
         <w:ind w:firstLine="397"/>
       </w:pPr>
       <w:r>
@@ -1242,12 +2805,12 @@
           <w:b w:val="0"/>
           <w:sz w:val="20"/>
         </w:rPr>
-        <w:t>第 1 次锁定 15 分钟 → 第 2 次 1 小时 → 第 3 次起 24 小时。登录成功后自动重置锁定计数器和失败次数。</w:t>
+        <w:t>第 1 次锁定 15 分钟 → 第 2 次 1 小时 → 第 3 次起 24 小时。登录成功后自动重置。</w:t>
       </w:r>
     </w:p>
     <w:p>
       <w:pPr>
-        <w:spacing w:before="80" w:after="80" w:line="320" w:lineRule="exact"/>
+        <w:spacing w:line="280" w:lineRule="exact"/>
         <w:shd w:fill="F0F0F0" w:val="clear"/>
         <w:pBdr>
           <w:left w:val="single" w:sz="18" w:space="8" w:color="2980B9"/>
@@ -1257,23 +2820,20 @@
         <w:rPr>
           <w:rFonts w:ascii="Courier New" w:hAnsi="Courier New"/>
           <w:color w:val="2C3E50"/>
-          <w:sz w:val="17"/>
+          <w:sz w:val="16"/>
         </w:rPr>
         <w:t># ✅ 渐进锁定配置</w:t>
         <w:br/>
-        <w:t>_LOCKOUT_DURATIONS = [15, 60, 1440]  # 15分钟 / 1小时 / 24小时</w:t>
+        <w:t>_LOCKOUT_DURATIONS = [15, 60, 1440]  # 分钟</w:t>
         <w:br/>
+        <w:t>idx = min(lockout_count, 2)</w:t>
         <w:br/>
-        <w:t>def _get_lockout_duration(count):</w:t>
-        <w:br/>
-        <w:t xml:space="preserve">    idx = min(count - 1, 2)</w:t>
-        <w:br/>
-        <w:t xml:space="preserve">    return _LOCKOUT_DURATIONS[idx] * 60</w:t>
+        <w:t>duration = _LOCKOUT_DURATIONS[idx] * 60  # 转秒</w:t>
       </w:r>
     </w:p>
     <w:p>
       <w:pPr>
-        <w:spacing w:before="80" w:after="40" w:line="380" w:lineRule="exact"/>
+        <w:spacing w:line="380" w:lineRule="exact"/>
       </w:pPr>
       <w:r>
         <w:rPr>
@@ -1282,12 +2842,12 @@
           <w:color w:val="2980B9"/>
           <w:sz w:val="21"/>
         </w:rPr>
-        <w:t>修复项 8  Session 固定化防护（🔴 高危 V-07）</w:t>
+        <w:t>修复项 8  Session 固定化防护（V-07）</w:t>
       </w:r>
     </w:p>
     <w:p>
       <w:pPr>
-        <w:spacing w:before="20" w:after="80" w:line="310" w:lineRule="exact"/>
+        <w:spacing w:before="20" w:after="60" w:line="310" w:lineRule="exact"/>
         <w:ind w:firstLine="397"/>
       </w:pPr>
       <w:r>
@@ -1296,12 +2856,12 @@
           <w:b w:val="0"/>
           <w:sz w:val="20"/>
         </w:rPr>
-        <w:t>登录成功后调用 session.clear() 销毁旧 Session，再创建新 Session。确保攻击者无法预先设置 Session ID 诱使用户使用。</w:t>
+        <w:t>登录成功后调用 session.clear() 销毁旧 Session，再创建新 Session。</w:t>
       </w:r>
     </w:p>
     <w:p>
       <w:pPr>
-        <w:spacing w:before="80" w:after="40" w:line="380" w:lineRule="exact"/>
+        <w:spacing w:line="380" w:lineRule="exact"/>
       </w:pPr>
       <w:r>
         <w:rPr>
@@ -1310,12 +2870,12 @@
           <w:color w:val="2980B9"/>
           <w:sz w:val="21"/>
         </w:rPr>
-        <w:t>修复项 9  Session 指纹绑定防劫持（🔴 高危 V-07）</w:t>
+        <w:t>修复项 9  Session 指纹绑定防劫持（V-07）</w:t>
       </w:r>
     </w:p>
     <w:p>
       <w:pPr>
-        <w:spacing w:before="20" w:after="80" w:line="310" w:lineRule="exact"/>
+        <w:spacing w:before="20" w:after="60" w:line="310" w:lineRule="exact"/>
         <w:ind w:firstLine="397"/>
       </w:pPr>
       <w:r>
@@ -1324,12 +2884,12 @@
           <w:b w:val="0"/>
           <w:sz w:val="20"/>
         </w:rPr>
-        <w:t>将登录时的客户端 IP + User-Agent 通过 HMAC-SHA256 计算指纹。每次请求在 before_request 钩子中校验指纹一致性，指纹不匹配立即销毁 Session → 重定向登录页。</w:t>
+        <w:t>登录时将 IP + User-Agent 通过 HMAC-SHA256 计算指纹存入 Session。每次请求校验指纹，不匹配立即销毁 Session。</w:t>
       </w:r>
     </w:p>
     <w:p>
       <w:pPr>
-        <w:spacing w:before="80" w:after="80" w:line="320" w:lineRule="exact"/>
+        <w:spacing w:line="280" w:lineRule="exact"/>
         <w:shd w:fill="F0F0F0" w:val="clear"/>
         <w:pBdr>
           <w:left w:val="single" w:sz="18" w:space="8" w:color="2980B9"/>
@@ -1339,25 +2899,24 @@
         <w:rPr>
           <w:rFonts w:ascii="Courier New" w:hAnsi="Courier New"/>
           <w:color w:val="2C3E50"/>
-          <w:sz w:val="17"/>
+          <w:sz w:val="16"/>
         </w:rPr>
         <w:t># ✅ Session 指纹绑定</w:t>
         <w:br/>
-        <w:t>fp = hmac.new(secret, f"{ip}|{ua}".encode(), "sha256").hexdigest()</w:t>
+        <w:t>fp = hmac.new(key, f"{ip}|{ua}".encode(), "sha256").hexdigest()</w:t>
         <w:br/>
         <w:t>session["_fingerprint"] = fp</w:t>
         <w:br/>
+        <w:t># 每次请求校验...</w:t>
         <w:br/>
-        <w:t># 每次请求校验</w:t>
+        <w:t>if current_fp != session["_fingerprint"]:</w:t>
         <w:br/>
-        <w:t>if fp != session.get("_fingerprint"):</w:t>
-        <w:br/>
-        <w:t xml:space="preserve">    session.clear()  # 疑似劫持,销毁会话</w:t>
+        <w:t xml:space="preserve">    session.clear()  # 疑似劫持</w:t>
       </w:r>
     </w:p>
     <w:p>
       <w:pPr>
-        <w:spacing w:before="80" w:after="40" w:line="380" w:lineRule="exact"/>
+        <w:spacing w:line="380" w:lineRule="exact"/>
       </w:pPr>
       <w:r>
         <w:rPr>
@@ -1366,12 +2925,12 @@
           <w:color w:val="2980B9"/>
           <w:sz w:val="21"/>
         </w:rPr>
-        <w:t>修复项 10  Session 双过期机制（🔴 高危 V-07）</w:t>
+        <w:t>修复项 10  Session 双过期机制（V-07）</w:t>
       </w:r>
     </w:p>
     <w:p>
       <w:pPr>
-        <w:spacing w:before="20" w:after="80" w:line="310" w:lineRule="exact"/>
+        <w:spacing w:before="20" w:after="60" w:line="310" w:lineRule="exact"/>
         <w:ind w:firstLine="397"/>
       </w:pPr>
       <w:r>
@@ -1385,7 +2944,7 @@
     </w:p>
     <w:p>
       <w:pPr>
-        <w:spacing w:before="80" w:after="40" w:line="380" w:lineRule="exact"/>
+        <w:spacing w:line="380" w:lineRule="exact"/>
       </w:pPr>
       <w:r>
         <w:rPr>
@@ -1394,12 +2953,12 @@
           <w:color w:val="2980B9"/>
           <w:sz w:val="21"/>
         </w:rPr>
-        <w:t>修复项 11  Debug 模式默认关闭（🟡 中危 V-08）</w:t>
+        <w:t>修复项 11  Cookie 安全属性（V-07）</w:t>
       </w:r>
     </w:p>
     <w:p>
       <w:pPr>
-        <w:spacing w:before="20" w:after="80" w:line="310" w:lineRule="exact"/>
+        <w:spacing w:before="20" w:after="60" w:line="310" w:lineRule="exact"/>
         <w:ind w:firstLine="397"/>
       </w:pPr>
       <w:r>
@@ -1408,12 +2967,12 @@
           <w:b w:val="0"/>
           <w:sz w:val="20"/>
         </w:rPr>
-        <w:t>app.run(debug=False) 为默认值，仅当环境变量 FLASK_DEBUG=1 时才开启。</w:t>
+        <w:t>SESSION_COOKIE_HTTPONLY=True、SESSION_COOKIE_SAMESITE="Strict"、30 分钟过期。</w:t>
       </w:r>
     </w:p>
     <w:p>
       <w:pPr>
-        <w:spacing w:before="80" w:after="40" w:line="380" w:lineRule="exact"/>
+        <w:spacing w:line="380" w:lineRule="exact"/>
       </w:pPr>
       <w:r>
         <w:rPr>
@@ -1422,12 +2981,12 @@
           <w:color w:val="2980B9"/>
           <w:sz w:val="21"/>
         </w:rPr>
-        <w:t>修复项 12  安全响应头全家桶（🟡 中危 V-09）</w:t>
+        <w:t>修复项 12  Debug 模式默认关闭（V-08）</w:t>
       </w:r>
     </w:p>
     <w:p>
       <w:pPr>
-        <w:spacing w:before="20" w:after="80" w:line="310" w:lineRule="exact"/>
+        <w:spacing w:before="20" w:after="60" w:line="310" w:lineRule="exact"/>
         <w:ind w:firstLine="397"/>
       </w:pPr>
       <w:r>
@@ -1436,12 +2995,23 @@
           <w:b w:val="0"/>
           <w:sz w:val="20"/>
         </w:rPr>
-        <w:t>配置 8 个安全响应头：Content-Security-Policy、X-Frame-Options: DENY、X-Content-Type-Options: nosniff、Strict-Transport-Security、Permissions-Policy、X-XSS-Protection、Referrer-Policy、Cache-Control。</w:t>
+        <w:t>app.run(debug=False) 为默认值，仅当 FLASK_DEBUG=1 环境变量时才开启。</w:t>
+      </w:r>
+    </w:p>
+    <w:p>
+      <w:r>
+        <w:rPr>
+          <w:rFonts w:ascii="微软雅黑" w:hAnsi="微软雅黑" w:eastAsia="微软雅黑"/>
+          <w:b/>
+          <w:color w:val="2C3E50"/>
+          <w:sz w:val="26"/>
+        </w:rPr>
+        <w:t>3.2 增强型安全措施</w:t>
       </w:r>
     </w:p>
     <w:p>
       <w:pPr>
-        <w:spacing w:before="80" w:after="40" w:line="380" w:lineRule="exact"/>
+        <w:spacing w:line="380" w:lineRule="exact"/>
       </w:pPr>
       <w:r>
         <w:rPr>
@@ -1450,12 +3020,12 @@
           <w:color w:val="2980B9"/>
           <w:sz w:val="21"/>
         </w:rPr>
-        <w:t>修复项 13  输入白名单校验（🟡 中危 V-10）</w:t>
+        <w:t>修复项 13  安全响应头全家桶（V-09）</w:t>
       </w:r>
     </w:p>
     <w:p>
       <w:pPr>
-        <w:spacing w:before="20" w:after="80" w:line="310" w:lineRule="exact"/>
+        <w:spacing w:before="20" w:after="60" w:line="310" w:lineRule="exact"/>
         <w:ind w:firstLine="397"/>
       </w:pPr>
       <w:r>
@@ -1464,96 +3034,12 @@
           <w:b w:val="0"/>
           <w:sz w:val="20"/>
         </w:rPr>
-        <w:t>用户名只允许 [a-zA-Z0-9_] 2-32 位，全部输入做 strip() 和长度截断。统一返回「用户名或密码错误」防止账户枚举。</w:t>
+        <w:t>配置 8 个安全响应头：CSP、X-Frame-Options: DENY、X-Content-Type-Options: nosniff、HSTS、Permissions-Policy 等。</w:t>
       </w:r>
     </w:p>
     <w:p>
       <w:pPr>
-        <w:spacing w:before="80" w:after="40" w:line="380" w:lineRule="exact"/>
-      </w:pPr>
-      <w:r>
-        <w:rPr>
-          <w:rFonts w:ascii="微软雅黑" w:hAnsi="微软雅黑" w:eastAsia="微软雅黑"/>
-          <w:b/>
-          <w:color w:val="2980B9"/>
-          <w:sz w:val="21"/>
-        </w:rPr>
-        <w:t>修复项 14  缓存控制策略（🟡 中危 V-11）</w:t>
-      </w:r>
-    </w:p>
-    <w:p>
-      <w:pPr>
-        <w:spacing w:before="20" w:after="80" w:line="310" w:lineRule="exact"/>
-        <w:ind w:firstLine="397"/>
-      </w:pPr>
-      <w:r>
-        <w:rPr>
-          <w:rFonts w:ascii="微软雅黑" w:hAnsi="微软雅黑" w:eastAsia="微软雅黑"/>
-          <w:b w:val="0"/>
-          <w:sz w:val="20"/>
-        </w:rPr>
-        <w:t>动态页面设置 Cache-Control: no-store, no-cache, must-revalidate，确保敏感内容不被浏览器或代理缓存。</w:t>
-      </w:r>
-    </w:p>
-    <w:p>
-      <w:pPr>
-        <w:spacing w:before="80" w:after="40" w:line="380" w:lineRule="exact"/>
-      </w:pPr>
-      <w:r>
-        <w:rPr>
-          <w:rFonts w:ascii="微软雅黑" w:hAnsi="微软雅黑" w:eastAsia="微软雅黑"/>
-          <w:b/>
-          <w:color w:val="2980B9"/>
-          <w:sz w:val="21"/>
-        </w:rPr>
-        <w:t>修复项 15  隐藏 Server 版本（⚪ 低危 V-12）</w:t>
-      </w:r>
-    </w:p>
-    <w:p>
-      <w:pPr>
-        <w:spacing w:before="20" w:after="80" w:line="310" w:lineRule="exact"/>
-        <w:ind w:firstLine="397"/>
-      </w:pPr>
-      <w:r>
-        <w:rPr>
-          <w:rFonts w:ascii="微软雅黑" w:hAnsi="微软雅黑" w:eastAsia="微软雅黑"/>
-          <w:b w:val="0"/>
-          <w:sz w:val="20"/>
-        </w:rPr>
-        <w:t>自定义 WSGIRequestHandler 清空 server_version 和 sys_version，使 Server 响应头不包含任何版本信息。</w:t>
-      </w:r>
-    </w:p>
-    <w:p>
-      <w:pPr>
-        <w:spacing w:before="80" w:after="40" w:line="380" w:lineRule="exact"/>
-      </w:pPr>
-      <w:r>
-        <w:rPr>
-          <w:rFonts w:ascii="微软雅黑" w:hAnsi="微软雅黑" w:eastAsia="微软雅黑"/>
-          <w:b/>
-          <w:color w:val="2980B9"/>
-          <w:sz w:val="21"/>
-        </w:rPr>
-        <w:t>修复项 16  审计日志系统（⚪ 低危 V-13）</w:t>
-      </w:r>
-    </w:p>
-    <w:p>
-      <w:pPr>
-        <w:spacing w:before="20" w:after="80" w:line="310" w:lineRule="exact"/>
-        <w:ind w:firstLine="397"/>
-      </w:pPr>
-      <w:r>
-        <w:rPr>
-          <w:rFonts w:ascii="微软雅黑" w:hAnsi="微软雅黑" w:eastAsia="微软雅黑"/>
-          <w:b w:val="0"/>
-          <w:sz w:val="20"/>
-        </w:rPr>
-        <w:t>使用 RotatingFileHandler 实现 5MB 轮转日志，记录所有身份认证事件（LOGIN_SUCCESS/FAILED/LOGOUT/ACCOUNT_LOCKED），每条日志含时间戳、IP、User-Agent。</w:t>
-      </w:r>
-    </w:p>
-    <w:p>
-      <w:pPr>
-        <w:spacing w:before="80" w:after="80" w:line="320" w:lineRule="exact"/>
+        <w:spacing w:line="280" w:lineRule="exact"/>
         <w:shd w:fill="F0F0F0" w:val="clear"/>
         <w:pBdr>
           <w:left w:val="single" w:sz="18" w:space="8" w:color="2980B9"/>
@@ -1563,9 +3049,146 @@
         <w:rPr>
           <w:rFonts w:ascii="Courier New" w:hAnsi="Courier New"/>
           <w:color w:val="2C3E50"/>
-          <w:sz w:val="17"/>
+          <w:sz w:val="16"/>
         </w:rPr>
-        <w:t># ✅ 审计日志示例</w:t>
+        <w:t># ✅ 安全响应头</w:t>
+        <w:br/>
+        <w:t>X-Content-Type-Options: nosniff</w:t>
+        <w:br/>
+        <w:t>X-Frame-Options: DENY</w:t>
+        <w:br/>
+        <w:t>Strict-Transport-Security: max-age=63072000</w:t>
+        <w:br/>
+        <w:t>Content-Security-Policy: default-src 'self'; form-action 'self'</w:t>
+      </w:r>
+    </w:p>
+    <w:p>
+      <w:pPr>
+        <w:spacing w:line="380" w:lineRule="exact"/>
+      </w:pPr>
+      <w:r>
+        <w:rPr>
+          <w:rFonts w:ascii="微软雅黑" w:hAnsi="微软雅黑" w:eastAsia="微软雅黑"/>
+          <w:b/>
+          <w:color w:val="2980B9"/>
+          <w:sz w:val="21"/>
+        </w:rPr>
+        <w:t>修复项 14  输入白名单校验（V-10）</w:t>
+      </w:r>
+    </w:p>
+    <w:p>
+      <w:pPr>
+        <w:spacing w:before="20" w:after="60" w:line="310" w:lineRule="exact"/>
+        <w:ind w:firstLine="397"/>
+      </w:pPr>
+      <w:r>
+        <w:rPr>
+          <w:rFonts w:ascii="微软雅黑" w:hAnsi="微软雅黑" w:eastAsia="微软雅黑"/>
+          <w:b w:val="0"/>
+          <w:sz w:val="20"/>
+        </w:rPr>
+        <w:t>用户名只允许 [a-zA-Z0-9_] 2-32 位，统一返回「用户名或密码错误」防止账户枚举。</w:t>
+      </w:r>
+    </w:p>
+    <w:p>
+      <w:pPr>
+        <w:spacing w:line="380" w:lineRule="exact"/>
+      </w:pPr>
+      <w:r>
+        <w:rPr>
+          <w:rFonts w:ascii="微软雅黑" w:hAnsi="微软雅黑" w:eastAsia="微软雅黑"/>
+          <w:b/>
+          <w:color w:val="2980B9"/>
+          <w:sz w:val="21"/>
+        </w:rPr>
+        <w:t>修复项 15  缓存控制策略（V-11）</w:t>
+      </w:r>
+    </w:p>
+    <w:p>
+      <w:pPr>
+        <w:spacing w:before="20" w:after="60" w:line="310" w:lineRule="exact"/>
+        <w:ind w:firstLine="397"/>
+      </w:pPr>
+      <w:r>
+        <w:rPr>
+          <w:rFonts w:ascii="微软雅黑" w:hAnsi="微软雅黑" w:eastAsia="微软雅黑"/>
+          <w:b w:val="0"/>
+          <w:sz w:val="20"/>
+        </w:rPr>
+        <w:t>动态页面 Cache-Control: no-store，禁止浏览器缓存。</w:t>
+      </w:r>
+    </w:p>
+    <w:p>
+      <w:pPr>
+        <w:spacing w:line="380" w:lineRule="exact"/>
+      </w:pPr>
+      <w:r>
+        <w:rPr>
+          <w:rFonts w:ascii="微软雅黑" w:hAnsi="微软雅黑" w:eastAsia="微软雅黑"/>
+          <w:b/>
+          <w:color w:val="2980B9"/>
+          <w:sz w:val="21"/>
+        </w:rPr>
+        <w:t>修复项 16  隐藏 Server 版本（V-12）</w:t>
+      </w:r>
+    </w:p>
+    <w:p>
+      <w:pPr>
+        <w:spacing w:before="20" w:after="60" w:line="310" w:lineRule="exact"/>
+        <w:ind w:firstLine="397"/>
+      </w:pPr>
+      <w:r>
+        <w:rPr>
+          <w:rFonts w:ascii="微软雅黑" w:hAnsi="微软雅黑" w:eastAsia="微软雅黑"/>
+          <w:b w:val="0"/>
+          <w:sz w:val="20"/>
+        </w:rPr>
+        <w:t>清空 server_version 和 sys_version，使 Server 头不包含版本信息。</w:t>
+      </w:r>
+    </w:p>
+    <w:p>
+      <w:pPr>
+        <w:spacing w:line="380" w:lineRule="exact"/>
+      </w:pPr>
+      <w:r>
+        <w:rPr>
+          <w:rFonts w:ascii="微软雅黑" w:hAnsi="微软雅黑" w:eastAsia="微软雅黑"/>
+          <w:b/>
+          <w:color w:val="2980B9"/>
+          <w:sz w:val="21"/>
+        </w:rPr>
+        <w:t>修复项 17  审计日志系统（V-13）</w:t>
+      </w:r>
+    </w:p>
+    <w:p>
+      <w:pPr>
+        <w:spacing w:before="20" w:after="60" w:line="310" w:lineRule="exact"/>
+        <w:ind w:firstLine="397"/>
+      </w:pPr>
+      <w:r>
+        <w:rPr>
+          <w:rFonts w:ascii="微软雅黑" w:hAnsi="微软雅黑" w:eastAsia="微软雅黑"/>
+          <w:b w:val="0"/>
+          <w:sz w:val="20"/>
+        </w:rPr>
+        <w:t>RotatingFileHandler 轮转日志（5MB），记录所有认证事件（成功/失败/锁定/登出）。</w:t>
+      </w:r>
+    </w:p>
+    <w:p>
+      <w:pPr>
+        <w:spacing w:line="280" w:lineRule="exact"/>
+        <w:shd w:fill="F0F0F0" w:val="clear"/>
+        <w:pBdr>
+          <w:left w:val="single" w:sz="18" w:space="8" w:color="2980B9"/>
+        </w:pBdr>
+      </w:pPr>
+      <w:r>
+        <w:rPr>
+          <w:rFonts w:ascii="Courier New" w:hAnsi="Courier New"/>
+          <w:color w:val="2C3E50"/>
+          <w:sz w:val="16"/>
+        </w:rPr>
+        <w:t># ✅ 审计日志样例</w:t>
         <w:br/>
         <w:t>[2026-07-07 04:33:16] IP=127.0.0.1 USER=admin ACTION=LOGIN_SUCCESS</w:t>
         <w:br/>
@@ -1576,7 +3199,7 @@
     </w:p>
     <w:p>
       <w:pPr>
-        <w:spacing w:before="80" w:after="40" w:line="380" w:lineRule="exact"/>
+        <w:spacing w:line="380" w:lineRule="exact"/>
       </w:pPr>
       <w:r>
         <w:rPr>
@@ -1585,12 +3208,12 @@
           <w:color w:val="2980B9"/>
           <w:sz w:val="21"/>
         </w:rPr>
-        <w:t>修复项 17  蜜罐字段反自动化（✨ 增强）</w:t>
+        <w:t>修复项 18  蜜罐字段反自动化</w:t>
       </w:r>
     </w:p>
     <w:p>
       <w:pPr>
-        <w:spacing w:before="20" w:after="80" w:line="310" w:lineRule="exact"/>
+        <w:spacing w:before="20" w:after="60" w:line="310" w:lineRule="exact"/>
         <w:ind w:firstLine="397"/>
       </w:pPr>
       <w:r>
@@ -1599,12 +3222,12 @@
           <w:b w:val="0"/>
           <w:sz w:val="20"/>
         </w:rPr>
-        <w:t>登录表单添加 CSS 隐藏的 _gotcha 字段，用户不可见但机器人会填写，有值即拒绝请求。</w:t>
+        <w:t>登录表单添加 CSS 隐藏的 _gotcha 字段，机器人填写后自动拒绝。</w:t>
       </w:r>
     </w:p>
     <w:p>
       <w:pPr>
-        <w:spacing w:before="80" w:after="40" w:line="380" w:lineRule="exact"/>
+        <w:spacing w:line="380" w:lineRule="exact"/>
       </w:pPr>
       <w:r>
         <w:rPr>
@@ -1613,12 +3236,12 @@
           <w:color w:val="2980B9"/>
           <w:sz w:val="21"/>
         </w:rPr>
-        <w:t>修复项 18  主机头白名单验证（✨ 增强）</w:t>
+        <w:t>修复项 19  主机头白名单验证</w:t>
       </w:r>
     </w:p>
     <w:p>
       <w:pPr>
-        <w:spacing w:before="20" w:after="80" w:line="310" w:lineRule="exact"/>
+        <w:spacing w:before="20" w:after="60" w:line="310" w:lineRule="exact"/>
         <w:ind w:firstLine="397"/>
       </w:pPr>
       <w:r>
@@ -1627,12 +3250,12 @@
           <w:b w:val="0"/>
           <w:sz w:val="20"/>
         </w:rPr>
-        <w:t>before_request 中校验 Host 头是否在白名单中，防止 Host 头注入。</w:t>
+        <w:t>校验 Host 头是否在白名单中，防止 Host 头注入攻击。</w:t>
       </w:r>
     </w:p>
     <w:p>
       <w:pPr>
-        <w:spacing w:before="80" w:after="40" w:line="380" w:lineRule="exact"/>
+        <w:spacing w:line="380" w:lineRule="exact"/>
       </w:pPr>
       <w:r>
         <w:rPr>
@@ -1641,12 +3264,12 @@
           <w:color w:val="2980B9"/>
           <w:sz w:val="21"/>
         </w:rPr>
-        <w:t>修复项 19  Content-Type 强制校验（✨ 增强）</w:t>
+        <w:t>修复项 20  Content-Type 强制校验</w:t>
       </w:r>
     </w:p>
     <w:p>
       <w:pPr>
-        <w:spacing w:before="20" w:after="80" w:line="310" w:lineRule="exact"/>
+        <w:spacing w:before="20" w:after="60" w:line="310" w:lineRule="exact"/>
         <w:ind w:firstLine="397"/>
       </w:pPr>
       <w:r>
@@ -1660,7 +3283,7 @@
     </w:p>
     <w:p>
       <w:pPr>
-        <w:spacing w:before="80" w:after="40" w:line="380" w:lineRule="exact"/>
+        <w:spacing w:line="380" w:lineRule="exact"/>
       </w:pPr>
       <w:r>
         <w:rPr>
@@ -1669,12 +3292,12 @@
           <w:color w:val="2980B9"/>
           <w:sz w:val="21"/>
         </w:rPr>
-        <w:t>修复项 20  请求体大小限制（✨ 增强）</w:t>
+        <w:t>修复项 21  请求体大小限制</w:t>
       </w:r>
     </w:p>
     <w:p>
       <w:pPr>
-        <w:spacing w:before="20" w:after="80" w:line="310" w:lineRule="exact"/>
+        <w:spacing w:before="20" w:after="60" w:line="310" w:lineRule="exact"/>
         <w:ind w:firstLine="397"/>
       </w:pPr>
       <w:r>
@@ -1688,7 +3311,7 @@
     </w:p>
     <w:p>
       <w:pPr>
-        <w:spacing w:before="80" w:after="40" w:line="380" w:lineRule="exact"/>
+        <w:spacing w:line="380" w:lineRule="exact"/>
       </w:pPr>
       <w:r>
         <w:rPr>
@@ -1697,12 +3320,12 @@
           <w:color w:val="2980B9"/>
           <w:sz w:val="21"/>
         </w:rPr>
-        <w:t>修复项 21  已登录自动跳转（✨ 增强）</w:t>
+        <w:t>修复项 22  已登录自动跳转</w:t>
       </w:r>
     </w:p>
     <w:p>
       <w:pPr>
-        <w:spacing w:before="20" w:after="80" w:line="310" w:lineRule="exact"/>
+        <w:spacing w:before="20" w:after="60" w:line="310" w:lineRule="exact"/>
         <w:ind w:firstLine="397"/>
       </w:pPr>
       <w:r>
@@ -1716,7 +3339,7 @@
     </w:p>
     <w:p>
       <w:pPr>
-        <w:spacing w:before="80" w:after="40" w:line="380" w:lineRule="exact"/>
+        <w:spacing w:line="380" w:lineRule="exact"/>
       </w:pPr>
       <w:r>
         <w:rPr>
@@ -1725,40 +3348,12 @@
           <w:color w:val="2980B9"/>
           <w:sz w:val="21"/>
         </w:rPr>
-        <w:t>修复项 22  Cookie 安全属性（🔴 高危 V-07）</w:t>
+        <w:t>修复项 23  最后登录时间追踪</w:t>
       </w:r>
     </w:p>
     <w:p>
       <w:pPr>
-        <w:spacing w:before="20" w:after="80" w:line="310" w:lineRule="exact"/>
-        <w:ind w:firstLine="397"/>
-      </w:pPr>
-      <w:r>
-        <w:rPr>
-          <w:rFonts w:ascii="微软雅黑" w:hAnsi="微软雅黑" w:eastAsia="微软雅黑"/>
-          <w:b w:val="0"/>
-          <w:sz w:val="20"/>
-        </w:rPr>
-        <w:t>SESSION_COOKIE_HTTPONLY=True、SESSION_COOKIE_SAMESITE="Strict"。</w:t>
-      </w:r>
-    </w:p>
-    <w:p>
-      <w:pPr>
-        <w:spacing w:before="80" w:after="40" w:line="380" w:lineRule="exact"/>
-      </w:pPr>
-      <w:r>
-        <w:rPr>
-          <w:rFonts w:ascii="微软雅黑" w:hAnsi="微软雅黑" w:eastAsia="微软雅黑"/>
-          <w:b/>
-          <w:color w:val="2980B9"/>
-          <w:sz w:val="21"/>
-        </w:rPr>
-        <w:t>修复项 23  最后登录时间追踪（✨ 增强）</w:t>
-      </w:r>
-    </w:p>
-    <w:p>
-      <w:pPr>
-        <w:spacing w:before="20" w:after="80" w:line="310" w:lineRule="exact"/>
+        <w:spacing w:before="20" w:after="60" w:line="310" w:lineRule="exact"/>
         <w:ind w:firstLine="397"/>
       </w:pPr>
       <w:r>
@@ -1772,7 +3367,7 @@
     </w:p>
     <w:p>
       <w:pPr>
-        <w:spacing w:before="80" w:after="40" w:line="380" w:lineRule="exact"/>
+        <w:spacing w:line="380" w:lineRule="exact"/>
       </w:pPr>
       <w:r>
         <w:rPr>
@@ -1781,12 +3376,12 @@
           <w:color w:val="2980B9"/>
           <w:sz w:val="21"/>
         </w:rPr>
-        <w:t>修复项 24  统一错误提示防枚举（✨ 增强）</w:t>
+        <w:t>修复项 24  统一错误提示防枚举</w:t>
       </w:r>
     </w:p>
     <w:p>
       <w:pPr>
-        <w:spacing w:before="20" w:after="80" w:line="310" w:lineRule="exact"/>
+        <w:spacing w:before="20" w:after="60" w:line="310" w:lineRule="exact"/>
         <w:ind w:firstLine="397"/>
       </w:pPr>
       <w:r>
@@ -1800,7 +3395,7 @@
     </w:p>
     <w:p>
       <w:pPr>
-        <w:spacing w:before="80" w:after="40" w:line="380" w:lineRule="exact"/>
+        <w:spacing w:line="380" w:lineRule="exact"/>
       </w:pPr>
       <w:r>
         <w:rPr>
@@ -1809,12 +3404,12 @@
           <w:color w:val="2980B9"/>
           <w:sz w:val="21"/>
         </w:rPr>
-        <w:t>修复项 25  自定义安全错误页面（✨ 增强）</w:t>
+        <w:t>修复项 25  自定义安全错误页面</w:t>
       </w:r>
     </w:p>
     <w:p>
       <w:pPr>
-        <w:spacing w:before="20" w:after="80" w:line="310" w:lineRule="exact"/>
+        <w:spacing w:before="20" w:after="60" w:line="310" w:lineRule="exact"/>
         <w:ind w:firstLine="397"/>
       </w:pPr>
       <w:r>
@@ -1828,29 +3423,18 @@
     </w:p>
     <w:p>
       <w:r>
-        <w:br w:type="page"/>
+        <w:rPr>
+          <w:rFonts w:ascii="微软雅黑" w:hAnsi="微软雅黑" w:eastAsia="微软雅黑"/>
+          <w:b/>
+          <w:color w:val="2C3E50"/>
+          <w:sz w:val="26"/>
+        </w:rPr>
+        <w:t>3.3 数据库迁移（SQLite）</w:t>
       </w:r>
     </w:p>
     <w:p>
       <w:pPr>
-        <w:spacing w:before="120" w:after="240"/>
-        <w:pBdr>
-          <w:bottom w:val="single" w:sz="12" w:space="4" w:color="2980B9"/>
-        </w:pBdr>
-      </w:pPr>
-      <w:r>
-        <w:rPr>
-          <w:rFonts w:ascii="微软雅黑" w:hAnsi="微软雅黑" w:eastAsia="微软雅黑"/>
-          <w:b/>
-          <w:color w:val="2980B9"/>
-          <w:sz w:val="36"/>
-        </w:rPr>
-        <w:t>三、修复结果检测：</w:t>
-      </w:r>
-    </w:p>
-    <w:p>
-      <w:pPr>
-        <w:spacing w:before="0" w:after="120" w:line="325" w:lineRule="exact"/>
+        <w:spacing w:before="0" w:after="80" w:line="325" w:lineRule="exact"/>
         <w:ind w:firstLine="397"/>
       </w:pPr>
       <w:r>
@@ -1859,7 +3443,174 @@
           <w:b w:val="0"/>
           <w:sz w:val="21"/>
         </w:rPr>
-        <w:t>修复完成后进行 20 项全面安全测试，全部通过 ✅ 通过率 100%。以下为检测结果：</w:t>
+        <w:t>将用户数据从内存字典迁移至 SQLite 数据库，实现数据的持久化存储和更安全的读写操作：</w:t>
+      </w:r>
+    </w:p>
+    <w:p>
+      <w:pPr>
+        <w:spacing w:before="0" w:after="80" w:line="325" w:lineRule="exact"/>
+      </w:pPr>
+      <w:r>
+        <w:rPr>
+          <w:rFonts w:ascii="微软雅黑" w:hAnsi="微软雅黑" w:eastAsia="微软雅黑"/>
+          <w:b/>
+          <w:sz w:val="21"/>
+        </w:rPr>
+        <w:t>内存字典方案的问题：</w:t>
+      </w:r>
+    </w:p>
+    <w:p>
+      <w:pPr>
+        <w:pStyle w:val="ListBullet"/>
+      </w:pPr>
+      <w:r>
+        <w:rPr>
+          <w:sz w:val="20"/>
+        </w:rPr>
+        <w:t>应用重启后数据丢失（锁定计数、上次登录时间无法保留）</w:t>
+      </w:r>
+    </w:p>
+    <w:p>
+      <w:pPr>
+        <w:pStyle w:val="ListBullet"/>
+      </w:pPr>
+      <w:r>
+        <w:rPr>
+          <w:sz w:val="20"/>
+        </w:rPr>
+        <w:t>所有用户数据常驻内存，存在内存泄露和内存转储泄露风险</w:t>
+      </w:r>
+    </w:p>
+    <w:p>
+      <w:pPr>
+        <w:pStyle w:val="ListBullet"/>
+      </w:pPr>
+      <w:r>
+        <w:rPr>
+          <w:sz w:val="20"/>
+        </w:rPr>
+        <w:t>无法支持并发访问和数据备份</w:t>
+      </w:r>
+    </w:p>
+    <w:p>
+      <w:pPr>
+        <w:spacing w:before="0" w:after="80" w:line="325" w:lineRule="exact"/>
+      </w:pPr>
+      <w:r>
+        <w:rPr>
+          <w:rFonts w:ascii="微软雅黑" w:hAnsi="微软雅黑" w:eastAsia="微软雅黑"/>
+          <w:b/>
+          <w:sz w:val="21"/>
+        </w:rPr>
+        <w:t>SQLite 方案的优势：</w:t>
+      </w:r>
+    </w:p>
+    <w:p>
+      <w:pPr>
+        <w:pStyle w:val="ListBullet"/>
+      </w:pPr>
+      <w:r>
+        <w:rPr>
+          <w:sz w:val="20"/>
+        </w:rPr>
+        <w:t>数据持久化存储，重启不丢失</w:t>
+      </w:r>
+    </w:p>
+    <w:p>
+      <w:pPr>
+        <w:pStyle w:val="ListBullet"/>
+      </w:pPr>
+      <w:r>
+        <w:rPr>
+          <w:sz w:val="20"/>
+        </w:rPr>
+        <w:t>通过文件权限控制访问，降低泄露风险</w:t>
+      </w:r>
+    </w:p>
+    <w:p>
+      <w:pPr>
+        <w:pStyle w:val="ListBullet"/>
+      </w:pPr>
+      <w:r>
+        <w:rPr>
+          <w:sz w:val="20"/>
+        </w:rPr>
+        <w:t>支持 SQL 查询，便于扩展和迁移</w:t>
+      </w:r>
+    </w:p>
+    <w:p>
+      <w:pPr>
+        <w:pStyle w:val="ListBullet"/>
+      </w:pPr>
+      <w:r>
+        <w:rPr>
+          <w:sz w:val="20"/>
+        </w:rPr>
+        <w:t>自动建表，启动时检测并初始化默认用户</w:t>
+      </w:r>
+    </w:p>
+    <w:p>
+      <w:pPr>
+        <w:spacing w:line="280" w:lineRule="exact"/>
+        <w:shd w:fill="F0F0F0" w:val="clear"/>
+        <w:pBdr>
+          <w:left w:val="single" w:sz="18" w:space="8" w:color="2980B9"/>
+        </w:pBdr>
+      </w:pPr>
+      <w:r>
+        <w:rPr>
+          <w:rFonts w:ascii="Courier New" w:hAnsi="Courier New"/>
+          <w:color w:val="2C3E50"/>
+          <w:sz w:val="16"/>
+        </w:rPr>
+        <w:t># ✅ 数据库初始化</w:t>
+        <w:br/>
+        <w:t>CREATE TABLE users (</w:t>
+        <w:br/>
+        <w:t xml:space="preserve">    username TEXT PRIMARY KEY,</w:t>
+        <w:br/>
+        <w:t xml:space="preserve">    password TEXT NOT NULL,     -- bcrypt 哈希</w:t>
+        <w:br/>
+        <w:t xml:space="preserve">    role TEXT NOT NULL,</w:t>
+        <w:br/>
+        <w:t xml:space="preserve">    email TEXT, phone TEXT,</w:t>
+        <w:br/>
+        <w:t xml:space="preserve">    balance INTEGER,</w:t>
+        <w:br/>
+        <w:t xml:space="preserve">    lockout_count INTEGER,      -- 渐进锁定计数</w:t>
+        <w:br/>
+        <w:t xml:space="preserve">    last_login TEXT             -- 上次登录时间</w:t>
+        <w:br/>
+        <w:t>);</w:t>
+        <w:br/>
+        <w:br/>
+        <w:t>def _get_user(username):</w:t>
+        <w:br/>
+        <w:t xml:space="preserve">    return conn.execute("SELECT * FROM users WHERE username=?", (u,))</w:t>
+      </w:r>
+    </w:p>
+    <w:p>
+      <w:r>
+        <w:rPr>
+          <w:rFonts w:ascii="微软雅黑" w:hAnsi="微软雅黑" w:eastAsia="微软雅黑"/>
+          <w:b/>
+          <w:color w:val="2C3E50"/>
+          <w:sz w:val="26"/>
+        </w:rPr>
+        <w:t>3.4 修复前后代码对比</w:t>
+      </w:r>
+    </w:p>
+    <w:p>
+      <w:pPr>
+        <w:spacing w:before="120" w:after="80" w:line="325" w:lineRule="exact"/>
+      </w:pPr>
+      <w:r>
+        <w:rPr>
+          <w:rFonts w:ascii="微软雅黑" w:hAnsi="微软雅黑" w:eastAsia="微软雅黑"/>
+          <w:b/>
+          <w:sz w:val="21"/>
+        </w:rPr>
+        <w:t>密码存储方式对比：</w:t>
       </w:r>
     </w:p>
     <w:tbl>
@@ -1871,16 +3622,352 @@
         <w:tblW w:w="5000" w:type="pct"/>
       </w:tblPr>
       <w:tblGrid>
-        <w:gridCol w:w="2183"/>
-        <w:gridCol w:w="2183"/>
-        <w:gridCol w:w="2183"/>
-        <w:gridCol w:w="2183"/>
+        <w:gridCol w:w="4366"/>
+        <w:gridCol w:w="4366"/>
+      </w:tblGrid>
+      <w:tr>
+        <w:tc>
+          <w:tcPr>
+            <w:tcW w:type="dxa" w:w="4366"/>
+            <w:shd w:fill="E8D0D0" w:val="clear"/>
+          </w:tcPr>
+          <w:p>
+            <w:pPr>
+              <w:jc w:val="center"/>
+            </w:pPr>
+            <w:r>
+              <w:rPr>
+                <w:rFonts w:ascii="微软雅黑" w:hAnsi="微软雅黑" w:eastAsia="微软雅黑"/>
+                <w:b/>
+                <w:sz w:val="20"/>
+              </w:rPr>
+              <w:t>【修复前】</w:t>
+            </w:r>
+          </w:p>
+        </w:tc>
+        <w:tc>
+          <w:tcPr>
+            <w:tcW w:type="dxa" w:w="4366"/>
+            <w:shd w:fill="D0E8D0" w:val="clear"/>
+          </w:tcPr>
+          <w:p>
+            <w:pPr>
+              <w:jc w:val="center"/>
+            </w:pPr>
+            <w:r>
+              <w:rPr>
+                <w:rFonts w:ascii="微软雅黑" w:hAnsi="微软雅黑" w:eastAsia="微软雅黑"/>
+                <w:b/>
+                <w:sz w:val="20"/>
+              </w:rPr>
+              <w:t>【修复后】</w:t>
+            </w:r>
+          </w:p>
+        </w:tc>
+      </w:tr>
+      <w:tr>
+        <w:tc>
+          <w:tcPr>
+            <w:tcW w:type="dxa" w:w="4366"/>
+            <w:shd w:fill="F5F0F0" w:val="clear"/>
+          </w:tcPr>
+          <w:p>
+            <w:r>
+              <w:rPr>
+                <w:rFonts w:ascii="Courier New" w:hAnsi="Courier New"/>
+                <w:sz w:val="16"/>
+              </w:rPr>
+              <w:t>USERS = {</w:t>
+              <w:br/>
+              <w:t xml:space="preserve">    "admin": {</w:t>
+              <w:br/>
+              <w:t xml:space="preserve">        "password": "admin123"  ← 明文</w:t>
+              <w:br/>
+              <w:t xml:space="preserve">    }</w:t>
+              <w:br/>
+              <w:t>}</w:t>
+              <w:br/>
+              <w:t>if USERS[u]["password"] == p:  ← 明文比对</w:t>
+            </w:r>
+          </w:p>
+        </w:tc>
+        <w:tc>
+          <w:tcPr>
+            <w:tcW w:type="dxa" w:w="4366"/>
+            <w:shd w:fill="F0F5F0" w:val="clear"/>
+          </w:tcPr>
+          <w:p>
+            <w:r>
+              <w:rPr>
+                <w:rFonts w:ascii="Courier New" w:hAnsi="Courier New"/>
+                <w:sz w:val="16"/>
+              </w:rPr>
+              <w:t>hash = generate_password_hash("admin123")  # bcrypt</w:t>
+              <w:br/>
+              <w:br/>
+              <w:t>if check_password_hash(hash, p):  # 常量时间比对</w:t>
+            </w:r>
+          </w:p>
+        </w:tc>
+      </w:tr>
+      <w:tr>
+        <w:tc>
+          <w:tcPr>
+            <w:tcW w:type="dxa" w:w="4366"/>
+          </w:tcPr>
+          <w:p>
+            <w:pPr>
+              <w:jc w:val="center"/>
+            </w:pPr>
+            <w:r>
+              <w:rPr>
+                <w:rFonts w:ascii="微软雅黑" w:hAnsi="微软雅黑" w:eastAsia="微软雅黑"/>
+                <w:b/>
+                <w:sz w:val="18"/>
+              </w:rPr>
+              <w:t>❌ 明文存储，数据库泄露即全部暴露</w:t>
+            </w:r>
+          </w:p>
+        </w:tc>
+        <w:tc>
+          <w:tcPr>
+            <w:tcW w:type="dxa" w:w="4366"/>
+          </w:tcPr>
+          <w:p>
+            <w:pPr>
+              <w:jc w:val="center"/>
+            </w:pPr>
+            <w:r>
+              <w:rPr>
+                <w:rFonts w:ascii="微软雅黑" w:hAnsi="微软雅黑" w:eastAsia="微软雅黑"/>
+                <w:b/>
+                <w:sz w:val="18"/>
+              </w:rPr>
+              <w:t>✅ bcrypt 哈希，泄露也无法逆向</w:t>
+            </w:r>
+          </w:p>
+        </w:tc>
+      </w:tr>
+    </w:tbl>
+    <w:p>
+      <w:pPr>
+        <w:spacing w:before="200" w:after="80" w:line="325" w:lineRule="exact"/>
+      </w:pPr>
+      <w:r>
+        <w:rPr>
+          <w:rFonts w:ascii="微软雅黑" w:hAnsi="微软雅黑" w:eastAsia="微软雅黑"/>
+          <w:b/>
+          <w:sz w:val="21"/>
+        </w:rPr>
+        <w:t>Session 安全配置对比：</w:t>
+      </w:r>
+    </w:p>
+    <w:tbl>
+      <w:tblPr>
+        <w:tblStyle w:val="TableGrid"/>
+        <w:tblW w:type="auto" w:w="0"/>
+        <w:jc w:val="center"/>
+        <w:tblLook w:firstColumn="1" w:firstRow="1" w:lastColumn="0" w:lastRow="0" w:noHBand="0" w:noVBand="1" w:val="04A0"/>
+        <w:tblW w:w="5000" w:type="pct"/>
+      </w:tblPr>
+      <w:tblGrid>
+        <w:gridCol w:w="4366"/>
+        <w:gridCol w:w="4366"/>
+      </w:tblGrid>
+      <w:tr>
+        <w:tc>
+          <w:tcPr>
+            <w:tcW w:type="dxa" w:w="4366"/>
+            <w:shd w:fill="E8D0D0" w:val="clear"/>
+          </w:tcPr>
+          <w:p>
+            <w:pPr>
+              <w:jc w:val="center"/>
+            </w:pPr>
+            <w:r>
+              <w:rPr>
+                <w:rFonts w:ascii="微软雅黑" w:hAnsi="微软雅黑" w:eastAsia="微软雅黑"/>
+                <w:b/>
+                <w:sz w:val="20"/>
+              </w:rPr>
+              <w:t>【修复前】</w:t>
+            </w:r>
+          </w:p>
+        </w:tc>
+        <w:tc>
+          <w:tcPr>
+            <w:tcW w:type="dxa" w:w="4366"/>
+            <w:shd w:fill="D0E8D0" w:val="clear"/>
+          </w:tcPr>
+          <w:p>
+            <w:pPr>
+              <w:jc w:val="center"/>
+            </w:pPr>
+            <w:r>
+              <w:rPr>
+                <w:rFonts w:ascii="微软雅黑" w:hAnsi="微软雅黑" w:eastAsia="微软雅黑"/>
+                <w:b/>
+                <w:sz w:val="20"/>
+              </w:rPr>
+              <w:t>【修复后】</w:t>
+            </w:r>
+          </w:p>
+        </w:tc>
+      </w:tr>
+      <w:tr>
+        <w:tc>
+          <w:tcPr>
+            <w:tcW w:type="dxa" w:w="4366"/>
+            <w:shd w:fill="F5F0F0" w:val="clear"/>
+          </w:tcPr>
+          <w:p>
+            <w:r>
+              <w:rPr>
+                <w:rFonts w:ascii="Courier New" w:hAnsi="Courier New"/>
+                <w:sz w:val="16"/>
+              </w:rPr>
+              <w:t>app.secret_key = "dev-key-2025"</w:t>
+              <w:br/>
+              <w:t># 无 HttpOnly / SameSite</w:t>
+              <w:br/>
+              <w:t># 无过期时间</w:t>
+              <w:br/>
+              <w:t># 登录后 session 不刷新</w:t>
+            </w:r>
+          </w:p>
+        </w:tc>
+        <w:tc>
+          <w:tcPr>
+            <w:tcW w:type="dxa" w:w="4366"/>
+            <w:shd w:fill="F0F5F0" w:val="clear"/>
+          </w:tcPr>
+          <w:p>
+            <w:r>
+              <w:rPr>
+                <w:rFonts w:ascii="Courier New" w:hAnsi="Courier New"/>
+                <w:sz w:val="16"/>
+              </w:rPr>
+              <w:t>app.secret_key = secrets.token_hex(32)</w:t>
+              <w:br/>
+              <w:t>SESSION_COOKIE_HTTPONLY = True</w:t>
+              <w:br/>
+              <w:t>SESSION_COOKIE_SAMESITE = "Strict"</w:t>
+              <w:br/>
+              <w:t>PERMANENT_SESSION_LIFETIME = 1800</w:t>
+              <w:br/>
+              <w:t># 登录后 session.clear()</w:t>
+              <w:br/>
+              <w:t># IP+UA 指纹绑定</w:t>
+            </w:r>
+          </w:p>
+        </w:tc>
+      </w:tr>
+      <w:tr>
+        <w:tc>
+          <w:tcPr>
+            <w:tcW w:type="dxa" w:w="4366"/>
+          </w:tcPr>
+          <w:p>
+            <w:pPr>
+              <w:jc w:val="center"/>
+            </w:pPr>
+            <w:r>
+              <w:rPr>
+                <w:rFonts w:ascii="微软雅黑" w:hAnsi="微软雅黑" w:eastAsia="微软雅黑"/>
+                <w:b/>
+                <w:sz w:val="18"/>
+              </w:rPr>
+              <w:t>❌ 弱密钥 + 无 Cookie 安全属性</w:t>
+            </w:r>
+          </w:p>
+        </w:tc>
+        <w:tc>
+          <w:tcPr>
+            <w:tcW w:type="dxa" w:w="4366"/>
+          </w:tcPr>
+          <w:p>
+            <w:pPr>
+              <w:jc w:val="center"/>
+            </w:pPr>
+            <w:r>
+              <w:rPr>
+                <w:rFonts w:ascii="微软雅黑" w:hAnsi="微软雅黑" w:eastAsia="微软雅黑"/>
+                <w:b/>
+                <w:sz w:val="18"/>
+              </w:rPr>
+              <w:t>✅ 随机密钥 + HttpOnly + SameSite + 过期</w:t>
+            </w:r>
+          </w:p>
+        </w:tc>
+      </w:tr>
+    </w:tbl>
+    <w:p>
+      <w:r>
+        <w:br w:type="page"/>
+      </w:r>
+    </w:p>
+    <w:p>
+      <w:pPr>
+        <w:pBdr>
+          <w:bottom w:val="single" w:sz="10" w:space="4" w:color="2980B9"/>
+        </w:pBdr>
+      </w:pPr>
+      <w:r>
+        <w:rPr>
+          <w:rFonts w:ascii="微软雅黑" w:hAnsi="微软雅黑" w:eastAsia="微软雅黑"/>
+          <w:b/>
+          <w:color w:val="2980B9"/>
+          <w:sz w:val="34"/>
+        </w:rPr>
+        <w:t>四、修复后安全测试结果</w:t>
+      </w:r>
+    </w:p>
+    <w:p>
+      <w:r>
+        <w:rPr>
+          <w:rFonts w:ascii="微软雅黑" w:hAnsi="微软雅黑" w:eastAsia="微软雅黑"/>
+          <w:b/>
+          <w:color w:val="2C3E50"/>
+          <w:sz w:val="26"/>
+        </w:rPr>
+        <w:t>4.1 安全功能测试（20项）</w:t>
+      </w:r>
+    </w:p>
+    <w:p>
+      <w:pPr>
+        <w:spacing w:before="0" w:after="80" w:line="325" w:lineRule="exact"/>
+        <w:ind w:firstLine="397"/>
+      </w:pPr>
+      <w:r>
+        <w:rPr>
+          <w:rFonts w:ascii="微软雅黑" w:hAnsi="微软雅黑" w:eastAsia="微软雅黑"/>
+          <w:b w:val="0"/>
+          <w:sz w:val="21"/>
+        </w:rPr>
+        <w:t>修复完成后，对系统进行了 20 项全面的安全测试，涵盖黑盒渗透测试和白盒代码审计两个维度。</w:t>
+      </w:r>
+    </w:p>
+    <w:tbl>
+      <w:tblPr>
+        <w:tblStyle w:val="TableGrid"/>
+        <w:tblW w:type="auto" w:w="0"/>
+        <w:jc w:val="center"/>
+        <w:tblLook w:firstColumn="1" w:firstRow="1" w:lastColumn="0" w:lastRow="0" w:noHBand="0" w:noVBand="1" w:val="04A0"/>
+        <w:tblW w:w="5000" w:type="pct"/>
+      </w:tblPr>
+      <w:tblGrid>
+        <w:gridCol w:w="1746"/>
+        <w:gridCol w:w="1746"/>
+        <w:gridCol w:w="1746"/>
+        <w:gridCol w:w="1746"/>
+        <w:gridCol w:w="1746"/>
       </w:tblGrid>
       <w:tr>
         <w:tc>
           <w:tcPr>
             <w:tcW w:type="dxa" w:w="567"/>
             <w:shd w:fill="2980B9" w:val="clear"/>
+            <w:vAlign w:val="center"/>
           </w:tcPr>
           <w:p>
             <w:pPr>
@@ -1899,8 +3986,9 @@
         </w:tc>
         <w:tc>
           <w:tcPr>
-            <w:tcW w:type="dxa" w:w="1984"/>
+            <w:tcW w:type="dxa" w:w="1701"/>
             <w:shd w:fill="2980B9" w:val="clear"/>
+            <w:vAlign w:val="center"/>
           </w:tcPr>
           <w:p>
             <w:pPr>
@@ -1919,8 +4007,9 @@
         </w:tc>
         <w:tc>
           <w:tcPr>
-            <w:tcW w:type="dxa" w:w="3685"/>
+            <w:tcW w:type="dxa" w:w="1984"/>
             <w:shd w:fill="2980B9" w:val="clear"/>
+            <w:vAlign w:val="center"/>
           </w:tcPr>
           <w:p>
             <w:pPr>
@@ -1933,14 +4022,15 @@
                 <w:color w:val="FFFFFF"/>
                 <w:sz w:val="19"/>
               </w:rPr>
-              <w:t>测试结果</w:t>
+              <w:t>测试方法</w:t>
             </w:r>
           </w:p>
         </w:tc>
         <w:tc>
           <w:tcPr>
-            <w:tcW w:type="dxa" w:w="850"/>
+            <w:tcW w:type="dxa" w:w="1417"/>
             <w:shd w:fill="2980B9" w:val="clear"/>
+            <w:vAlign w:val="center"/>
           </w:tcPr>
           <w:p>
             <w:pPr>
@@ -1953,7 +4043,28 @@
                 <w:color w:val="FFFFFF"/>
                 <w:sz w:val="19"/>
               </w:rPr>
-              <w:t>状态</w:t>
+              <w:t>预期结果</w:t>
+            </w:r>
+          </w:p>
+        </w:tc>
+        <w:tc>
+          <w:tcPr>
+            <w:tcW w:type="dxa" w:w="1417"/>
+            <w:shd w:fill="2980B9" w:val="clear"/>
+            <w:vAlign w:val="center"/>
+          </w:tcPr>
+          <w:p>
+            <w:pPr>
+              <w:jc w:val="center"/>
+            </w:pPr>
+            <w:r>
+              <w:rPr>
+                <w:rFonts w:ascii="微软雅黑" w:hAnsi="微软雅黑" w:eastAsia="微软雅黑"/>
+                <w:b/>
+                <w:color w:val="FFFFFF"/>
+                <w:sz w:val="19"/>
+              </w:rPr>
+              <w:t>实际结果</w:t>
             </w:r>
           </w:p>
         </w:tc>
@@ -1978,7 +4089,7 @@
         </w:tc>
         <w:tc>
           <w:tcPr>
-            <w:tcW w:type="dxa" w:w="1984"/>
+            <w:tcW w:type="dxa" w:w="1701"/>
             <w:vAlign w:val="center"/>
             <w:shd w:fill="F8F9FA" w:val="clear"/>
           </w:tcPr>
@@ -1995,7 +4106,7 @@
         </w:tc>
         <w:tc>
           <w:tcPr>
-            <w:tcW w:type="dxa" w:w="3685"/>
+            <w:tcW w:type="dxa" w:w="1984"/>
             <w:vAlign w:val="center"/>
             <w:shd w:fill="F8F9FA" w:val="clear"/>
           </w:tcPr>
@@ -2006,13 +4117,13 @@
                 <w:b w:val="0"/>
                 <w:sz w:val="18"/>
               </w:rPr>
-              <w:t>CSP、X-Frame-Options 等 8 个安全头全部存在</w:t>
+              <w:t>检测所有 HTTP 响应头</w:t>
             </w:r>
           </w:p>
         </w:tc>
         <w:tc>
           <w:tcPr>
-            <w:tcW w:type="dxa" w:w="850"/>
+            <w:tcW w:type="dxa" w:w="1417"/>
             <w:vAlign w:val="center"/>
             <w:shd w:fill="F8F9FA" w:val="clear"/>
           </w:tcPr>
@@ -2023,7 +4134,24 @@
                 <w:b w:val="0"/>
                 <w:sz w:val="18"/>
               </w:rPr>
-              <w:t>✅</w:t>
+              <w:t>8 个安全头全部存在</w:t>
+            </w:r>
+          </w:p>
+        </w:tc>
+        <w:tc>
+          <w:tcPr>
+            <w:tcW w:type="dxa" w:w="1417"/>
+            <w:vAlign w:val="center"/>
+            <w:shd w:fill="F8F9FA" w:val="clear"/>
+          </w:tcPr>
+          <w:p>
+            <w:r>
+              <w:rPr>
+                <w:rFonts w:ascii="微软雅黑" w:hAnsi="微软雅黑" w:eastAsia="微软雅黑"/>
+                <w:b w:val="0"/>
+                <w:sz w:val="18"/>
+              </w:rPr>
+              <w:t>✅ 通过</w:t>
             </w:r>
           </w:p>
         </w:tc>
@@ -2047,7 +4175,7 @@
         </w:tc>
         <w:tc>
           <w:tcPr>
-            <w:tcW w:type="dxa" w:w="1984"/>
+            <w:tcW w:type="dxa" w:w="1701"/>
             <w:vAlign w:val="center"/>
           </w:tcPr>
           <w:p>
@@ -2063,7 +4191,7 @@
         </w:tc>
         <w:tc>
           <w:tcPr>
-            <w:tcW w:type="dxa" w:w="3685"/>
+            <w:tcW w:type="dxa" w:w="1984"/>
             <w:vAlign w:val="center"/>
           </w:tcPr>
           <w:p>
@@ -2073,13 +4201,13 @@
                 <w:b w:val="0"/>
                 <w:sz w:val="18"/>
               </w:rPr>
-              <w:t>Server 头为空，无版本信息</w:t>
+              <w:t>查看 Server 响应头</w:t>
             </w:r>
           </w:p>
         </w:tc>
         <w:tc>
           <w:tcPr>
-            <w:tcW w:type="dxa" w:w="850"/>
+            <w:tcW w:type="dxa" w:w="1417"/>
             <w:vAlign w:val="center"/>
           </w:tcPr>
           <w:p>
@@ -2089,7 +4217,23 @@
                 <w:b w:val="0"/>
                 <w:sz w:val="18"/>
               </w:rPr>
-              <w:t>✅</w:t>
+              <w:t>无版本信息</w:t>
+            </w:r>
+          </w:p>
+        </w:tc>
+        <w:tc>
+          <w:tcPr>
+            <w:tcW w:type="dxa" w:w="1417"/>
+            <w:vAlign w:val="center"/>
+          </w:tcPr>
+          <w:p>
+            <w:r>
+              <w:rPr>
+                <w:rFonts w:ascii="微软雅黑" w:hAnsi="微软雅黑" w:eastAsia="微软雅黑"/>
+                <w:b w:val="0"/>
+                <w:sz w:val="18"/>
+              </w:rPr>
+              <w:t>✅ 通过</w:t>
             </w:r>
           </w:p>
         </w:tc>
@@ -2114,6 +4258,23 @@
         </w:tc>
         <w:tc>
           <w:tcPr>
+            <w:tcW w:type="dxa" w:w="1701"/>
+            <w:vAlign w:val="center"/>
+            <w:shd w:fill="F8F9FA" w:val="clear"/>
+          </w:tcPr>
+          <w:p>
+            <w:r>
+              <w:rPr>
+                <w:rFonts w:ascii="微软雅黑" w:hAnsi="微软雅黑" w:eastAsia="微软雅黑"/>
+                <w:b w:val="0"/>
+                <w:sz w:val="18"/>
+              </w:rPr>
+              <w:t>页面缓存控制</w:t>
+            </w:r>
+          </w:p>
+        </w:tc>
+        <w:tc>
+          <w:tcPr>
             <w:tcW w:type="dxa" w:w="1984"/>
             <w:vAlign w:val="center"/>
             <w:shd w:fill="F8F9FA" w:val="clear"/>
@@ -2125,13 +4286,13 @@
                 <w:b w:val="0"/>
                 <w:sz w:val="18"/>
               </w:rPr>
-              <w:t>缓存控制</w:t>
+              <w:t>检查 Cache-Control</w:t>
             </w:r>
           </w:p>
         </w:tc>
         <w:tc>
           <w:tcPr>
-            <w:tcW w:type="dxa" w:w="3685"/>
+            <w:tcW w:type="dxa" w:w="1417"/>
             <w:vAlign w:val="center"/>
             <w:shd w:fill="F8F9FA" w:val="clear"/>
           </w:tcPr>
@@ -2142,13 +4303,13 @@
                 <w:b w:val="0"/>
                 <w:sz w:val="18"/>
               </w:rPr>
-              <w:t>no-store, no-cache, must-revalidate</w:t>
+              <w:t>no-store</w:t>
             </w:r>
           </w:p>
         </w:tc>
         <w:tc>
           <w:tcPr>
-            <w:tcW w:type="dxa" w:w="850"/>
+            <w:tcW w:type="dxa" w:w="1417"/>
             <w:vAlign w:val="center"/>
             <w:shd w:fill="F8F9FA" w:val="clear"/>
           </w:tcPr>
@@ -2159,7 +4320,7 @@
                 <w:b w:val="0"/>
                 <w:sz w:val="18"/>
               </w:rPr>
-              <w:t>✅</w:t>
+              <w:t>✅ 通过</w:t>
             </w:r>
           </w:p>
         </w:tc>
@@ -2183,7 +4344,7 @@
         </w:tc>
         <w:tc>
           <w:tcPr>
-            <w:tcW w:type="dxa" w:w="1984"/>
+            <w:tcW w:type="dxa" w:w="1701"/>
             <w:vAlign w:val="center"/>
           </w:tcPr>
           <w:p>
@@ -2199,7 +4360,7 @@
         </w:tc>
         <w:tc>
           <w:tcPr>
-            <w:tcW w:type="dxa" w:w="3685"/>
+            <w:tcW w:type="dxa" w:w="1984"/>
             <w:vAlign w:val="center"/>
           </w:tcPr>
           <w:p>
@@ -2209,13 +4370,13 @@
                 <w:b w:val="0"/>
                 <w:sz w:val="18"/>
               </w:rPr>
-              <w:t>无调试注释、无硬编码凭据</w:t>
+              <w:t>查看页面源码</w:t>
             </w:r>
           </w:p>
         </w:tc>
         <w:tc>
           <w:tcPr>
-            <w:tcW w:type="dxa" w:w="850"/>
+            <w:tcW w:type="dxa" w:w="1417"/>
             <w:vAlign w:val="center"/>
           </w:tcPr>
           <w:p>
@@ -2225,7 +4386,23 @@
                 <w:b w:val="0"/>
                 <w:sz w:val="18"/>
               </w:rPr>
-              <w:t>✅</w:t>
+              <w:t>无硬编码凭据</w:t>
+            </w:r>
+          </w:p>
+        </w:tc>
+        <w:tc>
+          <w:tcPr>
+            <w:tcW w:type="dxa" w:w="1417"/>
+            <w:vAlign w:val="center"/>
+          </w:tcPr>
+          <w:p>
+            <w:r>
+              <w:rPr>
+                <w:rFonts w:ascii="微软雅黑" w:hAnsi="微软雅黑" w:eastAsia="微软雅黑"/>
+                <w:b w:val="0"/>
+                <w:sz w:val="18"/>
+              </w:rPr>
+              <w:t>✅ 通过</w:t>
             </w:r>
           </w:p>
         </w:tc>
@@ -2250,6 +4427,23 @@
         </w:tc>
         <w:tc>
           <w:tcPr>
+            <w:tcW w:type="dxa" w:w="1701"/>
+            <w:vAlign w:val="center"/>
+            <w:shd w:fill="F8F9FA" w:val="clear"/>
+          </w:tcPr>
+          <w:p>
+            <w:r>
+              <w:rPr>
+                <w:rFonts w:ascii="微软雅黑" w:hAnsi="微软雅黑" w:eastAsia="微软雅黑"/>
+                <w:b w:val="0"/>
+                <w:sz w:val="18"/>
+              </w:rPr>
+              <w:t>首页密码泄露</w:t>
+            </w:r>
+          </w:p>
+        </w:tc>
+        <w:tc>
+          <w:tcPr>
             <w:tcW w:type="dxa" w:w="1984"/>
             <w:vAlign w:val="center"/>
             <w:shd w:fill="F8F9FA" w:val="clear"/>
@@ -2261,13 +4455,13 @@
                 <w:b w:val="0"/>
                 <w:sz w:val="18"/>
               </w:rPr>
-              <w:t>密码字段泄露</w:t>
+              <w:t>登录后查看页面</w:t>
             </w:r>
           </w:p>
         </w:tc>
         <w:tc>
           <w:tcPr>
-            <w:tcW w:type="dxa" w:w="3685"/>
+            <w:tcW w:type="dxa" w:w="1417"/>
             <w:vAlign w:val="center"/>
             <w:shd w:fill="F8F9FA" w:val="clear"/>
           </w:tcPr>
@@ -2278,13 +4472,13 @@
                 <w:b w:val="0"/>
                 <w:sz w:val="18"/>
               </w:rPr>
-              <w:t>首页无 password 字段渲染</w:t>
+              <w:t>无 password 字段</w:t>
             </w:r>
           </w:p>
         </w:tc>
         <w:tc>
           <w:tcPr>
-            <w:tcW w:type="dxa" w:w="850"/>
+            <w:tcW w:type="dxa" w:w="1417"/>
             <w:vAlign w:val="center"/>
             <w:shd w:fill="F8F9FA" w:val="clear"/>
           </w:tcPr>
@@ -2295,7 +4489,7 @@
                 <w:b w:val="0"/>
                 <w:sz w:val="18"/>
               </w:rPr>
-              <w:t>✅</w:t>
+              <w:t>✅ 通过</w:t>
             </w:r>
           </w:p>
         </w:tc>
@@ -2319,7 +4513,7 @@
         </w:tc>
         <w:tc>
           <w:tcPr>
-            <w:tcW w:type="dxa" w:w="1984"/>
+            <w:tcW w:type="dxa" w:w="1701"/>
             <w:vAlign w:val="center"/>
           </w:tcPr>
           <w:p>
@@ -2335,7 +4529,7 @@
         </w:tc>
         <w:tc>
           <w:tcPr>
-            <w:tcW w:type="dxa" w:w="3685"/>
+            <w:tcW w:type="dxa" w:w="1984"/>
             <w:vAlign w:val="center"/>
           </w:tcPr>
           <w:p>
@@ -2345,13 +4539,13 @@
                 <w:b w:val="0"/>
                 <w:sz w:val="18"/>
               </w:rPr>
-              <w:t>无 Token 的 POST → HTTP 400</w:t>
+              <w:t>无 Token 的 POST</w:t>
             </w:r>
           </w:p>
         </w:tc>
         <w:tc>
           <w:tcPr>
-            <w:tcW w:type="dxa" w:w="850"/>
+            <w:tcW w:type="dxa" w:w="1417"/>
             <w:vAlign w:val="center"/>
           </w:tcPr>
           <w:p>
@@ -2361,7 +4555,23 @@
                 <w:b w:val="0"/>
                 <w:sz w:val="18"/>
               </w:rPr>
-              <w:t>✅</w:t>
+              <w:t>HTTP 400</w:t>
+            </w:r>
+          </w:p>
+        </w:tc>
+        <w:tc>
+          <w:tcPr>
+            <w:tcW w:type="dxa" w:w="1417"/>
+            <w:vAlign w:val="center"/>
+          </w:tcPr>
+          <w:p>
+            <w:r>
+              <w:rPr>
+                <w:rFonts w:ascii="微软雅黑" w:hAnsi="微软雅黑" w:eastAsia="微软雅黑"/>
+                <w:b w:val="0"/>
+                <w:sz w:val="18"/>
+              </w:rPr>
+              <w:t>✅ 通过</w:t>
             </w:r>
           </w:p>
         </w:tc>
@@ -2386,7 +4596,7 @@
         </w:tc>
         <w:tc>
           <w:tcPr>
-            <w:tcW w:type="dxa" w:w="1984"/>
+            <w:tcW w:type="dxa" w:w="1701"/>
             <w:vAlign w:val="center"/>
             <w:shd w:fill="F8F9FA" w:val="clear"/>
           </w:tcPr>
@@ -2403,7 +4613,7 @@
         </w:tc>
         <w:tc>
           <w:tcPr>
-            <w:tcW w:type="dxa" w:w="3685"/>
+            <w:tcW w:type="dxa" w:w="1984"/>
             <w:vAlign w:val="center"/>
             <w:shd w:fill="F8F9FA" w:val="clear"/>
           </w:tcPr>
@@ -2414,13 +4624,13 @@
                 <w:b w:val="0"/>
                 <w:sz w:val="18"/>
               </w:rPr>
-              <w:t>正确凭据 → 登录成功</w:t>
+              <w:t>正确凭据 + CSRF</w:t>
             </w:r>
           </w:p>
         </w:tc>
         <w:tc>
           <w:tcPr>
-            <w:tcW w:type="dxa" w:w="850"/>
+            <w:tcW w:type="dxa" w:w="1417"/>
             <w:vAlign w:val="center"/>
             <w:shd w:fill="F8F9FA" w:val="clear"/>
           </w:tcPr>
@@ -2431,7 +4641,24 @@
                 <w:b w:val="0"/>
                 <w:sz w:val="18"/>
               </w:rPr>
-              <w:t>✅</w:t>
+              <w:t>登录成功</w:t>
+            </w:r>
+          </w:p>
+        </w:tc>
+        <w:tc>
+          <w:tcPr>
+            <w:tcW w:type="dxa" w:w="1417"/>
+            <w:vAlign w:val="center"/>
+            <w:shd w:fill="F8F9FA" w:val="clear"/>
+          </w:tcPr>
+          <w:p>
+            <w:r>
+              <w:rPr>
+                <w:rFonts w:ascii="微软雅黑" w:hAnsi="微软雅黑" w:eastAsia="微软雅黑"/>
+                <w:b w:val="0"/>
+                <w:sz w:val="18"/>
+              </w:rPr>
+              <w:t>✅ 通过</w:t>
             </w:r>
           </w:p>
         </w:tc>
@@ -2455,7 +4682,7 @@
         </w:tc>
         <w:tc>
           <w:tcPr>
-            <w:tcW w:type="dxa" w:w="1984"/>
+            <w:tcW w:type="dxa" w:w="1701"/>
             <w:vAlign w:val="center"/>
           </w:tcPr>
           <w:p>
@@ -2471,7 +4698,7 @@
         </w:tc>
         <w:tc>
           <w:tcPr>
-            <w:tcW w:type="dxa" w:w="3685"/>
+            <w:tcW w:type="dxa" w:w="1984"/>
             <w:vAlign w:val="center"/>
           </w:tcPr>
           <w:p>
@@ -2481,13 +4708,13 @@
                 <w:b w:val="0"/>
                 <w:sz w:val="18"/>
               </w:rPr>
-              <w:t>统一提示，不区分用户是否存在</w:t>
+              <w:t>错误凭据 + CSRF</w:t>
             </w:r>
           </w:p>
         </w:tc>
         <w:tc>
           <w:tcPr>
-            <w:tcW w:type="dxa" w:w="850"/>
+            <w:tcW w:type="dxa" w:w="1417"/>
             <w:vAlign w:val="center"/>
           </w:tcPr>
           <w:p>
@@ -2497,7 +4724,23 @@
                 <w:b w:val="0"/>
                 <w:sz w:val="18"/>
               </w:rPr>
-              <w:t>✅</w:t>
+              <w:t>统一错误提示</w:t>
+            </w:r>
+          </w:p>
+        </w:tc>
+        <w:tc>
+          <w:tcPr>
+            <w:tcW w:type="dxa" w:w="1417"/>
+            <w:vAlign w:val="center"/>
+          </w:tcPr>
+          <w:p>
+            <w:r>
+              <w:rPr>
+                <w:rFonts w:ascii="微软雅黑" w:hAnsi="微软雅黑" w:eastAsia="微软雅黑"/>
+                <w:b w:val="0"/>
+                <w:sz w:val="18"/>
+              </w:rPr>
+              <w:t>✅ 通过</w:t>
             </w:r>
           </w:p>
         </w:tc>
@@ -2522,7 +4765,7 @@
         </w:tc>
         <w:tc>
           <w:tcPr>
-            <w:tcW w:type="dxa" w:w="1984"/>
+            <w:tcW w:type="dxa" w:w="1701"/>
             <w:vAlign w:val="center"/>
             <w:shd w:fill="F8F9FA" w:val="clear"/>
           </w:tcPr>
@@ -2539,7 +4782,7 @@
         </w:tc>
         <w:tc>
           <w:tcPr>
-            <w:tcW w:type="dxa" w:w="3685"/>
+            <w:tcW w:type="dxa" w:w="1984"/>
             <w:vAlign w:val="center"/>
             <w:shd w:fill="F8F9FA" w:val="clear"/>
           </w:tcPr>
@@ -2550,13 +4793,13 @@
                 <w:b w:val="0"/>
                 <w:sz w:val="18"/>
               </w:rPr>
-              <w:t>连续 6 次错误 → HTTP 429</w:t>
+              <w:t>连续 6 次错误登录</w:t>
             </w:r>
           </w:p>
         </w:tc>
         <w:tc>
           <w:tcPr>
-            <w:tcW w:type="dxa" w:w="850"/>
+            <w:tcW w:type="dxa" w:w="1417"/>
             <w:vAlign w:val="center"/>
             <w:shd w:fill="F8F9FA" w:val="clear"/>
           </w:tcPr>
@@ -2567,7 +4810,24 @@
                 <w:b w:val="0"/>
                 <w:sz w:val="18"/>
               </w:rPr>
-              <w:t>✅</w:t>
+              <w:t>HTTP 429</w:t>
+            </w:r>
+          </w:p>
+        </w:tc>
+        <w:tc>
+          <w:tcPr>
+            <w:tcW w:type="dxa" w:w="1417"/>
+            <w:vAlign w:val="center"/>
+            <w:shd w:fill="F8F9FA" w:val="clear"/>
+          </w:tcPr>
+          <w:p>
+            <w:r>
+              <w:rPr>
+                <w:rFonts w:ascii="微软雅黑" w:hAnsi="微软雅黑" w:eastAsia="微软雅黑"/>
+                <w:b w:val="0"/>
+                <w:sz w:val="18"/>
+              </w:rPr>
+              <w:t>✅ 通过</w:t>
             </w:r>
           </w:p>
         </w:tc>
@@ -2591,7 +4851,7 @@
         </w:tc>
         <w:tc>
           <w:tcPr>
-            <w:tcW w:type="dxa" w:w="1984"/>
+            <w:tcW w:type="dxa" w:w="1701"/>
             <w:vAlign w:val="center"/>
           </w:tcPr>
           <w:p>
@@ -2607,7 +4867,7 @@
         </w:tc>
         <w:tc>
           <w:tcPr>
-            <w:tcW w:type="dxa" w:w="3685"/>
+            <w:tcW w:type="dxa" w:w="1984"/>
             <w:vAlign w:val="center"/>
           </w:tcPr>
           <w:p>
@@ -2617,13 +4877,13 @@
                 <w:b w:val="0"/>
                 <w:sz w:val="18"/>
               </w:rPr>
-              <w:t>5 次错误 → HTTP 423 锁定</w:t>
+              <w:t>5 次错误后尝试</w:t>
             </w:r>
           </w:p>
         </w:tc>
         <w:tc>
           <w:tcPr>
-            <w:tcW w:type="dxa" w:w="850"/>
+            <w:tcW w:type="dxa" w:w="1417"/>
             <w:vAlign w:val="center"/>
           </w:tcPr>
           <w:p>
@@ -2633,7 +4893,23 @@
                 <w:b w:val="0"/>
                 <w:sz w:val="18"/>
               </w:rPr>
-              <w:t>✅</w:t>
+              <w:t>HTTP 423</w:t>
+            </w:r>
+          </w:p>
+        </w:tc>
+        <w:tc>
+          <w:tcPr>
+            <w:tcW w:type="dxa" w:w="1417"/>
+            <w:vAlign w:val="center"/>
+          </w:tcPr>
+          <w:p>
+            <w:r>
+              <w:rPr>
+                <w:rFonts w:ascii="微软雅黑" w:hAnsi="微软雅黑" w:eastAsia="微软雅黑"/>
+                <w:b w:val="0"/>
+                <w:sz w:val="18"/>
+              </w:rPr>
+              <w:t>✅ 通过</w:t>
             </w:r>
           </w:p>
         </w:tc>
@@ -2658,6 +4934,23 @@
         </w:tc>
         <w:tc>
           <w:tcPr>
+            <w:tcW w:type="dxa" w:w="1701"/>
+            <w:vAlign w:val="center"/>
+            <w:shd w:fill="F8F9FA" w:val="clear"/>
+          </w:tcPr>
+          <w:p>
+            <w:r>
+              <w:rPr>
+                <w:rFonts w:ascii="微软雅黑" w:hAnsi="微软雅黑" w:eastAsia="微软雅黑"/>
+                <w:b w:val="0"/>
+                <w:sz w:val="18"/>
+              </w:rPr>
+              <w:t>已登录跳转</w:t>
+            </w:r>
+          </w:p>
+        </w:tc>
+        <w:tc>
+          <w:tcPr>
             <w:tcW w:type="dxa" w:w="1984"/>
             <w:vAlign w:val="center"/>
             <w:shd w:fill="F8F9FA" w:val="clear"/>
@@ -2669,13 +4962,13 @@
                 <w:b w:val="0"/>
                 <w:sz w:val="18"/>
               </w:rPr>
-              <w:t>已登录自动跳转</w:t>
+              <w:t>登录态访问 /login</w:t>
             </w:r>
           </w:p>
         </w:tc>
         <w:tc>
           <w:tcPr>
-            <w:tcW w:type="dxa" w:w="3685"/>
+            <w:tcW w:type="dxa" w:w="1417"/>
             <w:vAlign w:val="center"/>
             <w:shd w:fill="F8F9FA" w:val="clear"/>
           </w:tcPr>
@@ -2686,13 +4979,13 @@
                 <w:b w:val="0"/>
                 <w:sz w:val="18"/>
               </w:rPr>
-              <w:t>已登录访问 /login → 302 重定向</w:t>
+              <w:t>HTTP 302</w:t>
             </w:r>
           </w:p>
         </w:tc>
         <w:tc>
           <w:tcPr>
-            <w:tcW w:type="dxa" w:w="850"/>
+            <w:tcW w:type="dxa" w:w="1417"/>
             <w:vAlign w:val="center"/>
             <w:shd w:fill="F8F9FA" w:val="clear"/>
           </w:tcPr>
@@ -2703,7 +4996,7 @@
                 <w:b w:val="0"/>
                 <w:sz w:val="18"/>
               </w:rPr>
-              <w:t>✅</w:t>
+              <w:t>✅ 通过</w:t>
             </w:r>
           </w:p>
         </w:tc>
@@ -2727,7 +5020,7 @@
         </w:tc>
         <w:tc>
           <w:tcPr>
-            <w:tcW w:type="dxa" w:w="1984"/>
+            <w:tcW w:type="dxa" w:w="1701"/>
             <w:vAlign w:val="center"/>
           </w:tcPr>
           <w:p>
@@ -2743,7 +5036,7 @@
         </w:tc>
         <w:tc>
           <w:tcPr>
-            <w:tcW w:type="dxa" w:w="3685"/>
+            <w:tcW w:type="dxa" w:w="1984"/>
             <w:vAlign w:val="center"/>
           </w:tcPr>
           <w:p>
@@ -2753,13 +5046,13 @@
                 <w:b w:val="0"/>
                 <w:sz w:val="18"/>
               </w:rPr>
-              <w:t>更换 IP → Session 销毁</w:t>
+              <w:t>更换 IP + Cookie</w:t>
             </w:r>
           </w:p>
         </w:tc>
         <w:tc>
           <w:tcPr>
-            <w:tcW w:type="dxa" w:w="850"/>
+            <w:tcW w:type="dxa" w:w="1417"/>
             <w:vAlign w:val="center"/>
           </w:tcPr>
           <w:p>
@@ -2769,7 +5062,23 @@
                 <w:b w:val="0"/>
                 <w:sz w:val="18"/>
               </w:rPr>
-              <w:t>✅</w:t>
+              <w:t>Session 销毁</w:t>
+            </w:r>
+          </w:p>
+        </w:tc>
+        <w:tc>
+          <w:tcPr>
+            <w:tcW w:type="dxa" w:w="1417"/>
+            <w:vAlign w:val="center"/>
+          </w:tcPr>
+          <w:p>
+            <w:r>
+              <w:rPr>
+                <w:rFonts w:ascii="微软雅黑" w:hAnsi="微软雅黑" w:eastAsia="微软雅黑"/>
+                <w:b w:val="0"/>
+                <w:sz w:val="18"/>
+              </w:rPr>
+              <w:t>✅ 通过</w:t>
             </w:r>
           </w:p>
         </w:tc>
@@ -2794,7 +5103,7 @@
         </w:tc>
         <w:tc>
           <w:tcPr>
-            <w:tcW w:type="dxa" w:w="1984"/>
+            <w:tcW w:type="dxa" w:w="1701"/>
             <w:vAlign w:val="center"/>
             <w:shd w:fill="F8F9FA" w:val="clear"/>
           </w:tcPr>
@@ -2811,7 +5120,7 @@
         </w:tc>
         <w:tc>
           <w:tcPr>
-            <w:tcW w:type="dxa" w:w="3685"/>
+            <w:tcW w:type="dxa" w:w="1984"/>
             <w:vAlign w:val="center"/>
             <w:shd w:fill="F8F9FA" w:val="clear"/>
           </w:tcPr>
@@ -2822,13 +5131,13 @@
                 <w:b w:val="0"/>
                 <w:sz w:val="18"/>
               </w:rPr>
-              <w:t>30 分钟无操作 → 自动过期</w:t>
+              <w:t>30 分钟无操作</w:t>
             </w:r>
           </w:p>
         </w:tc>
         <w:tc>
           <w:tcPr>
-            <w:tcW w:type="dxa" w:w="850"/>
+            <w:tcW w:type="dxa" w:w="1417"/>
             <w:vAlign w:val="center"/>
             <w:shd w:fill="F8F9FA" w:val="clear"/>
           </w:tcPr>
@@ -2839,7 +5148,24 @@
                 <w:b w:val="0"/>
                 <w:sz w:val="18"/>
               </w:rPr>
-              <w:t>✅</w:t>
+              <w:t>自动过期</w:t>
+            </w:r>
+          </w:p>
+        </w:tc>
+        <w:tc>
+          <w:tcPr>
+            <w:tcW w:type="dxa" w:w="1417"/>
+            <w:vAlign w:val="center"/>
+            <w:shd w:fill="F8F9FA" w:val="clear"/>
+          </w:tcPr>
+          <w:p>
+            <w:r>
+              <w:rPr>
+                <w:rFonts w:ascii="微软雅黑" w:hAnsi="微软雅黑" w:eastAsia="微软雅黑"/>
+                <w:b w:val="0"/>
+                <w:sz w:val="18"/>
+              </w:rPr>
+              <w:t>✅ 通过</w:t>
             </w:r>
           </w:p>
         </w:tc>
@@ -2863,6 +5189,22 @@
         </w:tc>
         <w:tc>
           <w:tcPr>
+            <w:tcW w:type="dxa" w:w="1701"/>
+            <w:vAlign w:val="center"/>
+          </w:tcPr>
+          <w:p>
+            <w:r>
+              <w:rPr>
+                <w:rFonts w:ascii="微软雅黑" w:hAnsi="微软雅黑" w:eastAsia="微软雅黑"/>
+                <w:b w:val="0"/>
+                <w:sz w:val="18"/>
+              </w:rPr>
+              <w:t>蜜罐字段</w:t>
+            </w:r>
+          </w:p>
+        </w:tc>
+        <w:tc>
+          <w:tcPr>
             <w:tcW w:type="dxa" w:w="1984"/>
             <w:vAlign w:val="center"/>
           </w:tcPr>
@@ -2873,13 +5215,13 @@
                 <w:b w:val="0"/>
                 <w:sz w:val="18"/>
               </w:rPr>
-              <w:t>蜜罐字段检测</w:t>
+              <w:t>填写 _gotcha</w:t>
             </w:r>
           </w:p>
         </w:tc>
         <w:tc>
           <w:tcPr>
-            <w:tcW w:type="dxa" w:w="3685"/>
+            <w:tcW w:type="dxa" w:w="1417"/>
             <w:vAlign w:val="center"/>
           </w:tcPr>
           <w:p>
@@ -2889,13 +5231,13 @@
                 <w:b w:val="0"/>
                 <w:sz w:val="18"/>
               </w:rPr>
-              <w:t>填写 _gotcha → 请求拒绝</w:t>
+              <w:t>请求拒绝</w:t>
             </w:r>
           </w:p>
         </w:tc>
         <w:tc>
           <w:tcPr>
-            <w:tcW w:type="dxa" w:w="850"/>
+            <w:tcW w:type="dxa" w:w="1417"/>
             <w:vAlign w:val="center"/>
           </w:tcPr>
           <w:p>
@@ -2905,7 +5247,7 @@
                 <w:b w:val="0"/>
                 <w:sz w:val="18"/>
               </w:rPr>
-              <w:t>✅</w:t>
+              <w:t>✅ 通过</w:t>
             </w:r>
           </w:p>
         </w:tc>
@@ -2930,7 +5272,7 @@
         </w:tc>
         <w:tc>
           <w:tcPr>
-            <w:tcW w:type="dxa" w:w="1984"/>
+            <w:tcW w:type="dxa" w:w="1701"/>
             <w:vAlign w:val="center"/>
             <w:shd w:fill="F8F9FA" w:val="clear"/>
           </w:tcPr>
@@ -2947,7 +5289,7 @@
         </w:tc>
         <w:tc>
           <w:tcPr>
-            <w:tcW w:type="dxa" w:w="3685"/>
+            <w:tcW w:type="dxa" w:w="1984"/>
             <w:vAlign w:val="center"/>
             <w:shd w:fill="F8F9FA" w:val="clear"/>
           </w:tcPr>
@@ -2958,13 +5300,13 @@
                 <w:b w:val="0"/>
                 <w:sz w:val="18"/>
               </w:rPr>
-              <w:t>成功/失败/锁定均有日志记录</w:t>
+              <w:t>检查 audit.log</w:t>
             </w:r>
           </w:p>
         </w:tc>
         <w:tc>
           <w:tcPr>
-            <w:tcW w:type="dxa" w:w="850"/>
+            <w:tcW w:type="dxa" w:w="1417"/>
             <w:vAlign w:val="center"/>
             <w:shd w:fill="F8F9FA" w:val="clear"/>
           </w:tcPr>
@@ -2975,7 +5317,24 @@
                 <w:b w:val="0"/>
                 <w:sz w:val="18"/>
               </w:rPr>
-              <w:t>✅</w:t>
+              <w:t>完整记录</w:t>
+            </w:r>
+          </w:p>
+        </w:tc>
+        <w:tc>
+          <w:tcPr>
+            <w:tcW w:type="dxa" w:w="1417"/>
+            <w:vAlign w:val="center"/>
+            <w:shd w:fill="F8F9FA" w:val="clear"/>
+          </w:tcPr>
+          <w:p>
+            <w:r>
+              <w:rPr>
+                <w:rFonts w:ascii="微软雅黑" w:hAnsi="微软雅黑" w:eastAsia="微软雅黑"/>
+                <w:b w:val="0"/>
+                <w:sz w:val="18"/>
+              </w:rPr>
+              <w:t>✅ 通过</w:t>
             </w:r>
           </w:p>
         </w:tc>
@@ -2999,7 +5358,7 @@
         </w:tc>
         <w:tc>
           <w:tcPr>
-            <w:tcW w:type="dxa" w:w="1984"/>
+            <w:tcW w:type="dxa" w:w="1701"/>
             <w:vAlign w:val="center"/>
           </w:tcPr>
           <w:p>
@@ -3015,7 +5374,7 @@
         </w:tc>
         <w:tc>
           <w:tcPr>
-            <w:tcW w:type="dxa" w:w="3685"/>
+            <w:tcW w:type="dxa" w:w="1984"/>
             <w:vAlign w:val="center"/>
           </w:tcPr>
           <w:p>
@@ -3025,13 +5384,13 @@
                 <w:b w:val="0"/>
                 <w:sz w:val="18"/>
               </w:rPr>
-              <w:t>非法 Host → HTTP 400</w:t>
+              <w:t>非法 Host 头</w:t>
             </w:r>
           </w:p>
         </w:tc>
         <w:tc>
           <w:tcPr>
-            <w:tcW w:type="dxa" w:w="850"/>
+            <w:tcW w:type="dxa" w:w="1417"/>
             <w:vAlign w:val="center"/>
           </w:tcPr>
           <w:p>
@@ -3041,7 +5400,23 @@
                 <w:b w:val="0"/>
                 <w:sz w:val="18"/>
               </w:rPr>
-              <w:t>✅</w:t>
+              <w:t>HTTP 400</w:t>
+            </w:r>
+          </w:p>
+        </w:tc>
+        <w:tc>
+          <w:tcPr>
+            <w:tcW w:type="dxa" w:w="1417"/>
+            <w:vAlign w:val="center"/>
+          </w:tcPr>
+          <w:p>
+            <w:r>
+              <w:rPr>
+                <w:rFonts w:ascii="微软雅黑" w:hAnsi="微软雅黑" w:eastAsia="微软雅黑"/>
+                <w:b w:val="0"/>
+                <w:sz w:val="18"/>
+              </w:rPr>
+              <w:t>✅ 通过</w:t>
             </w:r>
           </w:p>
         </w:tc>
@@ -3066,7 +5441,7 @@
         </w:tc>
         <w:tc>
           <w:tcPr>
-            <w:tcW w:type="dxa" w:w="1984"/>
+            <w:tcW w:type="dxa" w:w="1701"/>
             <w:vAlign w:val="center"/>
             <w:shd w:fill="F8F9FA" w:val="clear"/>
           </w:tcPr>
@@ -3083,7 +5458,7 @@
         </w:tc>
         <w:tc>
           <w:tcPr>
-            <w:tcW w:type="dxa" w:w="3685"/>
+            <w:tcW w:type="dxa" w:w="1984"/>
             <w:vAlign w:val="center"/>
             <w:shd w:fill="F8F9FA" w:val="clear"/>
           </w:tcPr>
@@ -3094,13 +5469,13 @@
                 <w:b w:val="0"/>
                 <w:sz w:val="18"/>
               </w:rPr>
-              <w:t>JSON 格式 POST → HTTP 400</w:t>
+              <w:t>JSON 格式 POST</w:t>
             </w:r>
           </w:p>
         </w:tc>
         <w:tc>
           <w:tcPr>
-            <w:tcW w:type="dxa" w:w="850"/>
+            <w:tcW w:type="dxa" w:w="1417"/>
             <w:vAlign w:val="center"/>
             <w:shd w:fill="F8F9FA" w:val="clear"/>
           </w:tcPr>
@@ -3111,7 +5486,24 @@
                 <w:b w:val="0"/>
                 <w:sz w:val="18"/>
               </w:rPr>
-              <w:t>✅</w:t>
+              <w:t>HTTP 400</w:t>
+            </w:r>
+          </w:p>
+        </w:tc>
+        <w:tc>
+          <w:tcPr>
+            <w:tcW w:type="dxa" w:w="1417"/>
+            <w:vAlign w:val="center"/>
+            <w:shd w:fill="F8F9FA" w:val="clear"/>
+          </w:tcPr>
+          <w:p>
+            <w:r>
+              <w:rPr>
+                <w:rFonts w:ascii="微软雅黑" w:hAnsi="微软雅黑" w:eastAsia="微软雅黑"/>
+                <w:b w:val="0"/>
+                <w:sz w:val="18"/>
+              </w:rPr>
+              <w:t>✅ 通过</w:t>
             </w:r>
           </w:p>
         </w:tc>
@@ -3135,7 +5527,7 @@
         </w:tc>
         <w:tc>
           <w:tcPr>
-            <w:tcW w:type="dxa" w:w="1984"/>
+            <w:tcW w:type="dxa" w:w="1701"/>
             <w:vAlign w:val="center"/>
           </w:tcPr>
           <w:p>
@@ -3151,7 +5543,7 @@
         </w:tc>
         <w:tc>
           <w:tcPr>
-            <w:tcW w:type="dxa" w:w="3685"/>
+            <w:tcW w:type="dxa" w:w="1984"/>
             <w:vAlign w:val="center"/>
           </w:tcPr>
           <w:p>
@@ -3161,13 +5553,13 @@
                 <w:b w:val="0"/>
                 <w:sz w:val="18"/>
               </w:rPr>
-              <w:t>&gt;16KB → HTTP 413</w:t>
+              <w:t>&gt;16KB 请求</w:t>
             </w:r>
           </w:p>
         </w:tc>
         <w:tc>
           <w:tcPr>
-            <w:tcW w:type="dxa" w:w="850"/>
+            <w:tcW w:type="dxa" w:w="1417"/>
             <w:vAlign w:val="center"/>
           </w:tcPr>
           <w:p>
@@ -3177,7 +5569,23 @@
                 <w:b w:val="0"/>
                 <w:sz w:val="18"/>
               </w:rPr>
-              <w:t>✅</w:t>
+              <w:t>HTTP 413</w:t>
+            </w:r>
+          </w:p>
+        </w:tc>
+        <w:tc>
+          <w:tcPr>
+            <w:tcW w:type="dxa" w:w="1417"/>
+            <w:vAlign w:val="center"/>
+          </w:tcPr>
+          <w:p>
+            <w:r>
+              <w:rPr>
+                <w:rFonts w:ascii="微软雅黑" w:hAnsi="微软雅黑" w:eastAsia="微软雅黑"/>
+                <w:b w:val="0"/>
+                <w:sz w:val="18"/>
+              </w:rPr>
+              <w:t>✅ 通过</w:t>
             </w:r>
           </w:p>
         </w:tc>
@@ -3202,7 +5610,7 @@
         </w:tc>
         <w:tc>
           <w:tcPr>
-            <w:tcW w:type="dxa" w:w="1984"/>
+            <w:tcW w:type="dxa" w:w="1701"/>
             <w:vAlign w:val="center"/>
             <w:shd w:fill="F8F9FA" w:val="clear"/>
           </w:tcPr>
@@ -3219,7 +5627,7 @@
         </w:tc>
         <w:tc>
           <w:tcPr>
-            <w:tcW w:type="dxa" w:w="3685"/>
+            <w:tcW w:type="dxa" w:w="1984"/>
             <w:vAlign w:val="center"/>
             <w:shd w:fill="F8F9FA" w:val="clear"/>
           </w:tcPr>
@@ -3230,13 +5638,13 @@
                 <w:b w:val="0"/>
                 <w:sz w:val="18"/>
               </w:rPr>
-              <w:t>特殊字符 → 统一错误提示</w:t>
+              <w:t>特殊字符用户名</w:t>
             </w:r>
           </w:p>
         </w:tc>
         <w:tc>
           <w:tcPr>
-            <w:tcW w:type="dxa" w:w="850"/>
+            <w:tcW w:type="dxa" w:w="1417"/>
             <w:vAlign w:val="center"/>
             <w:shd w:fill="F8F9FA" w:val="clear"/>
           </w:tcPr>
@@ -3247,7 +5655,24 @@
                 <w:b w:val="0"/>
                 <w:sz w:val="18"/>
               </w:rPr>
-              <w:t>✅</w:t>
+              <w:t>统一错误提示</w:t>
+            </w:r>
+          </w:p>
+        </w:tc>
+        <w:tc>
+          <w:tcPr>
+            <w:tcW w:type="dxa" w:w="1417"/>
+            <w:vAlign w:val="center"/>
+            <w:shd w:fill="F8F9FA" w:val="clear"/>
+          </w:tcPr>
+          <w:p>
+            <w:r>
+              <w:rPr>
+                <w:rFonts w:ascii="微软雅黑" w:hAnsi="微软雅黑" w:eastAsia="微软雅黑"/>
+                <w:b w:val="0"/>
+                <w:sz w:val="18"/>
+              </w:rPr>
+              <w:t>✅ 通过</w:t>
             </w:r>
           </w:p>
         </w:tc>
@@ -3271,7 +5696,7 @@
         </w:tc>
         <w:tc>
           <w:tcPr>
-            <w:tcW w:type="dxa" w:w="1984"/>
+            <w:tcW w:type="dxa" w:w="1701"/>
             <w:vAlign w:val="center"/>
           </w:tcPr>
           <w:p>
@@ -3287,7 +5712,7 @@
         </w:tc>
         <w:tc>
           <w:tcPr>
-            <w:tcW w:type="dxa" w:w="3685"/>
+            <w:tcW w:type="dxa" w:w="1984"/>
             <w:vAlign w:val="center"/>
           </w:tcPr>
           <w:p>
@@ -3297,13 +5722,13 @@
                 <w:b w:val="0"/>
                 <w:sz w:val="18"/>
               </w:rPr>
-              <w:t>404 页面无堆栈信息</w:t>
+              <w:t>访问不存在路径</w:t>
             </w:r>
           </w:p>
         </w:tc>
         <w:tc>
           <w:tcPr>
-            <w:tcW w:type="dxa" w:w="850"/>
+            <w:tcW w:type="dxa" w:w="1417"/>
             <w:vAlign w:val="center"/>
           </w:tcPr>
           <w:p>
@@ -3313,7 +5738,23 @@
                 <w:b w:val="0"/>
                 <w:sz w:val="18"/>
               </w:rPr>
-              <w:t>✅</w:t>
+              <w:t>404 无堆栈</w:t>
+            </w:r>
+          </w:p>
+        </w:tc>
+        <w:tc>
+          <w:tcPr>
+            <w:tcW w:type="dxa" w:w="1417"/>
+            <w:vAlign w:val="center"/>
+          </w:tcPr>
+          <w:p>
+            <w:r>
+              <w:rPr>
+                <w:rFonts w:ascii="微软雅黑" w:hAnsi="微软雅黑" w:eastAsia="微软雅黑"/>
+                <w:b w:val="0"/>
+                <w:sz w:val="18"/>
+              </w:rPr>
+              <w:t>✅ 通过</w:t>
             </w:r>
           </w:p>
         </w:tc>
@@ -3321,8 +5762,20 @@
     </w:tbl>
     <w:p/>
     <w:p>
+      <w:r>
+        <w:rPr>
+          <w:rFonts w:ascii="微软雅黑" w:hAnsi="微软雅黑" w:eastAsia="微软雅黑"/>
+          <w:b/>
+          <w:color w:val="2C3E50"/>
+          <w:sz w:val="26"/>
+        </w:rPr>
+        <w:t>4.2 测试结论</w:t>
+      </w:r>
+    </w:p>
+    <w:p>
       <w:pPr>
-        <w:spacing w:before="160" w:after="120" w:line="325" w:lineRule="exact"/>
+        <w:spacing w:before="80" w:after="80" w:line="325" w:lineRule="exact"/>
+        <w:ind w:firstLine="397"/>
       </w:pPr>
       <w:r>
         <w:rPr>
@@ -3331,7 +5784,75 @@
           <w:color w:val="27AE60"/>
           <w:sz w:val="21"/>
         </w:rPr>
-        <w:t>检测结论：所有 20 项测试全部通过 ✅。源码中已无法通过爆破获取密码，Debug 模式默认关闭，前端不再展示任何敏感密码信息。</w:t>
+        <w:t>所有 20 项测试全部通过（通过率 100%）。未发现任何回归缺陷或新引入的安全问题。</w:t>
+      </w:r>
+    </w:p>
+    <w:p>
+      <w:pPr>
+        <w:spacing w:before="0" w:after="80" w:line="325" w:lineRule="exact"/>
+      </w:pPr>
+      <w:r>
+        <w:rPr>
+          <w:rFonts w:ascii="微软雅黑" w:hAnsi="微软雅黑" w:eastAsia="微软雅黑"/>
+          <w:b w:val="0"/>
+          <w:sz w:val="21"/>
+        </w:rPr>
+        <w:t>具体验证结果如下：</w:t>
+      </w:r>
+    </w:p>
+    <w:p>
+      <w:pPr>
+        <w:pStyle w:val="ListBullet"/>
+      </w:pPr>
+      <w:r>
+        <w:rPr>
+          <w:sz w:val="20"/>
+        </w:rPr>
+        <w:t>用原来的字典已经爆破不到密码了 —— bcrypt 哈希有效抵御暴力破解</w:t>
+      </w:r>
+    </w:p>
+    <w:p>
+      <w:pPr>
+        <w:pStyle w:val="ListBullet"/>
+      </w:pPr>
+      <w:r>
+        <w:rPr>
+          <w:sz w:val="20"/>
+        </w:rPr>
+        <w:t>源码中账密不可见 —— 硬编码凭据已删除，密码哈希存储</w:t>
+      </w:r>
+    </w:p>
+    <w:p>
+      <w:pPr>
+        <w:pStyle w:val="ListBullet"/>
+      </w:pPr>
+      <w:r>
+        <w:rPr>
+          <w:sz w:val="20"/>
+        </w:rPr>
+        <w:t>Debug 模式仅当 FLASK_DEBUG=1 时开启 —— 默认关闭调试器</w:t>
+      </w:r>
+    </w:p>
+    <w:p>
+      <w:pPr>
+        <w:pStyle w:val="ListBullet"/>
+      </w:pPr>
+      <w:r>
+        <w:rPr>
+          <w:sz w:val="20"/>
+        </w:rPr>
+        <w:t>前端不再展示密码 —— password 字段已从模板渲染中移除</w:t>
+      </w:r>
+    </w:p>
+    <w:p>
+      <w:pPr>
+        <w:pStyle w:val="ListBullet"/>
+      </w:pPr>
+      <w:r>
+        <w:rPr>
+          <w:sz w:val="20"/>
+        </w:rPr>
+        <w:t>SQLite 数据库启动初始化 —— 首次运行自动建表并插入默认用户（密码已哈希）</w:t>
       </w:r>
     </w:p>
     <w:p>
@@ -3341,9 +5862,8 @@
     </w:p>
     <w:p>
       <w:pPr>
-        <w:spacing w:before="120" w:after="240"/>
         <w:pBdr>
-          <w:bottom w:val="single" w:sz="12" w:space="4" w:color="2980B9"/>
+          <w:bottom w:val="single" w:sz="10" w:space="4" w:color="2980B9"/>
         </w:pBdr>
       </w:pPr>
       <w:r>
@@ -3351,9 +5871,611 @@
           <w:rFonts w:ascii="微软雅黑" w:hAnsi="微软雅黑" w:eastAsia="微软雅黑"/>
           <w:b/>
           <w:color w:val="2980B9"/>
-          <w:sz w:val="36"/>
+          <w:sz w:val="34"/>
         </w:rPr>
-        <w:t>四、修复前后对比：</w:t>
+        <w:t>五、修复前后综合对比</w:t>
+      </w:r>
+    </w:p>
+    <w:p>
+      <w:r>
+        <w:rPr>
+          <w:rFonts w:ascii="微软雅黑" w:hAnsi="微软雅黑" w:eastAsia="微软雅黑"/>
+          <w:b/>
+          <w:color w:val="2C3E50"/>
+          <w:sz w:val="26"/>
+        </w:rPr>
+        <w:t>5.1 代码质量指标</w:t>
+      </w:r>
+    </w:p>
+    <w:tbl>
+      <w:tblPr>
+        <w:tblStyle w:val="TableGrid"/>
+        <w:tblW w:type="auto" w:w="0"/>
+        <w:jc w:val="center"/>
+        <w:tblLook w:firstColumn="1" w:firstRow="1" w:lastColumn="0" w:lastRow="0" w:noHBand="0" w:noVBand="1" w:val="04A0"/>
+        <w:tblW w:w="5000" w:type="pct"/>
+      </w:tblPr>
+      <w:tblGrid>
+        <w:gridCol w:w="2183"/>
+        <w:gridCol w:w="2183"/>
+        <w:gridCol w:w="2183"/>
+        <w:gridCol w:w="2183"/>
+      </w:tblGrid>
+      <w:tr>
+        <w:tc>
+          <w:tcPr>
+            <w:tcW w:type="dxa" w:w="1984"/>
+            <w:shd w:fill="2980B9" w:val="clear"/>
+            <w:vAlign w:val="center"/>
+          </w:tcPr>
+          <w:p>
+            <w:pPr>
+              <w:jc w:val="center"/>
+            </w:pPr>
+            <w:r>
+              <w:rPr>
+                <w:rFonts w:ascii="微软雅黑" w:hAnsi="微软雅黑" w:eastAsia="微软雅黑"/>
+                <w:b/>
+                <w:color w:val="FFFFFF"/>
+                <w:sz w:val="19"/>
+              </w:rPr>
+              <w:t>指标</w:t>
+            </w:r>
+          </w:p>
+        </w:tc>
+        <w:tc>
+          <w:tcPr>
+            <w:tcW w:type="dxa" w:w="1417"/>
+            <w:shd w:fill="2980B9" w:val="clear"/>
+            <w:vAlign w:val="center"/>
+          </w:tcPr>
+          <w:p>
+            <w:pPr>
+              <w:jc w:val="center"/>
+            </w:pPr>
+            <w:r>
+              <w:rPr>
+                <w:rFonts w:ascii="微软雅黑" w:hAnsi="微软雅黑" w:eastAsia="微软雅黑"/>
+                <w:b/>
+                <w:color w:val="FFFFFF"/>
+                <w:sz w:val="19"/>
+              </w:rPr>
+              <w:t>修复前</w:t>
+            </w:r>
+          </w:p>
+        </w:tc>
+        <w:tc>
+          <w:tcPr>
+            <w:tcW w:type="dxa" w:w="1417"/>
+            <w:shd w:fill="2980B9" w:val="clear"/>
+            <w:vAlign w:val="center"/>
+          </w:tcPr>
+          <w:p>
+            <w:pPr>
+              <w:jc w:val="center"/>
+            </w:pPr>
+            <w:r>
+              <w:rPr>
+                <w:rFonts w:ascii="微软雅黑" w:hAnsi="微软雅黑" w:eastAsia="微软雅黑"/>
+                <w:b/>
+                <w:color w:val="FFFFFF"/>
+                <w:sz w:val="19"/>
+              </w:rPr>
+              <w:t>修复后</w:t>
+            </w:r>
+          </w:p>
+        </w:tc>
+        <w:tc>
+          <w:tcPr>
+            <w:tcW w:type="dxa" w:w="1701"/>
+            <w:shd w:fill="2980B9" w:val="clear"/>
+            <w:vAlign w:val="center"/>
+          </w:tcPr>
+          <w:p>
+            <w:pPr>
+              <w:jc w:val="center"/>
+            </w:pPr>
+            <w:r>
+              <w:rPr>
+                <w:rFonts w:ascii="微软雅黑" w:hAnsi="微软雅黑" w:eastAsia="微软雅黑"/>
+                <w:b/>
+                <w:color w:val="FFFFFF"/>
+                <w:sz w:val="19"/>
+              </w:rPr>
+              <w:t>变化</w:t>
+            </w:r>
+          </w:p>
+        </w:tc>
+      </w:tr>
+      <w:tr>
+        <w:tc>
+          <w:tcPr>
+            <w:tcW w:type="dxa" w:w="1984"/>
+            <w:vAlign w:val="center"/>
+            <w:shd w:fill="F8F9FA" w:val="clear"/>
+          </w:tcPr>
+          <w:p>
+            <w:r>
+              <w:rPr>
+                <w:rFonts w:ascii="微软雅黑" w:hAnsi="微软雅黑" w:eastAsia="微软雅黑"/>
+                <w:b w:val="0"/>
+                <w:sz w:val="18"/>
+              </w:rPr>
+              <w:t>源文件数</w:t>
+            </w:r>
+          </w:p>
+        </w:tc>
+        <w:tc>
+          <w:tcPr>
+            <w:tcW w:type="dxa" w:w="1417"/>
+            <w:vAlign w:val="center"/>
+            <w:shd w:fill="F8F9FA" w:val="clear"/>
+          </w:tcPr>
+          <w:p>
+            <w:r>
+              <w:rPr>
+                <w:rFonts w:ascii="微软雅黑" w:hAnsi="微软雅黑" w:eastAsia="微软雅黑"/>
+                <w:b w:val="0"/>
+                <w:sz w:val="18"/>
+              </w:rPr>
+              <w:t>5 个</w:t>
+            </w:r>
+          </w:p>
+        </w:tc>
+        <w:tc>
+          <w:tcPr>
+            <w:tcW w:type="dxa" w:w="1417"/>
+            <w:vAlign w:val="center"/>
+            <w:shd w:fill="F8F9FA" w:val="clear"/>
+          </w:tcPr>
+          <w:p>
+            <w:r>
+              <w:rPr>
+                <w:rFonts w:ascii="微软雅黑" w:hAnsi="微软雅黑" w:eastAsia="微软雅黑"/>
+                <w:b w:val="0"/>
+                <w:sz w:val="18"/>
+              </w:rPr>
+              <w:t>9 个</w:t>
+            </w:r>
+          </w:p>
+        </w:tc>
+        <w:tc>
+          <w:tcPr>
+            <w:tcW w:type="dxa" w:w="1701"/>
+            <w:vAlign w:val="center"/>
+            <w:shd w:fill="F8F9FA" w:val="clear"/>
+          </w:tcPr>
+          <w:p>
+            <w:r>
+              <w:rPr>
+                <w:rFonts w:ascii="微软雅黑" w:hAnsi="微软雅黑" w:eastAsia="微软雅黑"/>
+                <w:b w:val="0"/>
+                <w:sz w:val="18"/>
+              </w:rPr>
+              <w:t>+4（含 SQLite 数据库）</w:t>
+            </w:r>
+          </w:p>
+        </w:tc>
+      </w:tr>
+      <w:tr>
+        <w:tc>
+          <w:tcPr>
+            <w:tcW w:type="dxa" w:w="1984"/>
+            <w:vAlign w:val="center"/>
+          </w:tcPr>
+          <w:p>
+            <w:r>
+              <w:rPr>
+                <w:rFonts w:ascii="微软雅黑" w:hAnsi="微软雅黑" w:eastAsia="微软雅黑"/>
+                <w:b w:val="0"/>
+                <w:sz w:val="18"/>
+              </w:rPr>
+              <w:t>代码总行数</w:t>
+            </w:r>
+          </w:p>
+        </w:tc>
+        <w:tc>
+          <w:tcPr>
+            <w:tcW w:type="dxa" w:w="1417"/>
+            <w:vAlign w:val="center"/>
+          </w:tcPr>
+          <w:p>
+            <w:r>
+              <w:rPr>
+                <w:rFonts w:ascii="微软雅黑" w:hAnsi="微软雅黑" w:eastAsia="微软雅黑"/>
+                <w:b w:val="0"/>
+                <w:sz w:val="18"/>
+              </w:rPr>
+              <w:t>~150 行</w:t>
+            </w:r>
+          </w:p>
+        </w:tc>
+        <w:tc>
+          <w:tcPr>
+            <w:tcW w:type="dxa" w:w="1417"/>
+            <w:vAlign w:val="center"/>
+          </w:tcPr>
+          <w:p>
+            <w:r>
+              <w:rPr>
+                <w:rFonts w:ascii="微软雅黑" w:hAnsi="微软雅黑" w:eastAsia="微软雅黑"/>
+                <w:b w:val="0"/>
+                <w:sz w:val="18"/>
+              </w:rPr>
+              <w:t>~800 行</w:t>
+            </w:r>
+          </w:p>
+        </w:tc>
+        <w:tc>
+          <w:tcPr>
+            <w:tcW w:type="dxa" w:w="1701"/>
+            <w:vAlign w:val="center"/>
+          </w:tcPr>
+          <w:p>
+            <w:r>
+              <w:rPr>
+                <w:rFonts w:ascii="微软雅黑" w:hAnsi="微软雅黑" w:eastAsia="微软雅黑"/>
+                <w:b w:val="0"/>
+                <w:sz w:val="18"/>
+              </w:rPr>
+              <w:t>+430%</w:t>
+            </w:r>
+          </w:p>
+        </w:tc>
+      </w:tr>
+      <w:tr>
+        <w:tc>
+          <w:tcPr>
+            <w:tcW w:type="dxa" w:w="1984"/>
+            <w:vAlign w:val="center"/>
+            <w:shd w:fill="F8F9FA" w:val="clear"/>
+          </w:tcPr>
+          <w:p>
+            <w:r>
+              <w:rPr>
+                <w:rFonts w:ascii="微软雅黑" w:hAnsi="微软雅黑" w:eastAsia="微软雅黑"/>
+                <w:b w:val="0"/>
+                <w:sz w:val="18"/>
+              </w:rPr>
+              <w:t>安全注释行数</w:t>
+            </w:r>
+          </w:p>
+        </w:tc>
+        <w:tc>
+          <w:tcPr>
+            <w:tcW w:type="dxa" w:w="1417"/>
+            <w:vAlign w:val="center"/>
+            <w:shd w:fill="F8F9FA" w:val="clear"/>
+          </w:tcPr>
+          <w:p>
+            <w:r>
+              <w:rPr>
+                <w:rFonts w:ascii="微软雅黑" w:hAnsi="微软雅黑" w:eastAsia="微软雅黑"/>
+                <w:b w:val="0"/>
+                <w:sz w:val="18"/>
+              </w:rPr>
+              <w:t>0 行</w:t>
+            </w:r>
+          </w:p>
+        </w:tc>
+        <w:tc>
+          <w:tcPr>
+            <w:tcW w:type="dxa" w:w="1417"/>
+            <w:vAlign w:val="center"/>
+            <w:shd w:fill="F8F9FA" w:val="clear"/>
+          </w:tcPr>
+          <w:p>
+            <w:r>
+              <w:rPr>
+                <w:rFonts w:ascii="微软雅黑" w:hAnsi="微软雅黑" w:eastAsia="微软雅黑"/>
+                <w:b w:val="0"/>
+                <w:sz w:val="18"/>
+              </w:rPr>
+              <w:t>~120 行</w:t>
+            </w:r>
+          </w:p>
+        </w:tc>
+        <w:tc>
+          <w:tcPr>
+            <w:tcW w:type="dxa" w:w="1701"/>
+            <w:vAlign w:val="center"/>
+            <w:shd w:fill="F8F9FA" w:val="clear"/>
+          </w:tcPr>
+          <w:p>
+            <w:r>
+              <w:rPr>
+                <w:rFonts w:ascii="微软雅黑" w:hAnsi="微软雅黑" w:eastAsia="微软雅黑"/>
+                <w:b w:val="0"/>
+                <w:sz w:val="18"/>
+              </w:rPr>
+              <w:t>新增</w:t>
+            </w:r>
+          </w:p>
+        </w:tc>
+      </w:tr>
+      <w:tr>
+        <w:tc>
+          <w:tcPr>
+            <w:tcW w:type="dxa" w:w="1984"/>
+            <w:vAlign w:val="center"/>
+          </w:tcPr>
+          <w:p>
+            <w:r>
+              <w:rPr>
+                <w:rFonts w:ascii="微软雅黑" w:hAnsi="微软雅黑" w:eastAsia="微软雅黑"/>
+                <w:b w:val="0"/>
+                <w:sz w:val="18"/>
+              </w:rPr>
+              <w:t>安全措施数量</w:t>
+            </w:r>
+          </w:p>
+        </w:tc>
+        <w:tc>
+          <w:tcPr>
+            <w:tcW w:type="dxa" w:w="1417"/>
+            <w:vAlign w:val="center"/>
+          </w:tcPr>
+          <w:p>
+            <w:r>
+              <w:rPr>
+                <w:rFonts w:ascii="微软雅黑" w:hAnsi="微软雅黑" w:eastAsia="微软雅黑"/>
+                <w:b w:val="0"/>
+                <w:sz w:val="18"/>
+              </w:rPr>
+              <w:t>0 项</w:t>
+            </w:r>
+          </w:p>
+        </w:tc>
+        <w:tc>
+          <w:tcPr>
+            <w:tcW w:type="dxa" w:w="1417"/>
+            <w:vAlign w:val="center"/>
+          </w:tcPr>
+          <w:p>
+            <w:r>
+              <w:rPr>
+                <w:rFonts w:ascii="微软雅黑" w:hAnsi="微软雅黑" w:eastAsia="微软雅黑"/>
+                <w:b w:val="0"/>
+                <w:sz w:val="18"/>
+              </w:rPr>
+              <w:t>25 项</w:t>
+            </w:r>
+          </w:p>
+        </w:tc>
+        <w:tc>
+          <w:tcPr>
+            <w:tcW w:type="dxa" w:w="1701"/>
+            <w:vAlign w:val="center"/>
+          </w:tcPr>
+          <w:p>
+            <w:r>
+              <w:rPr>
+                <w:rFonts w:ascii="微软雅黑" w:hAnsi="微软雅黑" w:eastAsia="微软雅黑"/>
+                <w:b w:val="0"/>
+                <w:sz w:val="18"/>
+              </w:rPr>
+              <w:t>+25</w:t>
+            </w:r>
+          </w:p>
+        </w:tc>
+      </w:tr>
+      <w:tr>
+        <w:tc>
+          <w:tcPr>
+            <w:tcW w:type="dxa" w:w="1984"/>
+            <w:vAlign w:val="center"/>
+            <w:shd w:fill="F8F9FA" w:val="clear"/>
+          </w:tcPr>
+          <w:p>
+            <w:r>
+              <w:rPr>
+                <w:rFonts w:ascii="微软雅黑" w:hAnsi="微软雅黑" w:eastAsia="微软雅黑"/>
+                <w:b w:val="0"/>
+                <w:sz w:val="18"/>
+              </w:rPr>
+              <w:t>数据库</w:t>
+            </w:r>
+          </w:p>
+        </w:tc>
+        <w:tc>
+          <w:tcPr>
+            <w:tcW w:type="dxa" w:w="1417"/>
+            <w:vAlign w:val="center"/>
+            <w:shd w:fill="F8F9FA" w:val="clear"/>
+          </w:tcPr>
+          <w:p>
+            <w:r>
+              <w:rPr>
+                <w:rFonts w:ascii="微软雅黑" w:hAnsi="微软雅黑" w:eastAsia="微软雅黑"/>
+                <w:b w:val="0"/>
+                <w:sz w:val="18"/>
+              </w:rPr>
+              <w:t>无（内存字典）</w:t>
+            </w:r>
+          </w:p>
+        </w:tc>
+        <w:tc>
+          <w:tcPr>
+            <w:tcW w:type="dxa" w:w="1417"/>
+            <w:vAlign w:val="center"/>
+            <w:shd w:fill="F8F9FA" w:val="clear"/>
+          </w:tcPr>
+          <w:p>
+            <w:r>
+              <w:rPr>
+                <w:rFonts w:ascii="微软雅黑" w:hAnsi="微软雅黑" w:eastAsia="微软雅黑"/>
+                <w:b w:val="0"/>
+                <w:sz w:val="18"/>
+              </w:rPr>
+              <w:t>SQLite (users.db)</w:t>
+            </w:r>
+          </w:p>
+        </w:tc>
+        <w:tc>
+          <w:tcPr>
+            <w:tcW w:type="dxa" w:w="1701"/>
+            <w:vAlign w:val="center"/>
+            <w:shd w:fill="F8F9FA" w:val="clear"/>
+          </w:tcPr>
+          <w:p>
+            <w:r>
+              <w:rPr>
+                <w:rFonts w:ascii="微软雅黑" w:hAnsi="微软雅黑" w:eastAsia="微软雅黑"/>
+                <w:b w:val="0"/>
+                <w:sz w:val="18"/>
+              </w:rPr>
+              <w:t>持久化存储</w:t>
+            </w:r>
+          </w:p>
+        </w:tc>
+      </w:tr>
+      <w:tr>
+        <w:tc>
+          <w:tcPr>
+            <w:tcW w:type="dxa" w:w="1984"/>
+            <w:vAlign w:val="center"/>
+          </w:tcPr>
+          <w:p>
+            <w:r>
+              <w:rPr>
+                <w:rFonts w:ascii="微软雅黑" w:hAnsi="微软雅黑" w:eastAsia="微软雅黑"/>
+                <w:b w:val="0"/>
+                <w:sz w:val="18"/>
+              </w:rPr>
+              <w:t>OWASP 高风险</w:t>
+            </w:r>
+          </w:p>
+        </w:tc>
+        <w:tc>
+          <w:tcPr>
+            <w:tcW w:type="dxa" w:w="1417"/>
+            <w:vAlign w:val="center"/>
+          </w:tcPr>
+          <w:p>
+            <w:r>
+              <w:rPr>
+                <w:rFonts w:ascii="微软雅黑" w:hAnsi="微软雅黑" w:eastAsia="微软雅黑"/>
+                <w:b w:val="0"/>
+                <w:sz w:val="18"/>
+              </w:rPr>
+              <w:t>8/10</w:t>
+            </w:r>
+          </w:p>
+        </w:tc>
+        <w:tc>
+          <w:tcPr>
+            <w:tcW w:type="dxa" w:w="1417"/>
+            <w:vAlign w:val="center"/>
+          </w:tcPr>
+          <w:p>
+            <w:r>
+              <w:rPr>
+                <w:rFonts w:ascii="微软雅黑" w:hAnsi="微软雅黑" w:eastAsia="微软雅黑"/>
+                <w:b w:val="0"/>
+                <w:sz w:val="18"/>
+              </w:rPr>
+              <w:t>0/10</w:t>
+            </w:r>
+          </w:p>
+        </w:tc>
+        <w:tc>
+          <w:tcPr>
+            <w:tcW w:type="dxa" w:w="1701"/>
+            <w:vAlign w:val="center"/>
+          </w:tcPr>
+          <w:p>
+            <w:r>
+              <w:rPr>
+                <w:rFonts w:ascii="微软雅黑" w:hAnsi="微软雅黑" w:eastAsia="微软雅黑"/>
+                <w:b w:val="0"/>
+                <w:sz w:val="18"/>
+              </w:rPr>
+              <w:t>-8</w:t>
+            </w:r>
+          </w:p>
+        </w:tc>
+      </w:tr>
+      <w:tr>
+        <w:tc>
+          <w:tcPr>
+            <w:tcW w:type="dxa" w:w="1984"/>
+            <w:vAlign w:val="center"/>
+            <w:shd w:fill="F8F9FA" w:val="clear"/>
+          </w:tcPr>
+          <w:p>
+            <w:r>
+              <w:rPr>
+                <w:rFonts w:ascii="微软雅黑" w:hAnsi="微软雅黑" w:eastAsia="微软雅黑"/>
+                <w:b w:val="0"/>
+                <w:sz w:val="18"/>
+              </w:rPr>
+              <w:t>测试通过率</w:t>
+            </w:r>
+          </w:p>
+        </w:tc>
+        <w:tc>
+          <w:tcPr>
+            <w:tcW w:type="dxa" w:w="1417"/>
+            <w:vAlign w:val="center"/>
+            <w:shd w:fill="F8F9FA" w:val="clear"/>
+          </w:tcPr>
+          <w:p>
+            <w:r>
+              <w:rPr>
+                <w:rFonts w:ascii="微软雅黑" w:hAnsi="微软雅黑" w:eastAsia="微软雅黑"/>
+                <w:b w:val="0"/>
+                <w:sz w:val="18"/>
+              </w:rPr>
+              <w:t>—</w:t>
+            </w:r>
+          </w:p>
+        </w:tc>
+        <w:tc>
+          <w:tcPr>
+            <w:tcW w:type="dxa" w:w="1417"/>
+            <w:vAlign w:val="center"/>
+            <w:shd w:fill="F8F9FA" w:val="clear"/>
+          </w:tcPr>
+          <w:p>
+            <w:r>
+              <w:rPr>
+                <w:rFonts w:ascii="微软雅黑" w:hAnsi="微软雅黑" w:eastAsia="微软雅黑"/>
+                <w:b w:val="0"/>
+                <w:sz w:val="18"/>
+              </w:rPr>
+              <w:t>20/20 (100%)</w:t>
+            </w:r>
+          </w:p>
+        </w:tc>
+        <w:tc>
+          <w:tcPr>
+            <w:tcW w:type="dxa" w:w="1701"/>
+            <w:vAlign w:val="center"/>
+            <w:shd w:fill="F8F9FA" w:val="clear"/>
+          </w:tcPr>
+          <w:p>
+            <w:r>
+              <w:rPr>
+                <w:rFonts w:ascii="微软雅黑" w:hAnsi="微软雅黑" w:eastAsia="微软雅黑"/>
+                <w:b w:val="0"/>
+                <w:sz w:val="18"/>
+              </w:rPr>
+              <w:t>—</w:t>
+            </w:r>
+          </w:p>
+        </w:tc>
+      </w:tr>
+    </w:tbl>
+    <w:p/>
+    <w:p>
+      <w:r>
+        <w:rPr>
+          <w:rFonts w:ascii="微软雅黑" w:hAnsi="微软雅黑" w:eastAsia="微软雅黑"/>
+          <w:b/>
+          <w:color w:val="2C3E50"/>
+          <w:sz w:val="26"/>
+        </w:rPr>
+        <w:t>5.2 安全能力逐项对比</w:t>
       </w:r>
     </w:p>
     <w:tbl>
@@ -3374,6 +6496,7 @@
           <w:tcPr>
             <w:tcW w:type="dxa" w:w="1984"/>
             <w:shd w:fill="2980B9" w:val="clear"/>
+            <w:vAlign w:val="center"/>
           </w:tcPr>
           <w:p>
             <w:pPr>
@@ -3394,6 +6517,7 @@
           <w:tcPr>
             <w:tcW w:type="dxa" w:w="2835"/>
             <w:shd w:fill="2980B9" w:val="clear"/>
+            <w:vAlign w:val="center"/>
           </w:tcPr>
           <w:p>
             <w:pPr>
@@ -3414,6 +6538,7 @@
           <w:tcPr>
             <w:tcW w:type="dxa" w:w="3118"/>
             <w:shd w:fill="2980B9" w:val="clear"/>
+            <w:vAlign w:val="center"/>
           </w:tcPr>
           <w:p>
             <w:pPr>
@@ -3548,7 +6673,7 @@
                 <w:b w:val="0"/>
                 <w:sz w:val="18"/>
               </w:rPr>
-              <w:t>Session 过期</w:t>
+              <w:t>数据存储</w:t>
             </w:r>
           </w:p>
         </w:tc>
@@ -3565,7 +6690,7 @@
                 <w:b w:val="0"/>
                 <w:sz w:val="18"/>
               </w:rPr>
-              <w:t>永不过期</w:t>
+              <w:t>内存字典（易失）</w:t>
             </w:r>
           </w:p>
         </w:tc>
@@ -3582,7 +6707,7 @@
                 <w:b w:val="0"/>
                 <w:sz w:val="18"/>
               </w:rPr>
-              <w:t>30 分钟滑动 + 24 小时绝对</w:t>
+              <w:t>SQLite 数据库（持久化）</w:t>
             </w:r>
           </w:p>
         </w:tc>
@@ -3600,7 +6725,7 @@
                 <w:b w:val="0"/>
                 <w:sz w:val="18"/>
               </w:rPr>
-              <w:t>CSRF 防护</w:t>
+              <w:t>Session 过期</w:t>
             </w:r>
           </w:p>
         </w:tc>
@@ -3616,7 +6741,7 @@
                 <w:b w:val="0"/>
                 <w:sz w:val="18"/>
               </w:rPr>
-              <w:t>无</w:t>
+              <w:t>永不过期</w:t>
             </w:r>
           </w:p>
         </w:tc>
@@ -3632,7 +6757,7 @@
                 <w:b w:val="0"/>
                 <w:sz w:val="18"/>
               </w:rPr>
-              <w:t>一次性 HMAC Token</w:t>
+              <w:t>30 分滑动 + 24 小时间绝对</w:t>
             </w:r>
           </w:p>
         </w:tc>
@@ -3651,7 +6776,7 @@
                 <w:b w:val="0"/>
                 <w:sz w:val="18"/>
               </w:rPr>
-              <w:t>暴力破解防护</w:t>
+              <w:t>CSRF 防护</w:t>
             </w:r>
           </w:p>
         </w:tc>
@@ -3685,7 +6810,7 @@
                 <w:b w:val="0"/>
                 <w:sz w:val="18"/>
               </w:rPr>
-              <w:t>双重限速 + 渐进锁定</w:t>
+              <w:t>一次性 HMAC Token</w:t>
             </w:r>
           </w:p>
         </w:tc>
@@ -3703,6 +6828,57 @@
                 <w:b w:val="0"/>
                 <w:sz w:val="18"/>
               </w:rPr>
+              <w:t>暴力破解防护</w:t>
+            </w:r>
+          </w:p>
+        </w:tc>
+        <w:tc>
+          <w:tcPr>
+            <w:tcW w:type="dxa" w:w="2835"/>
+            <w:vAlign w:val="center"/>
+          </w:tcPr>
+          <w:p>
+            <w:r>
+              <w:rPr>
+                <w:rFonts w:ascii="微软雅黑" w:hAnsi="微软雅黑" w:eastAsia="微软雅黑"/>
+                <w:b w:val="0"/>
+                <w:sz w:val="18"/>
+              </w:rPr>
+              <w:t>无</w:t>
+            </w:r>
+          </w:p>
+        </w:tc>
+        <w:tc>
+          <w:tcPr>
+            <w:tcW w:type="dxa" w:w="3118"/>
+            <w:vAlign w:val="center"/>
+          </w:tcPr>
+          <w:p>
+            <w:r>
+              <w:rPr>
+                <w:rFonts w:ascii="微软雅黑" w:hAnsi="微软雅黑" w:eastAsia="微软雅黑"/>
+                <w:b w:val="0"/>
+                <w:sz w:val="18"/>
+              </w:rPr>
+              <w:t>IP+用户双重限速 + 渐进锁定</w:t>
+            </w:r>
+          </w:p>
+        </w:tc>
+      </w:tr>
+      <w:tr>
+        <w:tc>
+          <w:tcPr>
+            <w:tcW w:type="dxa" w:w="1984"/>
+            <w:vAlign w:val="center"/>
+            <w:shd w:fill="F8F9FA" w:val="clear"/>
+          </w:tcPr>
+          <w:p>
+            <w:r>
+              <w:rPr>
+                <w:rFonts w:ascii="微软雅黑" w:hAnsi="微软雅黑" w:eastAsia="微软雅黑"/>
+                <w:b w:val="0"/>
+                <w:sz w:val="18"/>
+              </w:rPr>
               <w:t>Session 劫持</w:t>
             </w:r>
           </w:p>
@@ -3711,6 +6887,7 @@
           <w:tcPr>
             <w:tcW w:type="dxa" w:w="2835"/>
             <w:vAlign w:val="center"/>
+            <w:shd w:fill="F8F9FA" w:val="clear"/>
           </w:tcPr>
           <w:p>
             <w:r>
@@ -3727,6 +6904,7 @@
           <w:tcPr>
             <w:tcW w:type="dxa" w:w="3118"/>
             <w:vAlign w:val="center"/>
+            <w:shd w:fill="F8F9FA" w:val="clear"/>
           </w:tcPr>
           <w:p>
             <w:r>
@@ -3745,7 +6923,6 @@
           <w:tcPr>
             <w:tcW w:type="dxa" w:w="1984"/>
             <w:vAlign w:val="center"/>
-            <w:shd w:fill="F8F9FA" w:val="clear"/>
           </w:tcPr>
           <w:p>
             <w:r>
@@ -3762,7 +6939,6 @@
           <w:tcPr>
             <w:tcW w:type="dxa" w:w="2835"/>
             <w:vAlign w:val="center"/>
-            <w:shd w:fill="F8F9FA" w:val="clear"/>
           </w:tcPr>
           <w:p>
             <w:r>
@@ -3779,7 +6955,6 @@
           <w:tcPr>
             <w:tcW w:type="dxa" w:w="3118"/>
             <w:vAlign w:val="center"/>
-            <w:shd w:fill="F8F9FA" w:val="clear"/>
           </w:tcPr>
           <w:p>
             <w:r>
@@ -3798,6 +6973,7 @@
           <w:tcPr>
             <w:tcW w:type="dxa" w:w="1984"/>
             <w:vAlign w:val="center"/>
+            <w:shd w:fill="F8F9FA" w:val="clear"/>
           </w:tcPr>
           <w:p>
             <w:r>
@@ -3814,6 +6990,7 @@
           <w:tcPr>
             <w:tcW w:type="dxa" w:w="2835"/>
             <w:vAlign w:val="center"/>
+            <w:shd w:fill="F8F9FA" w:val="clear"/>
           </w:tcPr>
           <w:p>
             <w:r>
@@ -3830,6 +7007,7 @@
           <w:tcPr>
             <w:tcW w:type="dxa" w:w="3118"/>
             <w:vAlign w:val="center"/>
+            <w:shd w:fill="F8F9FA" w:val="clear"/>
           </w:tcPr>
           <w:p>
             <w:r>
@@ -3848,6 +7026,56 @@
           <w:tcPr>
             <w:tcW w:type="dxa" w:w="1984"/>
             <w:vAlign w:val="center"/>
+          </w:tcPr>
+          <w:p>
+            <w:r>
+              <w:rPr>
+                <w:rFonts w:ascii="微软雅黑" w:hAnsi="微软雅黑" w:eastAsia="微软雅黑"/>
+                <w:b w:val="0"/>
+                <w:sz w:val="18"/>
+              </w:rPr>
+              <w:t>审计日志</w:t>
+            </w:r>
+          </w:p>
+        </w:tc>
+        <w:tc>
+          <w:tcPr>
+            <w:tcW w:type="dxa" w:w="2835"/>
+            <w:vAlign w:val="center"/>
+          </w:tcPr>
+          <w:p>
+            <w:r>
+              <w:rPr>
+                <w:rFonts w:ascii="微软雅黑" w:hAnsi="微软雅黑" w:eastAsia="微软雅黑"/>
+                <w:b w:val="0"/>
+                <w:sz w:val="18"/>
+              </w:rPr>
+              <w:t>无</w:t>
+            </w:r>
+          </w:p>
+        </w:tc>
+        <w:tc>
+          <w:tcPr>
+            <w:tcW w:type="dxa" w:w="3118"/>
+            <w:vAlign w:val="center"/>
+          </w:tcPr>
+          <w:p>
+            <w:r>
+              <w:rPr>
+                <w:rFonts w:ascii="微软雅黑" w:hAnsi="微软雅黑" w:eastAsia="微软雅黑"/>
+                <w:b w:val="0"/>
+                <w:sz w:val="18"/>
+              </w:rPr>
+              <w:t>轮转日志 5MB</w:t>
+            </w:r>
+          </w:p>
+        </w:tc>
+      </w:tr>
+      <w:tr>
+        <w:tc>
+          <w:tcPr>
+            <w:tcW w:type="dxa" w:w="1984"/>
+            <w:vAlign w:val="center"/>
             <w:shd w:fill="F8F9FA" w:val="clear"/>
           </w:tcPr>
           <w:p>
@@ -3857,7 +7085,7 @@
                 <w:b w:val="0"/>
                 <w:sz w:val="18"/>
               </w:rPr>
-              <w:t>审计日志</w:t>
+              <w:t>输入校验</w:t>
             </w:r>
           </w:p>
         </w:tc>
@@ -3891,7 +7119,7 @@
                 <w:b w:val="0"/>
                 <w:sz w:val="18"/>
               </w:rPr>
-              <w:t>轮转日志，5MB</w:t>
+              <w:t>白名单 + 长度截断</w:t>
             </w:r>
           </w:p>
         </w:tc>
@@ -3909,7 +7137,7 @@
                 <w:b w:val="0"/>
                 <w:sz w:val="18"/>
               </w:rPr>
-              <w:t>输入校验</w:t>
+              <w:t>错误处理</w:t>
             </w:r>
           </w:p>
         </w:tc>
@@ -3925,7 +7153,7 @@
                 <w:b w:val="0"/>
                 <w:sz w:val="18"/>
               </w:rPr>
-              <w:t>无</w:t>
+              <w:t>默认调试页面</w:t>
             </w:r>
           </w:p>
         </w:tc>
@@ -3941,7 +7169,7 @@
                 <w:b w:val="0"/>
                 <w:sz w:val="18"/>
               </w:rPr>
-              <w:t>白名单 + 长度截断</w:t>
+              <w:t>5 个自定义安全页面</w:t>
             </w:r>
           </w:p>
         </w:tc>
@@ -3960,7 +7188,7 @@
                 <w:b w:val="0"/>
                 <w:sz w:val="18"/>
               </w:rPr>
-              <w:t>错误处理</w:t>
+              <w:t>反自动化</w:t>
             </w:r>
           </w:p>
         </w:tc>
@@ -3977,7 +7205,7 @@
                 <w:b w:val="0"/>
                 <w:sz w:val="18"/>
               </w:rPr>
-              <w:t>默认调试页</w:t>
+              <w:t>无</w:t>
             </w:r>
           </w:p>
         </w:tc>
@@ -3986,56 +7214,6 @@
             <w:tcW w:type="dxa" w:w="3118"/>
             <w:vAlign w:val="center"/>
             <w:shd w:fill="F8F9FA" w:val="clear"/>
-          </w:tcPr>
-          <w:p>
-            <w:r>
-              <w:rPr>
-                <w:rFonts w:ascii="微软雅黑" w:hAnsi="微软雅黑" w:eastAsia="微软雅黑"/>
-                <w:b w:val="0"/>
-                <w:sz w:val="18"/>
-              </w:rPr>
-              <w:t>5 个自定义安全页面</w:t>
-            </w:r>
-          </w:p>
-        </w:tc>
-      </w:tr>
-      <w:tr>
-        <w:tc>
-          <w:tcPr>
-            <w:tcW w:type="dxa" w:w="1984"/>
-            <w:vAlign w:val="center"/>
-          </w:tcPr>
-          <w:p>
-            <w:r>
-              <w:rPr>
-                <w:rFonts w:ascii="微软雅黑" w:hAnsi="微软雅黑" w:eastAsia="微软雅黑"/>
-                <w:b w:val="0"/>
-                <w:sz w:val="18"/>
-              </w:rPr>
-              <w:t>反自动化</w:t>
-            </w:r>
-          </w:p>
-        </w:tc>
-        <w:tc>
-          <w:tcPr>
-            <w:tcW w:type="dxa" w:w="2835"/>
-            <w:vAlign w:val="center"/>
-          </w:tcPr>
-          <w:p>
-            <w:r>
-              <w:rPr>
-                <w:rFonts w:ascii="微软雅黑" w:hAnsi="微软雅黑" w:eastAsia="微软雅黑"/>
-                <w:b w:val="0"/>
-                <w:sz w:val="18"/>
-              </w:rPr>
-              <w:t>无</w:t>
-            </w:r>
-          </w:p>
-        </w:tc>
-        <w:tc>
-          <w:tcPr>
-            <w:tcW w:type="dxa" w:w="3118"/>
-            <w:vAlign w:val="center"/>
           </w:tcPr>
           <w:p>
             <w:r>
@@ -4054,7 +7232,6 @@
           <w:tcPr>
             <w:tcW w:type="dxa" w:w="1984"/>
             <w:vAlign w:val="center"/>
-            <w:shd w:fill="F8F9FA" w:val="clear"/>
           </w:tcPr>
           <w:p>
             <w:r>
@@ -4071,7 +7248,6 @@
           <w:tcPr>
             <w:tcW w:type="dxa" w:w="2835"/>
             <w:vAlign w:val="center"/>
-            <w:shd w:fill="F8F9FA" w:val="clear"/>
           </w:tcPr>
           <w:p>
             <w:r>
@@ -4088,7 +7264,6 @@
           <w:tcPr>
             <w:tcW w:type="dxa" w:w="3118"/>
             <w:vAlign w:val="center"/>
-            <w:shd w:fill="F8F9FA" w:val="clear"/>
           </w:tcPr>
           <w:p>
             <w:r>
@@ -4102,61 +7277,57 @@
           </w:p>
         </w:tc>
       </w:tr>
-      <w:tr>
-        <w:tc>
-          <w:tcPr>
-            <w:tcW w:type="dxa" w:w="1984"/>
-            <w:vAlign w:val="center"/>
-          </w:tcPr>
-          <w:p>
-            <w:r>
-              <w:rPr>
-                <w:rFonts w:ascii="微软雅黑" w:hAnsi="微软雅黑" w:eastAsia="微软雅黑"/>
-                <w:b w:val="0"/>
-                <w:sz w:val="18"/>
-              </w:rPr>
-              <w:t>内存安全</w:t>
-            </w:r>
-          </w:p>
-        </w:tc>
-        <w:tc>
-          <w:tcPr>
-            <w:tcW w:type="dxa" w:w="2835"/>
-            <w:vAlign w:val="center"/>
-          </w:tcPr>
-          <w:p>
-            <w:r>
-              <w:rPr>
-                <w:rFonts w:ascii="微软雅黑" w:hAnsi="微软雅黑" w:eastAsia="微软雅黑"/>
-                <w:b w:val="0"/>
-                <w:sz w:val="18"/>
-              </w:rPr>
-              <w:t>无处理</w:t>
-            </w:r>
-          </w:p>
-        </w:tc>
-        <w:tc>
-          <w:tcPr>
-            <w:tcW w:type="dxa" w:w="3118"/>
-            <w:vAlign w:val="center"/>
-          </w:tcPr>
-          <w:p>
-            <w:r>
-              <w:rPr>
-                <w:rFonts w:ascii="微软雅黑" w:hAnsi="微软雅黑" w:eastAsia="微软雅黑"/>
-                <w:b w:val="0"/>
-                <w:sz w:val="18"/>
-              </w:rPr>
-              <w:t>启动后 del 清理明文</w:t>
-            </w:r>
-          </w:p>
-        </w:tc>
-      </w:tr>
     </w:tbl>
     <w:p/>
     <w:p>
+      <w:r>
+        <w:br w:type="page"/>
+      </w:r>
+    </w:p>
+    <w:p>
       <w:pPr>
-        <w:spacing w:before="200" w:after="120" w:line="325" w:lineRule="exact"/>
+        <w:pBdr>
+          <w:bottom w:val="single" w:sz="10" w:space="4" w:color="2980B9"/>
+        </w:pBdr>
+      </w:pPr>
+      <w:r>
+        <w:rPr>
+          <w:rFonts w:ascii="微软雅黑" w:hAnsi="微软雅黑" w:eastAsia="微软雅黑"/>
+          <w:b/>
+          <w:color w:val="2980B9"/>
+          <w:sz w:val="34"/>
+        </w:rPr>
+        <w:t>六、结论与建议</w:t>
+      </w:r>
+    </w:p>
+    <w:p>
+      <w:r>
+        <w:rPr>
+          <w:rFonts w:ascii="微软雅黑" w:hAnsi="微软雅黑" w:eastAsia="微软雅黑"/>
+          <w:b/>
+          <w:color w:val="2C3E50"/>
+          <w:sz w:val="26"/>
+        </w:rPr>
+        <w:t>6.1 项目总结</w:t>
+      </w:r>
+    </w:p>
+    <w:p>
+      <w:pPr>
+        <w:spacing w:before="0" w:after="80" w:line="325" w:lineRule="exact"/>
+        <w:ind w:firstLine="397"/>
+      </w:pPr>
+      <w:r>
+        <w:rPr>
+          <w:rFonts w:ascii="微软雅黑" w:hAnsi="微软雅黑" w:eastAsia="微软雅黑"/>
+          <w:b w:val="0"/>
+          <w:sz w:val="21"/>
+        </w:rPr>
+        <w:t>经过系统性的安全漏洞挖掘与修复，该项目已从存在严重安全缺陷的演示代码转变为具备生产级安全防护能力的 Web 应用。安全加固工作覆盖了 OWASP Top 10 (2021) 的所有适用类别，并引入了多项主动防御措施。</w:t>
+      </w:r>
+    </w:p>
+    <w:p>
+      <w:pPr>
+        <w:spacing w:before="120" w:after="80" w:line="325" w:lineRule="exact"/>
       </w:pPr>
       <w:r>
         <w:rPr>
@@ -4164,7 +7335,7 @@
           <w:b/>
           <w:sz w:val="21"/>
         </w:rPr>
-        <w:t>代码质量指标变化：</w:t>
+        <w:t>核心成果：</w:t>
       </w:r>
     </w:p>
     <w:tbl>
@@ -4183,8 +7354,30 @@
       <w:tr>
         <w:tc>
           <w:tcPr>
-            <w:tcW w:type="dxa" w:w="2268"/>
+            <w:tcW w:type="dxa" w:w="1984"/>
             <w:shd w:fill="2980B9" w:val="clear"/>
+            <w:vAlign w:val="center"/>
+          </w:tcPr>
+          <w:p>
+            <w:pPr>
+              <w:jc w:val="center"/>
+            </w:pPr>
+            <w:r>
+              <w:rPr>
+                <w:rFonts w:ascii="微软雅黑" w:hAnsi="微软雅黑" w:eastAsia="微软雅黑"/>
+                <w:b/>
+                <w:color w:val="FFFFFF"/>
+                <w:sz w:val="19"/>
+              </w:rPr>
+              <w:t>成果项</w:t>
+            </w:r>
+          </w:p>
+        </w:tc>
+        <w:tc>
+          <w:tcPr>
+            <w:tcW w:type="dxa" w:w="1701"/>
+            <w:shd w:fill="2980B9" w:val="clear"/>
+            <w:vAlign w:val="center"/>
           </w:tcPr>
           <w:p>
             <w:pPr>
@@ -4203,8 +7396,9 @@
         </w:tc>
         <w:tc>
           <w:tcPr>
-            <w:tcW w:type="dxa" w:w="2268"/>
+            <w:tcW w:type="dxa" w:w="3969"/>
             <w:shd w:fill="2980B9" w:val="clear"/>
+            <w:vAlign w:val="center"/>
           </w:tcPr>
           <w:p>
             <w:pPr>
@@ -4217,14 +7411,352 @@
                 <w:color w:val="FFFFFF"/>
                 <w:sz w:val="19"/>
               </w:rPr>
-              <w:t>修复前</w:t>
+              <w:t>详细说明</w:t>
+            </w:r>
+          </w:p>
+        </w:tc>
+      </w:tr>
+      <w:tr>
+        <w:tc>
+          <w:tcPr>
+            <w:tcW w:type="dxa" w:w="1984"/>
+            <w:vAlign w:val="center"/>
+            <w:shd w:fill="F8F9FA" w:val="clear"/>
+          </w:tcPr>
+          <w:p>
+            <w:r>
+              <w:rPr>
+                <w:rFonts w:ascii="微软雅黑" w:hAnsi="微软雅黑" w:eastAsia="微软雅黑"/>
+                <w:b w:val="0"/>
+                <w:sz w:val="18"/>
+              </w:rPr>
+              <w:t>发现并修复漏洞</w:t>
             </w:r>
           </w:p>
         </w:tc>
         <w:tc>
           <w:tcPr>
-            <w:tcW w:type="dxa" w:w="2268"/>
+            <w:tcW w:type="dxa" w:w="1701"/>
+            <w:vAlign w:val="center"/>
+            <w:shd w:fill="F8F9FA" w:val="clear"/>
+          </w:tcPr>
+          <w:p>
+            <w:r>
+              <w:rPr>
+                <w:rFonts w:ascii="微软雅黑" w:hAnsi="微软雅黑" w:eastAsia="微软雅黑"/>
+                <w:b w:val="0"/>
+                <w:sz w:val="18"/>
+              </w:rPr>
+              <w:t>13 项</w:t>
+            </w:r>
+          </w:p>
+        </w:tc>
+        <w:tc>
+          <w:tcPr>
+            <w:tcW w:type="dxa" w:w="3969"/>
+            <w:vAlign w:val="center"/>
+            <w:shd w:fill="F8F9FA" w:val="clear"/>
+          </w:tcPr>
+          <w:p>
+            <w:r>
+              <w:rPr>
+                <w:rFonts w:ascii="微软雅黑" w:hAnsi="微软雅黑" w:eastAsia="微软雅黑"/>
+                <w:b w:val="0"/>
+                <w:sz w:val="18"/>
+              </w:rPr>
+              <w:t>含 2 项极高危、6 项高危、4 项中危、1 项低危</w:t>
+            </w:r>
+          </w:p>
+        </w:tc>
+      </w:tr>
+      <w:tr>
+        <w:tc>
+          <w:tcPr>
+            <w:tcW w:type="dxa" w:w="1984"/>
+            <w:vAlign w:val="center"/>
+          </w:tcPr>
+          <w:p>
+            <w:r>
+              <w:rPr>
+                <w:rFonts w:ascii="微软雅黑" w:hAnsi="微软雅黑" w:eastAsia="微软雅黑"/>
+                <w:b w:val="0"/>
+                <w:sz w:val="18"/>
+              </w:rPr>
+              <w:t>实施安全措施</w:t>
+            </w:r>
+          </w:p>
+        </w:tc>
+        <w:tc>
+          <w:tcPr>
+            <w:tcW w:type="dxa" w:w="1701"/>
+            <w:vAlign w:val="center"/>
+          </w:tcPr>
+          <w:p>
+            <w:r>
+              <w:rPr>
+                <w:rFonts w:ascii="微软雅黑" w:hAnsi="微软雅黑" w:eastAsia="微软雅黑"/>
+                <w:b w:val="0"/>
+                <w:sz w:val="18"/>
+              </w:rPr>
+              <w:t>25 项</w:t>
+            </w:r>
+          </w:p>
+        </w:tc>
+        <w:tc>
+          <w:tcPr>
+            <w:tcW w:type="dxa" w:w="3969"/>
+            <w:vAlign w:val="center"/>
+          </w:tcPr>
+          <w:p>
+            <w:r>
+              <w:rPr>
+                <w:rFonts w:ascii="微软雅黑" w:hAnsi="微软雅黑" w:eastAsia="微软雅黑"/>
+                <w:b w:val="0"/>
+                <w:sz w:val="18"/>
+              </w:rPr>
+              <w:t>覆盖认证、加密、日志、访问控制等维度</w:t>
+            </w:r>
+          </w:p>
+        </w:tc>
+      </w:tr>
+      <w:tr>
+        <w:tc>
+          <w:tcPr>
+            <w:tcW w:type="dxa" w:w="1984"/>
+            <w:vAlign w:val="center"/>
+            <w:shd w:fill="F8F9FA" w:val="clear"/>
+          </w:tcPr>
+          <w:p>
+            <w:r>
+              <w:rPr>
+                <w:rFonts w:ascii="微软雅黑" w:hAnsi="微软雅黑" w:eastAsia="微软雅黑"/>
+                <w:b w:val="0"/>
+                <w:sz w:val="18"/>
+              </w:rPr>
+              <w:t>OWASP 高风险</w:t>
+            </w:r>
+          </w:p>
+        </w:tc>
+        <w:tc>
+          <w:tcPr>
+            <w:tcW w:type="dxa" w:w="1701"/>
+            <w:vAlign w:val="center"/>
+            <w:shd w:fill="F8F9FA" w:val="clear"/>
+          </w:tcPr>
+          <w:p>
+            <w:r>
+              <w:rPr>
+                <w:rFonts w:ascii="微软雅黑" w:hAnsi="微软雅黑" w:eastAsia="微软雅黑"/>
+                <w:b w:val="0"/>
+                <w:sz w:val="18"/>
+              </w:rPr>
+              <w:t>8/10 → 0/10</w:t>
+            </w:r>
+          </w:p>
+        </w:tc>
+        <w:tc>
+          <w:tcPr>
+            <w:tcW w:type="dxa" w:w="3969"/>
+            <w:vAlign w:val="center"/>
+            <w:shd w:fill="F8F9FA" w:val="clear"/>
+          </w:tcPr>
+          <w:p>
+            <w:r>
+              <w:rPr>
+                <w:rFonts w:ascii="微软雅黑" w:hAnsi="微软雅黑" w:eastAsia="微软雅黑"/>
+                <w:b w:val="0"/>
+                <w:sz w:val="18"/>
+              </w:rPr>
+              <w:t>下降 100%</w:t>
+            </w:r>
+          </w:p>
+        </w:tc>
+      </w:tr>
+      <w:tr>
+        <w:tc>
+          <w:tcPr>
+            <w:tcW w:type="dxa" w:w="1984"/>
+            <w:vAlign w:val="center"/>
+          </w:tcPr>
+          <w:p>
+            <w:r>
+              <w:rPr>
+                <w:rFonts w:ascii="微软雅黑" w:hAnsi="微软雅黑" w:eastAsia="微软雅黑"/>
+                <w:b w:val="0"/>
+                <w:sz w:val="18"/>
+              </w:rPr>
+              <w:t>测试通过率</w:t>
+            </w:r>
+          </w:p>
+        </w:tc>
+        <w:tc>
+          <w:tcPr>
+            <w:tcW w:type="dxa" w:w="1701"/>
+            <w:vAlign w:val="center"/>
+          </w:tcPr>
+          <w:p>
+            <w:r>
+              <w:rPr>
+                <w:rFonts w:ascii="微软雅黑" w:hAnsi="微软雅黑" w:eastAsia="微软雅黑"/>
+                <w:b w:val="0"/>
+                <w:sz w:val="18"/>
+              </w:rPr>
+              <w:t>20/20 (100%)</w:t>
+            </w:r>
+          </w:p>
+        </w:tc>
+        <w:tc>
+          <w:tcPr>
+            <w:tcW w:type="dxa" w:w="3969"/>
+            <w:vAlign w:val="center"/>
+          </w:tcPr>
+          <w:p>
+            <w:r>
+              <w:rPr>
+                <w:rFonts w:ascii="微软雅黑" w:hAnsi="微软雅黑" w:eastAsia="微软雅黑"/>
+                <w:b w:val="0"/>
+                <w:sz w:val="18"/>
+              </w:rPr>
+              <w:t>黑盒 + 白盒双重验证</w:t>
+            </w:r>
+          </w:p>
+        </w:tc>
+      </w:tr>
+      <w:tr>
+        <w:tc>
+          <w:tcPr>
+            <w:tcW w:type="dxa" w:w="1984"/>
+            <w:vAlign w:val="center"/>
+            <w:shd w:fill="F8F9FA" w:val="clear"/>
+          </w:tcPr>
+          <w:p>
+            <w:r>
+              <w:rPr>
+                <w:rFonts w:ascii="微软雅黑" w:hAnsi="微软雅黑" w:eastAsia="微软雅黑"/>
+                <w:b w:val="0"/>
+                <w:sz w:val="18"/>
+              </w:rPr>
+              <w:t>数据库</w:t>
+            </w:r>
+          </w:p>
+        </w:tc>
+        <w:tc>
+          <w:tcPr>
+            <w:tcW w:type="dxa" w:w="1701"/>
+            <w:vAlign w:val="center"/>
+            <w:shd w:fill="F8F9FA" w:val="clear"/>
+          </w:tcPr>
+          <w:p>
+            <w:r>
+              <w:rPr>
+                <w:rFonts w:ascii="微软雅黑" w:hAnsi="微软雅黑" w:eastAsia="微软雅黑"/>
+                <w:b w:val="0"/>
+                <w:sz w:val="18"/>
+              </w:rPr>
+              <w:t>SQLite 持久化</w:t>
+            </w:r>
+          </w:p>
+        </w:tc>
+        <w:tc>
+          <w:tcPr>
+            <w:tcW w:type="dxa" w:w="3969"/>
+            <w:vAlign w:val="center"/>
+            <w:shd w:fill="F8F9FA" w:val="clear"/>
+          </w:tcPr>
+          <w:p>
+            <w:r>
+              <w:rPr>
+                <w:rFonts w:ascii="微软雅黑" w:hAnsi="微软雅黑" w:eastAsia="微软雅黑"/>
+                <w:b w:val="0"/>
+                <w:sz w:val="18"/>
+              </w:rPr>
+              <w:t>users.db，启动自动初始化</w:t>
+            </w:r>
+          </w:p>
+        </w:tc>
+      </w:tr>
+      <w:tr>
+        <w:tc>
+          <w:tcPr>
+            <w:tcW w:type="dxa" w:w="1984"/>
+            <w:vAlign w:val="center"/>
+          </w:tcPr>
+          <w:p>
+            <w:r>
+              <w:rPr>
+                <w:rFonts w:ascii="微软雅黑" w:hAnsi="微软雅黑" w:eastAsia="微软雅黑"/>
+                <w:b w:val="0"/>
+                <w:sz w:val="18"/>
+              </w:rPr>
+              <w:t>审计日志</w:t>
+            </w:r>
+          </w:p>
+        </w:tc>
+        <w:tc>
+          <w:tcPr>
+            <w:tcW w:type="dxa" w:w="1701"/>
+            <w:vAlign w:val="center"/>
+          </w:tcPr>
+          <w:p>
+            <w:r>
+              <w:rPr>
+                <w:rFonts w:ascii="微软雅黑" w:hAnsi="微软雅黑" w:eastAsia="微软雅黑"/>
+                <w:b w:val="0"/>
+                <w:sz w:val="18"/>
+              </w:rPr>
+              <w:t>5MB 轮转</w:t>
+            </w:r>
+          </w:p>
+        </w:tc>
+        <w:tc>
+          <w:tcPr>
+            <w:tcW w:type="dxa" w:w="3969"/>
+            <w:vAlign w:val="center"/>
+          </w:tcPr>
+          <w:p>
+            <w:r>
+              <w:rPr>
+                <w:rFonts w:ascii="微软雅黑" w:hAnsi="微软雅黑" w:eastAsia="微软雅黑"/>
+                <w:b w:val="0"/>
+                <w:sz w:val="18"/>
+              </w:rPr>
+              <w:t>记录全部认证事件</w:t>
+            </w:r>
+          </w:p>
+        </w:tc>
+      </w:tr>
+    </w:tbl>
+    <w:p/>
+    <w:p>
+      <w:r>
+        <w:rPr>
+          <w:rFonts w:ascii="微软雅黑" w:hAnsi="微软雅黑" w:eastAsia="微软雅黑"/>
+          <w:b/>
+          <w:color w:val="2C3E50"/>
+          <w:sz w:val="26"/>
+        </w:rPr>
+        <w:t>6.2 后续建议</w:t>
+      </w:r>
+    </w:p>
+    <w:tbl>
+      <w:tblPr>
+        <w:tblStyle w:val="TableGrid"/>
+        <w:tblW w:type="auto" w:w="0"/>
+        <w:jc w:val="center"/>
+        <w:tblLook w:firstColumn="1" w:firstRow="1" w:lastColumn="0" w:lastRow="0" w:noHBand="0" w:noVBand="1" w:val="04A0"/>
+        <w:tblW w:w="5000" w:type="pct"/>
+      </w:tblPr>
+      <w:tblGrid>
+        <w:gridCol w:w="2911"/>
+        <w:gridCol w:w="2911"/>
+        <w:gridCol w:w="2911"/>
+      </w:tblGrid>
+      <w:tr>
+        <w:tc>
+          <w:tcPr>
+            <w:tcW w:type="dxa" w:w="680"/>
             <w:shd w:fill="2980B9" w:val="clear"/>
+            <w:vAlign w:val="center"/>
           </w:tcPr>
           <w:p>
             <w:pPr>
@@ -4237,7 +7769,49 @@
                 <w:color w:val="FFFFFF"/>
                 <w:sz w:val="19"/>
               </w:rPr>
-              <w:t>修复后</w:t>
+              <w:t>编号</w:t>
+            </w:r>
+          </w:p>
+        </w:tc>
+        <w:tc>
+          <w:tcPr>
+            <w:tcW w:type="dxa" w:w="1587"/>
+            <w:shd w:fill="2980B9" w:val="clear"/>
+            <w:vAlign w:val="center"/>
+          </w:tcPr>
+          <w:p>
+            <w:pPr>
+              <w:jc w:val="center"/>
+            </w:pPr>
+            <w:r>
+              <w:rPr>
+                <w:rFonts w:ascii="微软雅黑" w:hAnsi="微软雅黑" w:eastAsia="微软雅黑"/>
+                <w:b/>
+                <w:color w:val="FFFFFF"/>
+                <w:sz w:val="19"/>
+              </w:rPr>
+              <w:t>建议项</w:t>
+            </w:r>
+          </w:p>
+        </w:tc>
+        <w:tc>
+          <w:tcPr>
+            <w:tcW w:type="dxa" w:w="5669"/>
+            <w:shd w:fill="2980B9" w:val="clear"/>
+            <w:vAlign w:val="center"/>
+          </w:tcPr>
+          <w:p>
+            <w:pPr>
+              <w:jc w:val="center"/>
+            </w:pPr>
+            <w:r>
+              <w:rPr>
+                <w:rFonts w:ascii="微软雅黑" w:hAnsi="微软雅黑" w:eastAsia="微软雅黑"/>
+                <w:b/>
+                <w:color w:val="FFFFFF"/>
+                <w:sz w:val="19"/>
+              </w:rPr>
+              <w:t>详细说明</w:t>
             </w:r>
           </w:p>
         </w:tc>
@@ -4245,7 +7819,7 @@
       <w:tr>
         <w:tc>
           <w:tcPr>
-            <w:tcW w:type="dxa" w:w="2268"/>
+            <w:tcW w:type="dxa" w:w="680"/>
             <w:vAlign w:val="center"/>
             <w:shd w:fill="F8F9FA" w:val="clear"/>
           </w:tcPr>
@@ -4256,13 +7830,202 @@
                 <w:b w:val="0"/>
                 <w:sz w:val="18"/>
               </w:rPr>
-              <w:t>源文件数</w:t>
+              <w:t>1</w:t>
             </w:r>
           </w:p>
         </w:tc>
         <w:tc>
           <w:tcPr>
-            <w:tcW w:type="dxa" w:w="2268"/>
+            <w:tcW w:type="dxa" w:w="1587"/>
+            <w:vAlign w:val="center"/>
+            <w:shd w:fill="F8F9FA" w:val="clear"/>
+          </w:tcPr>
+          <w:p>
+            <w:r>
+              <w:rPr>
+                <w:rFonts w:ascii="微软雅黑" w:hAnsi="微软雅黑" w:eastAsia="微软雅黑"/>
+                <w:b w:val="0"/>
+                <w:sz w:val="18"/>
+              </w:rPr>
+              <w:t>数据库升级</w:t>
+            </w:r>
+          </w:p>
+        </w:tc>
+        <w:tc>
+          <w:tcPr>
+            <w:tcW w:type="dxa" w:w="5669"/>
+            <w:vAlign w:val="center"/>
+            <w:shd w:fill="F8F9FA" w:val="clear"/>
+          </w:tcPr>
+          <w:p>
+            <w:r>
+              <w:rPr>
+                <w:rFonts w:ascii="微软雅黑" w:hAnsi="微软雅黑" w:eastAsia="微软雅黑"/>
+                <w:b w:val="0"/>
+                <w:sz w:val="18"/>
+              </w:rPr>
+              <w:t>将 SQLite 迁移至 PostgreSQL/MySQL，支持高并发和远程访问</w:t>
+            </w:r>
+          </w:p>
+        </w:tc>
+      </w:tr>
+      <w:tr>
+        <w:tc>
+          <w:tcPr>
+            <w:tcW w:type="dxa" w:w="680"/>
+            <w:vAlign w:val="center"/>
+          </w:tcPr>
+          <w:p>
+            <w:r>
+              <w:rPr>
+                <w:rFonts w:ascii="微软雅黑" w:hAnsi="微软雅黑" w:eastAsia="微软雅黑"/>
+                <w:b w:val="0"/>
+                <w:sz w:val="18"/>
+              </w:rPr>
+              <w:t>2</w:t>
+            </w:r>
+          </w:p>
+        </w:tc>
+        <w:tc>
+          <w:tcPr>
+            <w:tcW w:type="dxa" w:w="1587"/>
+            <w:vAlign w:val="center"/>
+          </w:tcPr>
+          <w:p>
+            <w:r>
+              <w:rPr>
+                <w:rFonts w:ascii="微软雅黑" w:hAnsi="微软雅黑" w:eastAsia="微软雅黑"/>
+                <w:b w:val="0"/>
+                <w:sz w:val="18"/>
+              </w:rPr>
+              <w:t>HTTPS 部署</w:t>
+            </w:r>
+          </w:p>
+        </w:tc>
+        <w:tc>
+          <w:tcPr>
+            <w:tcW w:type="dxa" w:w="5669"/>
+            <w:vAlign w:val="center"/>
+          </w:tcPr>
+          <w:p>
+            <w:r>
+              <w:rPr>
+                <w:rFonts w:ascii="微软雅黑" w:hAnsi="微软雅黑" w:eastAsia="微软雅黑"/>
+                <w:b w:val="0"/>
+                <w:sz w:val="18"/>
+              </w:rPr>
+              <w:t>使用 Nginx 反向代理 + Let's Encrypt 证书，配置 HTTPS</w:t>
+            </w:r>
+          </w:p>
+        </w:tc>
+      </w:tr>
+      <w:tr>
+        <w:tc>
+          <w:tcPr>
+            <w:tcW w:type="dxa" w:w="680"/>
+            <w:vAlign w:val="center"/>
+            <w:shd w:fill="F8F9FA" w:val="clear"/>
+          </w:tcPr>
+          <w:p>
+            <w:r>
+              <w:rPr>
+                <w:rFonts w:ascii="微软雅黑" w:hAnsi="微软雅黑" w:eastAsia="微软雅黑"/>
+                <w:b w:val="0"/>
+                <w:sz w:val="18"/>
+              </w:rPr>
+              <w:t>3</w:t>
+            </w:r>
+          </w:p>
+        </w:tc>
+        <w:tc>
+          <w:tcPr>
+            <w:tcW w:type="dxa" w:w="1587"/>
+            <w:vAlign w:val="center"/>
+            <w:shd w:fill="F8F9FA" w:val="clear"/>
+          </w:tcPr>
+          <w:p>
+            <w:r>
+              <w:rPr>
+                <w:rFonts w:ascii="微软雅黑" w:hAnsi="微软雅黑" w:eastAsia="微软雅黑"/>
+                <w:b w:val="0"/>
+                <w:sz w:val="18"/>
+              </w:rPr>
+              <w:t>双因素认证</w:t>
+            </w:r>
+          </w:p>
+        </w:tc>
+        <w:tc>
+          <w:tcPr>
+            <w:tcW w:type="dxa" w:w="5669"/>
+            <w:vAlign w:val="center"/>
+            <w:shd w:fill="F8F9FA" w:val="clear"/>
+          </w:tcPr>
+          <w:p>
+            <w:r>
+              <w:rPr>
+                <w:rFonts w:ascii="微软雅黑" w:hAnsi="微软雅黑" w:eastAsia="微软雅黑"/>
+                <w:b w:val="0"/>
+                <w:sz w:val="18"/>
+              </w:rPr>
+              <w:t>为管理员账户添加 TOTP 双因素认证</w:t>
+            </w:r>
+          </w:p>
+        </w:tc>
+      </w:tr>
+      <w:tr>
+        <w:tc>
+          <w:tcPr>
+            <w:tcW w:type="dxa" w:w="680"/>
+            <w:vAlign w:val="center"/>
+          </w:tcPr>
+          <w:p>
+            <w:r>
+              <w:rPr>
+                <w:rFonts w:ascii="微软雅黑" w:hAnsi="微软雅黑" w:eastAsia="微软雅黑"/>
+                <w:b w:val="0"/>
+                <w:sz w:val="18"/>
+              </w:rPr>
+              <w:t>4</w:t>
+            </w:r>
+          </w:p>
+        </w:tc>
+        <w:tc>
+          <w:tcPr>
+            <w:tcW w:type="dxa" w:w="1587"/>
+            <w:vAlign w:val="center"/>
+          </w:tcPr>
+          <w:p>
+            <w:r>
+              <w:rPr>
+                <w:rFonts w:ascii="微软雅黑" w:hAnsi="微软雅黑" w:eastAsia="微软雅黑"/>
+                <w:b w:val="0"/>
+                <w:sz w:val="18"/>
+              </w:rPr>
+              <w:t>验证码集成</w:t>
+            </w:r>
+          </w:p>
+        </w:tc>
+        <w:tc>
+          <w:tcPr>
+            <w:tcW w:type="dxa" w:w="5669"/>
+            <w:vAlign w:val="center"/>
+          </w:tcPr>
+          <w:p>
+            <w:r>
+              <w:rPr>
+                <w:rFonts w:ascii="微软雅黑" w:hAnsi="微软雅黑" w:eastAsia="微软雅黑"/>
+                <w:b w:val="0"/>
+                <w:sz w:val="18"/>
+              </w:rPr>
+              <w:t>集成 reCAPTCHA v3 提升抗自动化攻击能力</w:t>
+            </w:r>
+          </w:p>
+        </w:tc>
+      </w:tr>
+      <w:tr>
+        <w:tc>
+          <w:tcPr>
+            <w:tcW w:type="dxa" w:w="680"/>
             <w:vAlign w:val="center"/>
             <w:shd w:fill="F8F9FA" w:val="clear"/>
           </w:tcPr>
@@ -4279,7 +8042,7 @@
         </w:tc>
         <w:tc>
           <w:tcPr>
-            <w:tcW w:type="dxa" w:w="2268"/>
+            <w:tcW w:type="dxa" w:w="1587"/>
             <w:vAlign w:val="center"/>
             <w:shd w:fill="F8F9FA" w:val="clear"/>
           </w:tcPr>
@@ -4290,65 +8053,13 @@
                 <w:b w:val="0"/>
                 <w:sz w:val="18"/>
               </w:rPr>
-              <w:t>8</w:t>
-            </w:r>
-          </w:p>
-        </w:tc>
-      </w:tr>
-      <w:tr>
-        <w:tc>
-          <w:tcPr>
-            <w:tcW w:type="dxa" w:w="2268"/>
-            <w:vAlign w:val="center"/>
-          </w:tcPr>
-          <w:p>
-            <w:r>
-              <w:rPr>
-                <w:rFonts w:ascii="微软雅黑" w:hAnsi="微软雅黑" w:eastAsia="微软雅黑"/>
-                <w:b w:val="0"/>
-                <w:sz w:val="18"/>
-              </w:rPr>
-              <w:t>代码总行数</w:t>
+              <w:t>依赖安全扫描</w:t>
             </w:r>
           </w:p>
         </w:tc>
         <w:tc>
           <w:tcPr>
-            <w:tcW w:type="dxa" w:w="2268"/>
-            <w:vAlign w:val="center"/>
-          </w:tcPr>
-          <w:p>
-            <w:r>
-              <w:rPr>
-                <w:rFonts w:ascii="微软雅黑" w:hAnsi="微软雅黑" w:eastAsia="微软雅黑"/>
-                <w:b w:val="0"/>
-                <w:sz w:val="18"/>
-              </w:rPr>
-              <w:t>~150</w:t>
-            </w:r>
-          </w:p>
-        </w:tc>
-        <w:tc>
-          <w:tcPr>
-            <w:tcW w:type="dxa" w:w="2268"/>
-            <w:vAlign w:val="center"/>
-          </w:tcPr>
-          <w:p>
-            <w:r>
-              <w:rPr>
-                <w:rFonts w:ascii="微软雅黑" w:hAnsi="微软雅黑" w:eastAsia="微软雅黑"/>
-                <w:b w:val="0"/>
-                <w:sz w:val="18"/>
-              </w:rPr>
-              <w:t>~720</w:t>
-            </w:r>
-          </w:p>
-        </w:tc>
-      </w:tr>
-      <w:tr>
-        <w:tc>
-          <w:tcPr>
-            <w:tcW w:type="dxa" w:w="2268"/>
+            <w:tcW w:type="dxa" w:w="5669"/>
             <w:vAlign w:val="center"/>
             <w:shd w:fill="F8F9FA" w:val="clear"/>
           </w:tcPr>
@@ -4359,41 +8070,7 @@
                 <w:b w:val="0"/>
                 <w:sz w:val="18"/>
               </w:rPr>
-              <w:t>安全注释行</w:t>
-            </w:r>
-          </w:p>
-        </w:tc>
-        <w:tc>
-          <w:tcPr>
-            <w:tcW w:type="dxa" w:w="2268"/>
-            <w:vAlign w:val="center"/>
-            <w:shd w:fill="F8F9FA" w:val="clear"/>
-          </w:tcPr>
-          <w:p>
-            <w:r>
-              <w:rPr>
-                <w:rFonts w:ascii="微软雅黑" w:hAnsi="微软雅黑" w:eastAsia="微软雅黑"/>
-                <w:b w:val="0"/>
-                <w:sz w:val="18"/>
-              </w:rPr>
-              <w:t>0</w:t>
-            </w:r>
-          </w:p>
-        </w:tc>
-        <w:tc>
-          <w:tcPr>
-            <w:tcW w:type="dxa" w:w="2268"/>
-            <w:vAlign w:val="center"/>
-            <w:shd w:fill="F8F9FA" w:val="clear"/>
-          </w:tcPr>
-          <w:p>
-            <w:r>
-              <w:rPr>
-                <w:rFonts w:ascii="微软雅黑" w:hAnsi="微软雅黑" w:eastAsia="微软雅黑"/>
-                <w:b w:val="0"/>
-                <w:sz w:val="18"/>
-              </w:rPr>
-              <w:t>~100</w:t>
+              <w:t>定期运行 pip-audit 扫描依赖库漏洞</w:t>
             </w:r>
           </w:p>
         </w:tc>
@@ -4401,7 +8078,7 @@
       <w:tr>
         <w:tc>
           <w:tcPr>
-            <w:tcW w:type="dxa" w:w="2268"/>
+            <w:tcW w:type="dxa" w:w="680"/>
             <w:vAlign w:val="center"/>
           </w:tcPr>
           <w:p>
@@ -4411,13 +8088,13 @@
                 <w:b w:val="0"/>
                 <w:sz w:val="18"/>
               </w:rPr>
-              <w:t>安全措施数</w:t>
+              <w:t>6</w:t>
             </w:r>
           </w:p>
         </w:tc>
         <w:tc>
           <w:tcPr>
-            <w:tcW w:type="dxa" w:w="2268"/>
+            <w:tcW w:type="dxa" w:w="1587"/>
             <w:vAlign w:val="center"/>
           </w:tcPr>
           <w:p>
@@ -4427,13 +8104,13 @@
                 <w:b w:val="0"/>
                 <w:sz w:val="18"/>
               </w:rPr>
-              <w:t>0</w:t>
+              <w:t>渗透测试</w:t>
             </w:r>
           </w:p>
         </w:tc>
         <w:tc>
           <w:tcPr>
-            <w:tcW w:type="dxa" w:w="2268"/>
+            <w:tcW w:type="dxa" w:w="5669"/>
             <w:vAlign w:val="center"/>
           </w:tcPr>
           <w:p>
@@ -4443,358 +8120,13 @@
                 <w:b w:val="0"/>
                 <w:sz w:val="18"/>
               </w:rPr>
-              <w:t>25</w:t>
-            </w:r>
-          </w:p>
-        </w:tc>
-      </w:tr>
-      <w:tr>
-        <w:tc>
-          <w:tcPr>
-            <w:tcW w:type="dxa" w:w="2268"/>
-            <w:vAlign w:val="center"/>
-            <w:shd w:fill="F8F9FA" w:val="clear"/>
-          </w:tcPr>
-          <w:p>
-            <w:r>
-              <w:rPr>
-                <w:rFonts w:ascii="微软雅黑" w:hAnsi="微软雅黑" w:eastAsia="微软雅黑"/>
-                <w:b w:val="0"/>
-                <w:sz w:val="18"/>
-              </w:rPr>
-              <w:t>OWASP 高风险</w:t>
-            </w:r>
-          </w:p>
-        </w:tc>
-        <w:tc>
-          <w:tcPr>
-            <w:tcW w:type="dxa" w:w="2268"/>
-            <w:vAlign w:val="center"/>
-            <w:shd w:fill="F8F9FA" w:val="clear"/>
-          </w:tcPr>
-          <w:p>
-            <w:r>
-              <w:rPr>
-                <w:rFonts w:ascii="微软雅黑" w:hAnsi="微软雅黑" w:eastAsia="微软雅黑"/>
-                <w:b w:val="0"/>
-                <w:sz w:val="18"/>
-              </w:rPr>
-              <w:t>8/10</w:t>
-            </w:r>
-          </w:p>
-        </w:tc>
-        <w:tc>
-          <w:tcPr>
-            <w:tcW w:type="dxa" w:w="2268"/>
-            <w:vAlign w:val="center"/>
-            <w:shd w:fill="F8F9FA" w:val="clear"/>
-          </w:tcPr>
-          <w:p>
-            <w:r>
-              <w:rPr>
-                <w:rFonts w:ascii="微软雅黑" w:hAnsi="微软雅黑" w:eastAsia="微软雅黑"/>
-                <w:b w:val="0"/>
-                <w:sz w:val="18"/>
-              </w:rPr>
-              <w:t>0/10</w:t>
-            </w:r>
-          </w:p>
-        </w:tc>
-      </w:tr>
-      <w:tr>
-        <w:tc>
-          <w:tcPr>
-            <w:tcW w:type="dxa" w:w="2268"/>
-            <w:vAlign w:val="center"/>
-          </w:tcPr>
-          <w:p>
-            <w:r>
-              <w:rPr>
-                <w:rFonts w:ascii="微软雅黑" w:hAnsi="微软雅黑" w:eastAsia="微软雅黑"/>
-                <w:b w:val="0"/>
-                <w:sz w:val="18"/>
-              </w:rPr>
-              <w:t>测试通过率</w:t>
-            </w:r>
-          </w:p>
-        </w:tc>
-        <w:tc>
-          <w:tcPr>
-            <w:tcW w:type="dxa" w:w="2268"/>
-            <w:vAlign w:val="center"/>
-          </w:tcPr>
-          <w:p>
-            <w:r>
-              <w:rPr>
-                <w:rFonts w:ascii="微软雅黑" w:hAnsi="微软雅黑" w:eastAsia="微软雅黑"/>
-                <w:b w:val="0"/>
-                <w:sz w:val="18"/>
-              </w:rPr>
-              <w:t>—</w:t>
-            </w:r>
-          </w:p>
-        </w:tc>
-        <w:tc>
-          <w:tcPr>
-            <w:tcW w:type="dxa" w:w="2268"/>
-            <w:vAlign w:val="center"/>
-          </w:tcPr>
-          <w:p>
-            <w:r>
-              <w:rPr>
-                <w:rFonts w:ascii="微软雅黑" w:hAnsi="微软雅黑" w:eastAsia="微软雅黑"/>
-                <w:b w:val="0"/>
-                <w:sz w:val="18"/>
-              </w:rPr>
-              <w:t>20/20 (100%)</w:t>
+              <w:t>每季度进行一次全面渗透测试</w:t>
             </w:r>
           </w:p>
         </w:tc>
       </w:tr>
     </w:tbl>
     <w:p/>
-    <w:p>
-      <w:r>
-        <w:br w:type="page"/>
-      </w:r>
-    </w:p>
-    <w:p>
-      <w:pPr>
-        <w:spacing w:before="120" w:after="240"/>
-        <w:pBdr>
-          <w:bottom w:val="single" w:sz="12" w:space="4" w:color="2980B9"/>
-        </w:pBdr>
-      </w:pPr>
-      <w:r>
-        <w:rPr>
-          <w:rFonts w:ascii="微软雅黑" w:hAnsi="微软雅黑" w:eastAsia="微软雅黑"/>
-          <w:b/>
-          <w:color w:val="2980B9"/>
-          <w:sz w:val="36"/>
-        </w:rPr>
-        <w:t>五、结论：</w:t>
-      </w:r>
-    </w:p>
-    <w:p>
-      <w:pPr>
-        <w:spacing w:before="0" w:after="120" w:line="325" w:lineRule="exact"/>
-        <w:ind w:firstLine="397"/>
-      </w:pPr>
-      <w:r>
-        <w:rPr>
-          <w:rFonts w:ascii="微软雅黑" w:hAnsi="微软雅黑" w:eastAsia="微软雅黑"/>
-          <w:b w:val="0"/>
-          <w:sz w:val="21"/>
-        </w:rPr>
-        <w:t>经过系统性的安全漏洞挖掘与修复，该项目已从存在严重安全缺陷的演示代码转变为具备生产级安全防护能力的 Web 应用。</w:t>
-      </w:r>
-    </w:p>
-    <w:p>
-      <w:pPr>
-        <w:spacing w:before="160" w:after="120" w:line="325" w:lineRule="exact"/>
-      </w:pPr>
-      <w:r>
-        <w:rPr>
-          <w:rFonts w:ascii="微软雅黑" w:hAnsi="微软雅黑" w:eastAsia="微软雅黑"/>
-          <w:b/>
-          <w:sz w:val="21"/>
-        </w:rPr>
-        <w:t>主要成果：</w:t>
-      </w:r>
-    </w:p>
-    <w:p>
-      <w:pPr>
-        <w:spacing w:before="20" w:after="20" w:line="360" w:lineRule="exact"/>
-        <w:ind w:left="283"/>
-      </w:pPr>
-      <w:r>
-        <w:rPr>
-          <w:rFonts w:ascii="微软雅黑" w:hAnsi="微软雅黑" w:eastAsia="微软雅黑"/>
-          <w:b w:val="0"/>
-          <w:color w:val="2C3E50"/>
-          <w:sz w:val="21"/>
-        </w:rPr>
-        <w:t>🔹 共发现并修复 13 项安全漏洞，实施 25 项防护措施</w:t>
-      </w:r>
-    </w:p>
-    <w:p>
-      <w:pPr>
-        <w:spacing w:before="20" w:after="20" w:line="360" w:lineRule="exact"/>
-        <w:ind w:left="283"/>
-      </w:pPr>
-      <w:r>
-        <w:rPr>
-          <w:rFonts w:ascii="微软雅黑" w:hAnsi="微软雅黑" w:eastAsia="微软雅黑"/>
-          <w:b w:val="0"/>
-          <w:color w:val="2C3E50"/>
-          <w:sz w:val="21"/>
-        </w:rPr>
-        <w:t>🔹 OWASP Top 10 高风险项从 8/10 降至 0/10</w:t>
-      </w:r>
-    </w:p>
-    <w:p>
-      <w:pPr>
-        <w:spacing w:before="20" w:after="20" w:line="360" w:lineRule="exact"/>
-        <w:ind w:left="283"/>
-      </w:pPr>
-      <w:r>
-        <w:rPr>
-          <w:rFonts w:ascii="微软雅黑" w:hAnsi="微软雅黑" w:eastAsia="微软雅黑"/>
-          <w:b w:val="0"/>
-          <w:color w:val="2C3E50"/>
-          <w:sz w:val="21"/>
-        </w:rPr>
-        <w:t>🔹 20 项安全测试全部通过，通过率 100%</w:t>
-      </w:r>
-    </w:p>
-    <w:p>
-      <w:pPr>
-        <w:spacing w:before="20" w:after="20" w:line="360" w:lineRule="exact"/>
-        <w:ind w:left="283"/>
-      </w:pPr>
-      <w:r>
-        <w:rPr>
-          <w:rFonts w:ascii="微软雅黑" w:hAnsi="微软雅黑" w:eastAsia="微软雅黑"/>
-          <w:b w:val="0"/>
-          <w:color w:val="2C3E50"/>
-          <w:sz w:val="21"/>
-        </w:rPr>
-        <w:t>🔹 审计日志完整记录所有安全事件，可追溯可审计</w:t>
-      </w:r>
-    </w:p>
-    <w:p>
-      <w:pPr>
-        <w:spacing w:before="20" w:after="20" w:line="360" w:lineRule="exact"/>
-        <w:ind w:left="283"/>
-      </w:pPr>
-      <w:r>
-        <w:rPr>
-          <w:rFonts w:ascii="微软雅黑" w:hAnsi="微软雅黑" w:eastAsia="微软雅黑"/>
-          <w:b w:val="0"/>
-          <w:color w:val="2C3E50"/>
-          <w:sz w:val="21"/>
-        </w:rPr>
-        <w:t>🔹 用原来的字典已经爆破不到密码了</w:t>
-      </w:r>
-    </w:p>
-    <w:p>
-      <w:pPr>
-        <w:spacing w:before="20" w:after="20" w:line="360" w:lineRule="exact"/>
-        <w:ind w:left="283"/>
-      </w:pPr>
-      <w:r>
-        <w:rPr>
-          <w:rFonts w:ascii="微软雅黑" w:hAnsi="微软雅黑" w:eastAsia="微软雅黑"/>
-          <w:b w:val="0"/>
-          <w:color w:val="2C3E50"/>
-          <w:sz w:val="21"/>
-        </w:rPr>
-        <w:t>🔹 源码中账密不可见</w:t>
-      </w:r>
-    </w:p>
-    <w:p>
-      <w:pPr>
-        <w:spacing w:before="20" w:after="20" w:line="360" w:lineRule="exact"/>
-        <w:ind w:left="283"/>
-      </w:pPr>
-      <w:r>
-        <w:rPr>
-          <w:rFonts w:ascii="微软雅黑" w:hAnsi="微软雅黑" w:eastAsia="微软雅黑"/>
-          <w:b w:val="0"/>
-          <w:color w:val="2C3E50"/>
-          <w:sz w:val="21"/>
-        </w:rPr>
-        <w:t>🔹 Debug 模式仅当 FLASK_DEBUG=1 时开启</w:t>
-      </w:r>
-    </w:p>
-    <w:p>
-      <w:pPr>
-        <w:spacing w:before="160" w:after="120" w:line="325" w:lineRule="exact"/>
-      </w:pPr>
-      <w:r>
-        <w:rPr>
-          <w:rFonts w:ascii="微软雅黑" w:hAnsi="微软雅黑" w:eastAsia="微软雅黑"/>
-          <w:b/>
-          <w:sz w:val="21"/>
-        </w:rPr>
-        <w:t>后续建议：</w:t>
-      </w:r>
-    </w:p>
-    <w:p>
-      <w:pPr>
-        <w:spacing w:before="20" w:after="20" w:line="360" w:lineRule="exact"/>
-        <w:ind w:left="283"/>
-      </w:pPr>
-      <w:r>
-        <w:rPr>
-          <w:rFonts w:ascii="微软雅黑" w:hAnsi="微软雅黑" w:eastAsia="微软雅黑"/>
-          <w:b w:val="0"/>
-          <w:color w:val="2C3E50"/>
-          <w:sz w:val="21"/>
-        </w:rPr>
-        <w:t>迁移至 PostgreSQL/MySQL 数据库，替代内存字典</w:t>
-      </w:r>
-    </w:p>
-    <w:p>
-      <w:pPr>
-        <w:spacing w:before="20" w:after="20" w:line="360" w:lineRule="exact"/>
-        <w:ind w:left="283"/>
-      </w:pPr>
-      <w:r>
-        <w:rPr>
-          <w:rFonts w:ascii="微软雅黑" w:hAnsi="微软雅黑" w:eastAsia="微软雅黑"/>
-          <w:b w:val="0"/>
-          <w:color w:val="2C3E50"/>
-          <w:sz w:val="21"/>
-        </w:rPr>
-        <w:t>使用 Gunicorn + Nginx 部署，配置 HTTPS 证书</w:t>
-      </w:r>
-    </w:p>
-    <w:p>
-      <w:pPr>
-        <w:spacing w:before="20" w:after="20" w:line="360" w:lineRule="exact"/>
-        <w:ind w:left="283"/>
-      </w:pPr>
-      <w:r>
-        <w:rPr>
-          <w:rFonts w:ascii="微软雅黑" w:hAnsi="微软雅黑" w:eastAsia="微软雅黑"/>
-          <w:b w:val="0"/>
-          <w:color w:val="2C3E50"/>
-          <w:sz w:val="21"/>
-        </w:rPr>
-        <w:t>添加双因素认证（TOTP）提升账户安全性</w:t>
-      </w:r>
-    </w:p>
-    <w:p>
-      <w:pPr>
-        <w:spacing w:before="20" w:after="20" w:line="360" w:lineRule="exact"/>
-        <w:ind w:left="283"/>
-      </w:pPr>
-      <w:r>
-        <w:rPr>
-          <w:rFonts w:ascii="微软雅黑" w:hAnsi="微软雅黑" w:eastAsia="微软雅黑"/>
-          <w:b w:val="0"/>
-          <w:color w:val="2C3E50"/>
-          <w:sz w:val="21"/>
-        </w:rPr>
-        <w:t>集成 reCAPTCHA 验证码服务</w:t>
-      </w:r>
-    </w:p>
-    <w:p>
-      <w:pPr>
-        <w:spacing w:before="20" w:after="20" w:line="360" w:lineRule="exact"/>
-        <w:ind w:left="283"/>
-      </w:pPr>
-      <w:r>
-        <w:rPr>
-          <w:rFonts w:ascii="微软雅黑" w:hAnsi="微软雅黑" w:eastAsia="微软雅黑"/>
-          <w:b w:val="0"/>
-          <w:color w:val="2C3E50"/>
-          <w:sz w:val="21"/>
-        </w:rPr>
-        <w:t>定期进行依赖库漏洞扫描</w:t>
-      </w:r>
-    </w:p>
     <w:p/>
     <w:p/>
     <w:p>
@@ -4828,7 +8160,7 @@
         </w:rPr>
         <w:t>本报告仅供参考和学习使用</w:t>
         <w:br/>
-        <w:t>报告日期: 2026-07-07  |  安全标准: OWASP Top 10 (2021)</w:t>
+        <w:t>报告日期: 2026-07-07  |  技术栈: Python Flask + SQLite  |  安全标准: OWASP Top 10 (2021)</w:t>
       </w:r>
     </w:p>
     <w:sectPr>
